--- a/Assets/Document/云熹约定项目文档/13.后续剧情/修罗场剧情文本/周杉&何行舟线/周杉&何行舟线.docx
+++ b/Assets/Document/云熹约定项目文档/13.后续剧情/修罗场剧情文本/周杉&何行舟线/周杉&何行舟线.docx
@@ -12028,6 +12028,5328 @@
         </w:rPr>
         <w:t>，</w:t>
       </w:r>
+      <w:r>
+        <w:rPr>
+          <w:rFonts w:hint="eastAsia"/>
+          <w:sz w:val="28"/>
+          <w:szCs w:val="28"/>
+        </w:rPr>
+        <w:t>她昨天还跟我说喜欢</w:t>
+      </w:r>
+      <w:r>
+        <w:rPr>
+          <w:rFonts w:hint="eastAsia"/>
+          <w:sz w:val="28"/>
+          <w:szCs w:val="28"/>
+          <w:lang w:val="en-US" w:eastAsia="zh-CN"/>
+        </w:rPr>
+        <w:t>年轻</w:t>
+      </w:r>
+      <w:r>
+        <w:rPr>
+          <w:rFonts w:hint="eastAsia"/>
+          <w:sz w:val="28"/>
+          <w:szCs w:val="28"/>
+        </w:rPr>
+        <w:t>真实有活力的，你这副阴阳怪气的</w:t>
+      </w:r>
+      <w:r>
+        <w:rPr>
+          <w:rFonts w:hint="eastAsia"/>
+          <w:sz w:val="28"/>
+          <w:szCs w:val="28"/>
+          <w:lang w:val="en-US" w:eastAsia="zh-CN"/>
+        </w:rPr>
+        <w:t>虚伪</w:t>
+      </w:r>
+      <w:r>
+        <w:rPr>
+          <w:rFonts w:hint="eastAsia"/>
+          <w:sz w:val="28"/>
+          <w:szCs w:val="28"/>
+        </w:rPr>
+        <w:t>样子，她</w:t>
+      </w:r>
+      <w:r>
+        <w:rPr>
+          <w:rFonts w:hint="eastAsia"/>
+          <w:sz w:val="28"/>
+          <w:szCs w:val="28"/>
+          <w:lang w:val="en-US" w:eastAsia="zh-CN"/>
+        </w:rPr>
+        <w:t>喜欢吗</w:t>
+      </w:r>
+      <w:r>
+        <w:rPr>
+          <w:rFonts w:hint="eastAsia"/>
+          <w:sz w:val="28"/>
+          <w:szCs w:val="28"/>
+        </w:rPr>
+        <w:t>？”||0000</w:t>
+      </w:r>
+    </w:p>
+    <w:p>
+      <w:pPr>
+        <w:rPr>
+          <w:rFonts w:hint="eastAsia"/>
+          <w:sz w:val="28"/>
+          <w:szCs w:val="28"/>
+        </w:rPr>
+      </w:pPr>
+    </w:p>
+    <w:p>
+      <w:pPr>
+        <w:rPr>
+          <w:rFonts w:hint="eastAsia"/>
+          <w:sz w:val="28"/>
+          <w:szCs w:val="28"/>
+        </w:rPr>
+      </w:pPr>
+      <w:r>
+        <w:rPr>
+          <w:rFonts w:hint="eastAsia"/>
+          <w:sz w:val="28"/>
+          <w:szCs w:val="28"/>
+        </w:rPr>
+        <w:t>||何行舟也不退让，他将手里的蛋糕盒换到另一只手，微微抬起下巴，眼神冷冽地迎上周杉的视线，语气越发轻描淡写||</w:t>
+      </w:r>
+    </w:p>
+    <w:p>
+      <w:pPr>
+        <w:rPr>
+          <w:rFonts w:hint="eastAsia"/>
+          <w:sz w:val="28"/>
+          <w:szCs w:val="28"/>
+        </w:rPr>
+      </w:pPr>
+    </w:p>
+    <w:p>
+      <w:pPr>
+        <w:rPr>
+          <w:rFonts w:hint="eastAsia"/>
+          <w:sz w:val="28"/>
+          <w:szCs w:val="28"/>
+        </w:rPr>
+      </w:pPr>
+      <w:r>
+        <w:rPr>
+          <w:rFonts w:hint="eastAsia"/>
+          <w:sz w:val="28"/>
+          <w:szCs w:val="28"/>
+        </w:rPr>
+        <w:t>何行舟||“</w:t>
+      </w:r>
+      <w:r>
+        <w:rPr>
+          <w:rFonts w:hint="eastAsia"/>
+          <w:sz w:val="28"/>
+          <w:szCs w:val="28"/>
+          <w:lang w:val="en-US" w:eastAsia="zh-CN"/>
+        </w:rPr>
+        <w:t>年轻人就是年轻人，人家哄小孩的话你都信呢。</w:t>
+      </w:r>
+      <w:r>
+        <w:rPr>
+          <w:rFonts w:hint="eastAsia"/>
+          <w:sz w:val="28"/>
+          <w:szCs w:val="28"/>
+        </w:rPr>
+        <w:t>”||0000</w:t>
+      </w:r>
+    </w:p>
+    <w:p>
+      <w:pPr>
+        <w:rPr>
+          <w:rFonts w:hint="eastAsia"/>
+          <w:sz w:val="28"/>
+          <w:szCs w:val="28"/>
+        </w:rPr>
+      </w:pPr>
+    </w:p>
+    <w:p>
+      <w:pPr>
+        <w:rPr>
+          <w:rFonts w:hint="eastAsia"/>
+          <w:sz w:val="28"/>
+          <w:szCs w:val="28"/>
+        </w:rPr>
+      </w:pPr>
+      <w:r>
+        <w:rPr>
+          <w:rFonts w:hint="eastAsia"/>
+          <w:sz w:val="28"/>
+          <w:szCs w:val="28"/>
+        </w:rPr>
+        <w:t>||眼看着两人的距离越来越近，周杉甚至已经攥起了拳头，何行舟的眼神也彻底</w:t>
+      </w:r>
+      <w:r>
+        <w:rPr>
+          <w:rFonts w:hint="eastAsia"/>
+          <w:sz w:val="28"/>
+          <w:szCs w:val="28"/>
+          <w:lang w:val="en-US" w:eastAsia="zh-CN"/>
+        </w:rPr>
+        <w:t>结</w:t>
+      </w:r>
+      <w:r>
+        <w:rPr>
+          <w:rFonts w:hint="eastAsia"/>
+          <w:sz w:val="28"/>
+          <w:szCs w:val="28"/>
+        </w:rPr>
+        <w:t>霜，一场物理层面上的冲突似乎一触即发||</w:t>
+      </w:r>
+    </w:p>
+    <w:p>
+      <w:pPr>
+        <w:rPr>
+          <w:rFonts w:hint="eastAsia"/>
+          <w:sz w:val="28"/>
+          <w:szCs w:val="28"/>
+        </w:rPr>
+      </w:pPr>
+    </w:p>
+    <w:p>
+      <w:pPr>
+        <w:rPr>
+          <w:rFonts w:hint="eastAsia"/>
+          <w:sz w:val="28"/>
+          <w:szCs w:val="28"/>
+        </w:rPr>
+      </w:pPr>
+      <w:r>
+        <w:rPr>
+          <w:rFonts w:hint="eastAsia"/>
+          <w:sz w:val="28"/>
+          <w:szCs w:val="28"/>
+        </w:rPr>
+        <w:t>女主名||“周杉！何行舟！”||0000</w:t>
+      </w:r>
+    </w:p>
+    <w:p>
+      <w:pPr>
+        <w:rPr>
+          <w:rFonts w:hint="eastAsia"/>
+          <w:sz w:val="28"/>
+          <w:szCs w:val="28"/>
+        </w:rPr>
+      </w:pPr>
+    </w:p>
+    <w:p>
+      <w:pPr>
+        <w:rPr>
+          <w:rFonts w:hint="eastAsia"/>
+          <w:sz w:val="28"/>
+          <w:szCs w:val="28"/>
+        </w:rPr>
+      </w:pPr>
+      <w:r>
+        <w:rPr>
+          <w:rFonts w:hint="eastAsia"/>
+          <w:sz w:val="28"/>
+          <w:szCs w:val="28"/>
+        </w:rPr>
+        <w:t>||你</w:t>
+      </w:r>
+      <w:r>
+        <w:rPr>
+          <w:rFonts w:hint="eastAsia"/>
+          <w:sz w:val="28"/>
+          <w:szCs w:val="28"/>
+          <w:lang w:val="en-US" w:eastAsia="zh-CN"/>
+        </w:rPr>
+        <w:t>掐在他们动手之前</w:t>
+      </w:r>
+      <w:r>
+        <w:rPr>
+          <w:rFonts w:hint="eastAsia"/>
+          <w:sz w:val="28"/>
+          <w:szCs w:val="28"/>
+        </w:rPr>
+        <w:t>，赶紧冲上前，硬生生插进了两人中间那点危险的空白地带||</w:t>
+      </w:r>
+    </w:p>
+    <w:p>
+      <w:pPr>
+        <w:rPr>
+          <w:rFonts w:hint="eastAsia"/>
+          <w:sz w:val="28"/>
+          <w:szCs w:val="28"/>
+        </w:rPr>
+      </w:pPr>
+    </w:p>
+    <w:p>
+      <w:pPr>
+        <w:rPr>
+          <w:rFonts w:hint="eastAsia"/>
+          <w:sz w:val="28"/>
+          <w:szCs w:val="28"/>
+        </w:rPr>
+      </w:pPr>
+      <w:r>
+        <w:rPr>
+          <w:rFonts w:hint="eastAsia"/>
+          <w:sz w:val="28"/>
+          <w:szCs w:val="28"/>
+        </w:rPr>
+        <w:t>||看到你出现，两个原本剑拔弩张的男人瞬间变了脸||</w:t>
+      </w:r>
+    </w:p>
+    <w:p>
+      <w:pPr>
+        <w:rPr>
+          <w:rFonts w:hint="eastAsia"/>
+          <w:sz w:val="28"/>
+          <w:szCs w:val="28"/>
+        </w:rPr>
+      </w:pPr>
+    </w:p>
+    <w:p>
+      <w:pPr>
+        <w:rPr>
+          <w:rFonts w:hint="eastAsia"/>
+          <w:sz w:val="28"/>
+          <w:szCs w:val="28"/>
+        </w:rPr>
+      </w:pPr>
+      <w:r>
+        <w:rPr>
+          <w:rFonts w:hint="eastAsia"/>
+          <w:sz w:val="28"/>
+          <w:szCs w:val="28"/>
+        </w:rPr>
+        <w:t>||周杉立刻收起了满身的戾气，眼眶微红，声音软了下来，甚至还</w:t>
+      </w:r>
+      <w:r>
+        <w:rPr>
+          <w:rFonts w:hint="eastAsia"/>
+          <w:sz w:val="28"/>
+          <w:szCs w:val="28"/>
+          <w:lang w:val="en-US" w:eastAsia="zh-CN"/>
+        </w:rPr>
+        <w:t>委屈地</w:t>
+      </w:r>
+      <w:r>
+        <w:rPr>
+          <w:rFonts w:hint="eastAsia"/>
+          <w:sz w:val="28"/>
+          <w:szCs w:val="28"/>
+        </w:rPr>
+        <w:t>扯了扯你的衣角||</w:t>
+      </w:r>
+    </w:p>
+    <w:p>
+      <w:pPr>
+        <w:rPr>
+          <w:rFonts w:hint="eastAsia"/>
+          <w:sz w:val="28"/>
+          <w:szCs w:val="28"/>
+        </w:rPr>
+      </w:pPr>
+    </w:p>
+    <w:p>
+      <w:pPr>
+        <w:rPr>
+          <w:rFonts w:hint="eastAsia"/>
+          <w:sz w:val="28"/>
+          <w:szCs w:val="28"/>
+        </w:rPr>
+      </w:pPr>
+      <w:r>
+        <w:rPr>
+          <w:rFonts w:hint="eastAsia"/>
+          <w:sz w:val="28"/>
+          <w:szCs w:val="28"/>
+        </w:rPr>
+        <w:t>周杉||“我刚到楼下，这人就莫名其妙地</w:t>
+      </w:r>
+      <w:r>
+        <w:rPr>
+          <w:rFonts w:hint="eastAsia"/>
+          <w:sz w:val="28"/>
+          <w:szCs w:val="28"/>
+          <w:lang w:val="en-US" w:eastAsia="zh-CN"/>
+        </w:rPr>
+        <w:t>一直在</w:t>
+      </w:r>
+      <w:r>
+        <w:rPr>
+          <w:rFonts w:hint="eastAsia"/>
+          <w:sz w:val="28"/>
+          <w:szCs w:val="28"/>
+        </w:rPr>
+        <w:t>阴阳怪气</w:t>
+      </w:r>
+      <w:r>
+        <w:rPr>
+          <w:rFonts w:hint="eastAsia"/>
+          <w:sz w:val="28"/>
+          <w:szCs w:val="28"/>
+          <w:lang w:eastAsia="zh-CN"/>
+        </w:rPr>
+        <w:t>，</w:t>
+      </w:r>
+      <w:r>
+        <w:rPr>
+          <w:rFonts w:hint="eastAsia"/>
+          <w:sz w:val="28"/>
+          <w:szCs w:val="28"/>
+          <w:lang w:val="en-US" w:eastAsia="zh-CN"/>
+        </w:rPr>
+        <w:t>好没礼貌</w:t>
+      </w:r>
+      <w:r>
+        <w:rPr>
+          <w:rFonts w:hint="eastAsia"/>
+          <w:sz w:val="28"/>
+          <w:szCs w:val="28"/>
+        </w:rPr>
+        <w:t>。”||0000</w:t>
+      </w:r>
+    </w:p>
+    <w:p>
+      <w:pPr>
+        <w:rPr>
+          <w:rFonts w:hint="eastAsia"/>
+          <w:sz w:val="28"/>
+          <w:szCs w:val="28"/>
+        </w:rPr>
+      </w:pPr>
+    </w:p>
+    <w:p>
+      <w:pPr>
+        <w:rPr>
+          <w:rFonts w:hint="eastAsia"/>
+          <w:sz w:val="28"/>
+          <w:szCs w:val="28"/>
+        </w:rPr>
+      </w:pPr>
+      <w:r>
+        <w:rPr>
+          <w:rFonts w:hint="eastAsia"/>
+          <w:sz w:val="28"/>
+          <w:szCs w:val="28"/>
+        </w:rPr>
+        <w:t>||何行舟没有急着辩解，只是那双深邃的眼睛里掠过一丝无辜的神色，</w:t>
+      </w:r>
+      <w:r>
+        <w:rPr>
+          <w:rFonts w:hint="eastAsia"/>
+          <w:sz w:val="28"/>
+          <w:szCs w:val="28"/>
+          <w:lang w:val="en-US" w:eastAsia="zh-CN"/>
+        </w:rPr>
+        <w:t>然后</w:t>
+      </w:r>
+      <w:r>
+        <w:rPr>
+          <w:rFonts w:hint="eastAsia"/>
+          <w:sz w:val="28"/>
+          <w:szCs w:val="28"/>
+        </w:rPr>
+        <w:t>将手里包装精美的蛋糕盒往前递了递||</w:t>
+      </w:r>
+    </w:p>
+    <w:p>
+      <w:pPr>
+        <w:rPr>
+          <w:rFonts w:hint="eastAsia"/>
+          <w:sz w:val="28"/>
+          <w:szCs w:val="28"/>
+        </w:rPr>
+      </w:pPr>
+    </w:p>
+    <w:p>
+      <w:pPr>
+        <w:rPr>
+          <w:rFonts w:hint="eastAsia"/>
+          <w:sz w:val="28"/>
+          <w:szCs w:val="28"/>
+        </w:rPr>
+      </w:pPr>
+      <w:r>
+        <w:rPr>
+          <w:rFonts w:hint="eastAsia"/>
+          <w:sz w:val="28"/>
+          <w:szCs w:val="28"/>
+        </w:rPr>
+        <w:t>何行舟||“排了半天队，给你买了你</w:t>
+      </w:r>
+      <w:r>
+        <w:rPr>
+          <w:rFonts w:hint="eastAsia"/>
+          <w:sz w:val="28"/>
+          <w:szCs w:val="28"/>
+          <w:lang w:val="en-US" w:eastAsia="zh-CN"/>
+        </w:rPr>
+        <w:t>上次说想吃的</w:t>
+      </w:r>
+      <w:r>
+        <w:rPr>
+          <w:rFonts w:hint="eastAsia"/>
+          <w:sz w:val="28"/>
+          <w:szCs w:val="28"/>
+        </w:rPr>
+        <w:t>那家</w:t>
+      </w:r>
+      <w:r>
+        <w:rPr>
+          <w:rFonts w:hint="eastAsia"/>
+          <w:sz w:val="28"/>
+          <w:szCs w:val="28"/>
+          <w:lang w:val="en-US" w:eastAsia="zh-CN"/>
+        </w:rPr>
+        <w:t>的</w:t>
+      </w:r>
+      <w:r>
+        <w:rPr>
+          <w:rFonts w:hint="eastAsia"/>
+          <w:sz w:val="28"/>
+          <w:szCs w:val="28"/>
+        </w:rPr>
+        <w:t>蛋糕。</w:t>
+      </w:r>
+      <w:r>
+        <w:rPr>
+          <w:rFonts w:hint="eastAsia"/>
+          <w:sz w:val="28"/>
+          <w:szCs w:val="28"/>
+          <w:lang w:val="en-US" w:eastAsia="zh-CN"/>
+        </w:rPr>
+        <w:t>可惜……</w:t>
+      </w:r>
+      <w:r>
+        <w:rPr>
+          <w:rFonts w:hint="eastAsia"/>
+          <w:sz w:val="28"/>
+          <w:szCs w:val="28"/>
+        </w:rPr>
+        <w:t>我来得不是时候，打扰到你遛‘弟弟’了。”||0000</w:t>
+      </w:r>
+    </w:p>
+    <w:p>
+      <w:pPr>
+        <w:rPr>
+          <w:rFonts w:hint="eastAsia"/>
+          <w:sz w:val="28"/>
+          <w:szCs w:val="28"/>
+        </w:rPr>
+      </w:pPr>
+    </w:p>
+    <w:p>
+      <w:pPr>
+        <w:rPr>
+          <w:rFonts w:hint="eastAsia"/>
+          <w:sz w:val="28"/>
+          <w:szCs w:val="28"/>
+        </w:rPr>
+      </w:pPr>
+      <w:r>
+        <w:rPr>
+          <w:rFonts w:hint="eastAsia"/>
+          <w:sz w:val="28"/>
+          <w:szCs w:val="28"/>
+        </w:rPr>
+        <w:t>||他</w:t>
+      </w:r>
+      <w:r>
+        <w:rPr>
+          <w:rFonts w:hint="eastAsia"/>
+          <w:sz w:val="28"/>
+          <w:szCs w:val="28"/>
+          <w:lang w:val="en-US" w:eastAsia="zh-CN"/>
+        </w:rPr>
+        <w:t>的</w:t>
+      </w:r>
+      <w:r>
+        <w:rPr>
+          <w:rFonts w:hint="eastAsia"/>
+          <w:sz w:val="28"/>
+          <w:szCs w:val="28"/>
+        </w:rPr>
+        <w:t>语气</w:t>
+      </w:r>
+      <w:r>
+        <w:rPr>
+          <w:rFonts w:hint="eastAsia"/>
+          <w:sz w:val="28"/>
+          <w:szCs w:val="28"/>
+          <w:lang w:val="en-US" w:eastAsia="zh-CN"/>
+        </w:rPr>
+        <w:t>中</w:t>
+      </w:r>
+      <w:r>
+        <w:rPr>
+          <w:rFonts w:hint="eastAsia"/>
+          <w:sz w:val="28"/>
+          <w:szCs w:val="28"/>
+        </w:rPr>
+        <w:t>透着一股让人心碎的退让，同时又</w:t>
+      </w:r>
+      <w:r>
+        <w:rPr>
+          <w:rFonts w:hint="eastAsia"/>
+          <w:sz w:val="28"/>
+          <w:szCs w:val="28"/>
+          <w:lang w:val="en-US" w:eastAsia="zh-CN"/>
+        </w:rPr>
+        <w:t>把</w:t>
+      </w:r>
+      <w:r>
+        <w:rPr>
+          <w:rFonts w:hint="eastAsia"/>
+          <w:sz w:val="28"/>
+          <w:szCs w:val="28"/>
+        </w:rPr>
+        <w:t>以退为进的姿态拿捏得死死的||</w:t>
+      </w:r>
+    </w:p>
+    <w:p>
+      <w:pPr>
+        <w:rPr>
+          <w:rFonts w:hint="eastAsia"/>
+          <w:sz w:val="28"/>
+          <w:szCs w:val="28"/>
+        </w:rPr>
+      </w:pPr>
+    </w:p>
+    <w:p>
+      <w:pPr>
+        <w:rPr>
+          <w:rFonts w:hint="eastAsia"/>
+          <w:sz w:val="28"/>
+          <w:szCs w:val="28"/>
+        </w:rPr>
+      </w:pPr>
+      <w:r>
+        <w:rPr>
+          <w:rFonts w:hint="eastAsia"/>
+          <w:sz w:val="28"/>
+          <w:szCs w:val="28"/>
+        </w:rPr>
+        <w:t>||许映月的警告仿佛还在耳边回荡：这两个男人，看着可都不是省油的灯||</w:t>
+      </w:r>
+    </w:p>
+    <w:p>
+      <w:pPr>
+        <w:rPr>
+          <w:rFonts w:hint="eastAsia"/>
+          <w:sz w:val="28"/>
+          <w:szCs w:val="28"/>
+        </w:rPr>
+      </w:pPr>
+    </w:p>
+    <w:p>
+      <w:pPr>
+        <w:rPr>
+          <w:rFonts w:hint="eastAsia"/>
+          <w:sz w:val="28"/>
+          <w:szCs w:val="28"/>
+          <w:lang w:val="en-US" w:eastAsia="zh-CN"/>
+        </w:rPr>
+      </w:pPr>
+      <w:r>
+        <w:rPr>
+          <w:rFonts w:hint="eastAsia"/>
+          <w:sz w:val="28"/>
+          <w:szCs w:val="28"/>
+        </w:rPr>
+        <w:t>||</w:t>
+      </w:r>
+      <w:r>
+        <w:rPr>
+          <w:rFonts w:hint="eastAsia"/>
+          <w:sz w:val="28"/>
+          <w:szCs w:val="28"/>
+          <w:lang w:val="en-US" w:eastAsia="zh-CN"/>
+        </w:rPr>
+        <w:t>那确实有点太不省油了不是||</w:t>
+      </w:r>
+    </w:p>
+    <w:p>
+      <w:pPr>
+        <w:rPr>
+          <w:rFonts w:hint="eastAsia"/>
+          <w:sz w:val="28"/>
+          <w:szCs w:val="28"/>
+          <w:lang w:val="en-US" w:eastAsia="zh-CN"/>
+        </w:rPr>
+      </w:pPr>
+    </w:p>
+    <w:p>
+      <w:pPr>
+        <w:rPr>
+          <w:rFonts w:hint="eastAsia"/>
+          <w:sz w:val="28"/>
+          <w:szCs w:val="28"/>
+        </w:rPr>
+      </w:pPr>
+      <w:r>
+        <w:rPr>
+          <w:rFonts w:hint="eastAsia"/>
+          <w:sz w:val="28"/>
+          <w:szCs w:val="28"/>
+          <w:lang w:val="en-US" w:eastAsia="zh-CN"/>
+        </w:rPr>
+        <w:t>||</w:t>
+      </w:r>
+      <w:r>
+        <w:rPr>
+          <w:rFonts w:hint="eastAsia"/>
+          <w:sz w:val="28"/>
+          <w:szCs w:val="28"/>
+        </w:rPr>
+        <w:t>你只觉得一阵头痛欲裂</w:t>
+      </w:r>
+      <w:r>
+        <w:rPr>
+          <w:rFonts w:hint="eastAsia"/>
+          <w:sz w:val="28"/>
+          <w:szCs w:val="28"/>
+          <w:lang w:eastAsia="zh-CN"/>
+        </w:rPr>
+        <w:t>，</w:t>
+      </w:r>
+      <w:r>
+        <w:rPr>
+          <w:rFonts w:hint="eastAsia"/>
+          <w:sz w:val="28"/>
+          <w:szCs w:val="28"/>
+          <w:lang w:val="en-US" w:eastAsia="zh-CN"/>
+        </w:rPr>
+        <w:t>难道是因为恰巧碰上最近油价大涨，你才多少有些吃不消？</w:t>
+      </w:r>
+      <w:r>
+        <w:rPr>
+          <w:rFonts w:hint="eastAsia"/>
+          <w:sz w:val="28"/>
+          <w:szCs w:val="28"/>
+        </w:rPr>
+        <w:t>||</w:t>
+      </w:r>
+    </w:p>
+    <w:p>
+      <w:pPr>
+        <w:rPr>
+          <w:rFonts w:hint="eastAsia"/>
+          <w:sz w:val="28"/>
+          <w:szCs w:val="28"/>
+        </w:rPr>
+      </w:pPr>
+    </w:p>
+    <w:p>
+      <w:pPr>
+        <w:rPr>
+          <w:rFonts w:hint="eastAsia"/>
+          <w:sz w:val="28"/>
+          <w:szCs w:val="28"/>
+        </w:rPr>
+      </w:pPr>
+      <w:r>
+        <w:rPr>
+          <w:rFonts w:hint="eastAsia"/>
+          <w:sz w:val="28"/>
+          <w:szCs w:val="28"/>
+        </w:rPr>
+        <w:t>||路过的邻居已经开始好奇地探头探脑，</w:t>
+      </w:r>
+      <w:r>
+        <w:rPr>
+          <w:rFonts w:hint="eastAsia"/>
+          <w:sz w:val="28"/>
+          <w:szCs w:val="28"/>
+          <w:lang w:val="en-US" w:eastAsia="zh-CN"/>
+        </w:rPr>
+        <w:t>几</w:t>
+      </w:r>
+      <w:r>
+        <w:rPr>
+          <w:rFonts w:hint="eastAsia"/>
+          <w:sz w:val="28"/>
+          <w:szCs w:val="28"/>
+        </w:rPr>
+        <w:t>位刚跳完广场舞的大妈甚至</w:t>
+      </w:r>
+      <w:r>
+        <w:rPr>
+          <w:rFonts w:hint="eastAsia"/>
+          <w:sz w:val="28"/>
+          <w:szCs w:val="28"/>
+          <w:lang w:val="en-US" w:eastAsia="zh-CN"/>
+        </w:rPr>
+        <w:t>刻意</w:t>
+      </w:r>
+      <w:r>
+        <w:rPr>
+          <w:rFonts w:hint="eastAsia"/>
+          <w:sz w:val="28"/>
+          <w:szCs w:val="28"/>
+        </w:rPr>
+        <w:t>放慢了脚步，眼里闪烁着八卦的光芒||</w:t>
+      </w:r>
+    </w:p>
+    <w:p>
+      <w:pPr>
+        <w:rPr>
+          <w:rFonts w:hint="eastAsia"/>
+          <w:sz w:val="28"/>
+          <w:szCs w:val="28"/>
+        </w:rPr>
+      </w:pPr>
+    </w:p>
+    <w:p>
+      <w:pPr>
+        <w:rPr>
+          <w:rFonts w:hint="eastAsia"/>
+          <w:sz w:val="28"/>
+          <w:szCs w:val="28"/>
+        </w:rPr>
+      </w:pPr>
+      <w:r>
+        <w:rPr>
+          <w:rFonts w:hint="eastAsia"/>
+          <w:sz w:val="28"/>
+          <w:szCs w:val="28"/>
+        </w:rPr>
+        <w:t>||如果任由他们在这里继续演下去，明天你就能成为整个小区</w:t>
+      </w:r>
+      <w:r>
+        <w:rPr>
+          <w:rFonts w:hint="eastAsia"/>
+          <w:sz w:val="28"/>
+          <w:szCs w:val="28"/>
+          <w:lang w:eastAsia="zh-CN"/>
+        </w:rPr>
+        <w:t>，</w:t>
+      </w:r>
+      <w:r>
+        <w:rPr>
+          <w:rFonts w:hint="eastAsia"/>
+          <w:sz w:val="28"/>
+          <w:szCs w:val="28"/>
+          <w:lang w:val="en-US" w:eastAsia="zh-CN"/>
+        </w:rPr>
+        <w:t>不，恐怕是整个片区</w:t>
+      </w:r>
+      <w:r>
+        <w:rPr>
+          <w:rFonts w:hint="eastAsia"/>
+          <w:sz w:val="28"/>
+          <w:szCs w:val="28"/>
+        </w:rPr>
+        <w:t>的</w:t>
+      </w:r>
+      <w:r>
+        <w:rPr>
+          <w:rFonts w:hint="eastAsia"/>
+          <w:sz w:val="28"/>
+          <w:szCs w:val="28"/>
+          <w:lang w:val="en-US" w:eastAsia="zh-CN"/>
+        </w:rPr>
+        <w:t>八卦谈资</w:t>
+      </w:r>
+      <w:r>
+        <w:rPr>
+          <w:rFonts w:hint="eastAsia"/>
+          <w:sz w:val="28"/>
+          <w:szCs w:val="28"/>
+        </w:rPr>
+        <w:t>||</w:t>
+      </w:r>
+    </w:p>
+    <w:p>
+      <w:pPr>
+        <w:rPr>
+          <w:rFonts w:hint="eastAsia"/>
+          <w:sz w:val="28"/>
+          <w:szCs w:val="28"/>
+        </w:rPr>
+      </w:pPr>
+    </w:p>
+    <w:p>
+      <w:pPr>
+        <w:rPr>
+          <w:rFonts w:hint="eastAsia"/>
+          <w:sz w:val="28"/>
+          <w:szCs w:val="28"/>
+        </w:rPr>
+      </w:pPr>
+      <w:r>
+        <w:rPr>
+          <w:rFonts w:hint="eastAsia"/>
+          <w:sz w:val="28"/>
+          <w:szCs w:val="28"/>
+        </w:rPr>
+        <w:t>女主名||“都别说了。”||0000</w:t>
+      </w:r>
+    </w:p>
+    <w:p>
+      <w:pPr>
+        <w:rPr>
+          <w:rFonts w:hint="eastAsia"/>
+          <w:sz w:val="28"/>
+          <w:szCs w:val="28"/>
+        </w:rPr>
+      </w:pPr>
+    </w:p>
+    <w:p>
+      <w:pPr>
+        <w:rPr>
+          <w:rFonts w:hint="eastAsia"/>
+          <w:sz w:val="28"/>
+          <w:szCs w:val="28"/>
+          <w:lang w:val="en-US" w:eastAsia="zh-CN"/>
+        </w:rPr>
+      </w:pPr>
+      <w:r>
+        <w:rPr>
+          <w:rFonts w:hint="eastAsia"/>
+          <w:sz w:val="28"/>
+          <w:szCs w:val="28"/>
+        </w:rPr>
+        <w:t>||你深吸了一口气，打断了他们即将开始的新一轮暗流涌动</w:t>
+      </w:r>
+      <w:r>
+        <w:rPr>
+          <w:rFonts w:hint="eastAsia"/>
+          <w:sz w:val="28"/>
+          <w:szCs w:val="28"/>
+          <w:lang w:val="en-US" w:eastAsia="zh-CN"/>
+        </w:rPr>
+        <w:t>||</w:t>
+      </w:r>
+    </w:p>
+    <w:p>
+      <w:pPr>
+        <w:rPr>
+          <w:rFonts w:hint="eastAsia"/>
+          <w:sz w:val="28"/>
+          <w:szCs w:val="28"/>
+          <w:lang w:val="en-US" w:eastAsia="zh-CN"/>
+        </w:rPr>
+      </w:pPr>
+    </w:p>
+    <w:p>
+      <w:pPr>
+        <w:rPr>
+          <w:rFonts w:hint="eastAsia"/>
+          <w:sz w:val="28"/>
+          <w:szCs w:val="28"/>
+        </w:rPr>
+      </w:pPr>
+      <w:r>
+        <w:rPr>
+          <w:rFonts w:hint="eastAsia"/>
+          <w:sz w:val="28"/>
+          <w:szCs w:val="28"/>
+          <w:lang w:val="en-US" w:eastAsia="zh-CN"/>
+        </w:rPr>
+        <w:t>||</w:t>
+      </w:r>
+      <w:r>
+        <w:rPr>
+          <w:rFonts w:hint="eastAsia"/>
+          <w:sz w:val="28"/>
+          <w:szCs w:val="28"/>
+        </w:rPr>
+        <w:t>你看看左边</w:t>
+      </w:r>
+      <w:r>
+        <w:rPr>
+          <w:rFonts w:hint="eastAsia"/>
+          <w:sz w:val="28"/>
+          <w:szCs w:val="28"/>
+          <w:lang w:eastAsia="zh-CN"/>
+        </w:rPr>
+        <w:t>“</w:t>
+      </w:r>
+      <w:r>
+        <w:rPr>
+          <w:rFonts w:hint="eastAsia"/>
+          <w:sz w:val="28"/>
+          <w:szCs w:val="28"/>
+        </w:rPr>
+        <w:t>可怜巴巴</w:t>
+      </w:r>
+      <w:r>
+        <w:rPr>
+          <w:rFonts w:hint="eastAsia"/>
+          <w:sz w:val="28"/>
+          <w:szCs w:val="28"/>
+          <w:lang w:eastAsia="zh-CN"/>
+        </w:rPr>
+        <w:t>”</w:t>
+      </w:r>
+      <w:r>
+        <w:rPr>
+          <w:rFonts w:hint="eastAsia"/>
+          <w:sz w:val="28"/>
+          <w:szCs w:val="28"/>
+        </w:rPr>
+        <w:t>的周杉，又看看右边</w:t>
+      </w:r>
+      <w:r>
+        <w:rPr>
+          <w:rFonts w:hint="eastAsia"/>
+          <w:sz w:val="28"/>
+          <w:szCs w:val="28"/>
+          <w:lang w:eastAsia="zh-CN"/>
+        </w:rPr>
+        <w:t>“</w:t>
+      </w:r>
+      <w:r>
+        <w:rPr>
+          <w:rFonts w:hint="eastAsia"/>
+          <w:sz w:val="28"/>
+          <w:szCs w:val="28"/>
+        </w:rPr>
+        <w:t>隐忍落寞</w:t>
+      </w:r>
+      <w:r>
+        <w:rPr>
+          <w:rFonts w:hint="eastAsia"/>
+          <w:sz w:val="28"/>
+          <w:szCs w:val="28"/>
+          <w:lang w:eastAsia="zh-CN"/>
+        </w:rPr>
+        <w:t>”</w:t>
+      </w:r>
+      <w:r>
+        <w:rPr>
+          <w:rFonts w:hint="eastAsia"/>
+          <w:sz w:val="28"/>
+          <w:szCs w:val="28"/>
+        </w:rPr>
+        <w:t>的何行舟，做出了一个你这辈子最</w:t>
+      </w:r>
+      <w:r>
+        <w:rPr>
+          <w:rFonts w:hint="eastAsia"/>
+          <w:sz w:val="28"/>
+          <w:szCs w:val="28"/>
+          <w:lang w:val="en-US" w:eastAsia="zh-CN"/>
+        </w:rPr>
+        <w:t>疯狂</w:t>
+      </w:r>
+      <w:r>
+        <w:rPr>
+          <w:rFonts w:hint="eastAsia"/>
+          <w:sz w:val="28"/>
+          <w:szCs w:val="28"/>
+        </w:rPr>
+        <w:t>的决定||</w:t>
+      </w:r>
+    </w:p>
+    <w:p>
+      <w:pPr>
+        <w:rPr>
+          <w:rFonts w:hint="eastAsia"/>
+          <w:sz w:val="28"/>
+          <w:szCs w:val="28"/>
+        </w:rPr>
+      </w:pPr>
+    </w:p>
+    <w:p>
+      <w:pPr>
+        <w:rPr>
+          <w:rFonts w:hint="eastAsia"/>
+          <w:sz w:val="28"/>
+          <w:szCs w:val="28"/>
+        </w:rPr>
+      </w:pPr>
+      <w:r>
+        <w:rPr>
+          <w:rFonts w:hint="eastAsia"/>
+          <w:sz w:val="28"/>
+          <w:szCs w:val="28"/>
+        </w:rPr>
+        <w:t>女主名||“有什么事都先上楼，进屋再说吧。”||0000</w:t>
+      </w:r>
+    </w:p>
+    <w:p>
+      <w:pPr>
+        <w:rPr>
+          <w:rFonts w:hint="eastAsia"/>
+          <w:sz w:val="28"/>
+          <w:szCs w:val="28"/>
+        </w:rPr>
+      </w:pPr>
+    </w:p>
+    <w:p>
+      <w:pPr>
+        <w:rPr>
+          <w:rFonts w:hint="eastAsia"/>
+          <w:sz w:val="28"/>
+          <w:szCs w:val="28"/>
+        </w:rPr>
+      </w:pPr>
+      <w:r>
+        <w:rPr>
+          <w:rFonts w:hint="eastAsia"/>
+          <w:sz w:val="28"/>
+          <w:szCs w:val="28"/>
+        </w:rPr>
+        <w:t>||两人同时愣住了，似乎都没料到你会是这个处理方式||</w:t>
+      </w:r>
+    </w:p>
+    <w:p>
+      <w:pPr>
+        <w:rPr>
+          <w:rFonts w:hint="eastAsia"/>
+          <w:sz w:val="28"/>
+          <w:szCs w:val="28"/>
+        </w:rPr>
+      </w:pPr>
+    </w:p>
+    <w:p>
+      <w:pPr>
+        <w:rPr>
+          <w:rFonts w:hint="eastAsia"/>
+          <w:sz w:val="28"/>
+          <w:szCs w:val="28"/>
+        </w:rPr>
+      </w:pPr>
+      <w:r>
+        <w:rPr>
+          <w:rFonts w:hint="eastAsia"/>
+          <w:sz w:val="28"/>
+          <w:szCs w:val="28"/>
+        </w:rPr>
+        <w:t>周杉||“他</w:t>
+      </w:r>
+      <w:r>
+        <w:rPr>
+          <w:rFonts w:hint="eastAsia"/>
+          <w:sz w:val="28"/>
+          <w:szCs w:val="28"/>
+          <w:lang w:val="en-US" w:eastAsia="zh-CN"/>
+        </w:rPr>
+        <w:t>也要</w:t>
+      </w:r>
+      <w:r>
+        <w:rPr>
+          <w:rFonts w:hint="eastAsia"/>
+          <w:sz w:val="28"/>
+          <w:szCs w:val="28"/>
+        </w:rPr>
+        <w:t>进我们家？”||0000</w:t>
+      </w:r>
+    </w:p>
+    <w:p>
+      <w:pPr>
+        <w:rPr>
+          <w:rFonts w:hint="eastAsia"/>
+          <w:sz w:val="28"/>
+          <w:szCs w:val="28"/>
+        </w:rPr>
+      </w:pPr>
+    </w:p>
+    <w:p>
+      <w:pPr>
+        <w:rPr>
+          <w:rFonts w:hint="eastAsia"/>
+          <w:sz w:val="28"/>
+          <w:szCs w:val="28"/>
+        </w:rPr>
+      </w:pPr>
+      <w:r>
+        <w:rPr>
+          <w:rFonts w:hint="eastAsia"/>
+          <w:sz w:val="28"/>
+          <w:szCs w:val="28"/>
+        </w:rPr>
+        <w:t>||周杉满脸不可置信，特意</w:t>
+      </w:r>
+      <w:r>
+        <w:rPr>
+          <w:rFonts w:hint="eastAsia"/>
+          <w:sz w:val="28"/>
+          <w:szCs w:val="28"/>
+          <w:lang w:val="en-US" w:eastAsia="zh-CN"/>
+        </w:rPr>
+        <w:t>重读了</w:t>
+      </w:r>
+      <w:r>
+        <w:rPr>
+          <w:rFonts w:hint="eastAsia"/>
+          <w:sz w:val="28"/>
+          <w:szCs w:val="28"/>
+        </w:rPr>
+        <w:t>“我们”</w:t>
+      </w:r>
+      <w:r>
+        <w:rPr>
+          <w:rFonts w:hint="eastAsia"/>
+          <w:sz w:val="28"/>
+          <w:szCs w:val="28"/>
+          <w:lang w:val="en-US" w:eastAsia="zh-CN"/>
+        </w:rPr>
+        <w:t>二</w:t>
+      </w:r>
+      <w:r>
+        <w:rPr>
+          <w:rFonts w:hint="eastAsia"/>
+          <w:sz w:val="28"/>
+          <w:szCs w:val="28"/>
+        </w:rPr>
+        <w:t>字||</w:t>
+      </w:r>
+    </w:p>
+    <w:p>
+      <w:pPr>
+        <w:rPr>
+          <w:rFonts w:hint="eastAsia"/>
+          <w:sz w:val="28"/>
+          <w:szCs w:val="28"/>
+        </w:rPr>
+      </w:pPr>
+    </w:p>
+    <w:p>
+      <w:pPr>
+        <w:rPr>
+          <w:rFonts w:hint="eastAsia"/>
+          <w:sz w:val="28"/>
+          <w:szCs w:val="28"/>
+        </w:rPr>
+      </w:pPr>
+      <w:r>
+        <w:rPr>
+          <w:rFonts w:hint="eastAsia"/>
+          <w:sz w:val="28"/>
+          <w:szCs w:val="28"/>
+        </w:rPr>
+        <w:t>何行舟||“如果你觉得为难，我可以现在就走，蛋糕你拿上去吃就行。”||0000</w:t>
+      </w:r>
+    </w:p>
+    <w:p>
+      <w:pPr>
+        <w:rPr>
+          <w:rFonts w:hint="eastAsia"/>
+          <w:sz w:val="28"/>
+          <w:szCs w:val="28"/>
+        </w:rPr>
+      </w:pPr>
+    </w:p>
+    <w:p>
+      <w:pPr>
+        <w:rPr>
+          <w:rFonts w:hint="eastAsia"/>
+          <w:sz w:val="28"/>
+          <w:szCs w:val="28"/>
+        </w:rPr>
+      </w:pPr>
+      <w:r>
+        <w:rPr>
+          <w:rFonts w:hint="eastAsia"/>
+          <w:sz w:val="28"/>
+          <w:szCs w:val="28"/>
+        </w:rPr>
+        <w:t>||何行舟垂下眼睫，作势要转身，但脚下的步子却</w:t>
+      </w:r>
+      <w:r>
+        <w:rPr>
+          <w:rFonts w:hint="eastAsia"/>
+          <w:sz w:val="28"/>
+          <w:szCs w:val="28"/>
+          <w:lang w:val="en-US" w:eastAsia="zh-CN"/>
+        </w:rPr>
+        <w:t>一点</w:t>
+      </w:r>
+      <w:r>
+        <w:rPr>
+          <w:rFonts w:hint="eastAsia"/>
+          <w:sz w:val="28"/>
+          <w:szCs w:val="28"/>
+        </w:rPr>
+        <w:t>都没挪动||</w:t>
+      </w:r>
+    </w:p>
+    <w:p>
+      <w:pPr>
+        <w:rPr>
+          <w:rFonts w:hint="eastAsia"/>
+          <w:sz w:val="28"/>
+          <w:szCs w:val="28"/>
+        </w:rPr>
+      </w:pPr>
+    </w:p>
+    <w:p>
+      <w:pPr>
+        <w:rPr>
+          <w:rFonts w:hint="eastAsia"/>
+          <w:sz w:val="28"/>
+          <w:szCs w:val="28"/>
+        </w:rPr>
+      </w:pPr>
+      <w:r>
+        <w:rPr>
+          <w:rFonts w:hint="eastAsia"/>
+          <w:sz w:val="28"/>
+          <w:szCs w:val="28"/>
+        </w:rPr>
+        <w:t>女主名||“我说，都给我上楼。</w:t>
+      </w:r>
+      <w:r>
+        <w:rPr>
+          <w:rFonts w:hint="eastAsia"/>
+          <w:sz w:val="28"/>
+          <w:szCs w:val="28"/>
+          <w:lang w:val="en-US" w:eastAsia="zh-CN"/>
+        </w:rPr>
+        <w:t>你们要是不愿意，那就离开</w:t>
+      </w:r>
+      <w:r>
+        <w:rPr>
+          <w:rFonts w:hint="eastAsia"/>
+          <w:sz w:val="28"/>
+          <w:szCs w:val="28"/>
+        </w:rPr>
+        <w:t>。”||0000</w:t>
+      </w:r>
+    </w:p>
+    <w:p>
+      <w:pPr>
+        <w:rPr>
+          <w:rFonts w:hint="eastAsia"/>
+          <w:sz w:val="28"/>
+          <w:szCs w:val="28"/>
+        </w:rPr>
+      </w:pPr>
+    </w:p>
+    <w:p>
+      <w:pPr>
+        <w:rPr>
+          <w:rFonts w:hint="eastAsia"/>
+          <w:sz w:val="28"/>
+          <w:szCs w:val="28"/>
+        </w:rPr>
+      </w:pPr>
+      <w:r>
+        <w:rPr>
+          <w:rFonts w:hint="eastAsia"/>
+          <w:sz w:val="28"/>
+          <w:szCs w:val="28"/>
+        </w:rPr>
+        <w:t>||你按了按狂跳的太阳穴，拿出不容反驳的气势，率先转身拉开了单元门||</w:t>
+      </w:r>
+    </w:p>
+    <w:p>
+      <w:pPr>
+        <w:rPr>
+          <w:rFonts w:hint="eastAsia"/>
+          <w:sz w:val="28"/>
+          <w:szCs w:val="28"/>
+        </w:rPr>
+      </w:pPr>
+    </w:p>
+    <w:p>
+      <w:pPr>
+        <w:rPr>
+          <w:rFonts w:hint="eastAsia"/>
+          <w:sz w:val="28"/>
+          <w:szCs w:val="28"/>
+        </w:rPr>
+      </w:pPr>
+      <w:r>
+        <w:rPr>
+          <w:rFonts w:hint="eastAsia"/>
+          <w:sz w:val="28"/>
+          <w:szCs w:val="28"/>
+        </w:rPr>
+        <w:t>||你没有回头，但你能清晰地听到身后传来的两声轻微的冷哼，以及两串同样紧紧跟随着你的、互不相让的脚步声||</w:t>
+      </w:r>
+    </w:p>
+    <w:p>
+      <w:pPr>
+        <w:rPr>
+          <w:rFonts w:hint="eastAsia"/>
+          <w:sz w:val="28"/>
+          <w:szCs w:val="28"/>
+        </w:rPr>
+      </w:pPr>
+    </w:p>
+    <w:p>
+      <w:pPr>
+        <w:rPr>
+          <w:rFonts w:hint="eastAsia"/>
+          <w:sz w:val="28"/>
+          <w:szCs w:val="28"/>
+        </w:rPr>
+      </w:pPr>
+      <w:r>
+        <w:rPr>
+          <w:rFonts w:hint="eastAsia"/>
+          <w:sz w:val="28"/>
+          <w:szCs w:val="28"/>
+        </w:rPr>
+        <w:t>||随着</w:t>
+      </w:r>
+      <w:r>
+        <w:rPr>
+          <w:rFonts w:hint="eastAsia"/>
+          <w:sz w:val="28"/>
+          <w:szCs w:val="28"/>
+          <w:lang w:val="en-US" w:eastAsia="zh-CN"/>
+        </w:rPr>
+        <w:t>大</w:t>
+      </w:r>
+      <w:r>
+        <w:rPr>
+          <w:rFonts w:hint="eastAsia"/>
+          <w:sz w:val="28"/>
+          <w:szCs w:val="28"/>
+        </w:rPr>
+        <w:t>门“咔哒”一声关上，玄关里瞬间挤进了三个人，空气都变得稀薄起来||</w:t>
+      </w:r>
+    </w:p>
+    <w:p>
+      <w:pPr>
+        <w:rPr>
+          <w:rFonts w:hint="eastAsia"/>
+          <w:sz w:val="28"/>
+          <w:szCs w:val="28"/>
+        </w:rPr>
+      </w:pPr>
+    </w:p>
+    <w:p>
+      <w:pPr>
+        <w:rPr>
+          <w:rFonts w:hint="eastAsia"/>
+          <w:sz w:val="28"/>
+          <w:szCs w:val="28"/>
+        </w:rPr>
+      </w:pPr>
+      <w:r>
+        <w:rPr>
+          <w:rFonts w:hint="eastAsia"/>
+          <w:sz w:val="28"/>
+          <w:szCs w:val="28"/>
+        </w:rPr>
+        <w:t>||周杉轻车熟路地从鞋柜最底层拿出一双男士拖鞋，随手扔在何行舟脚边||</w:t>
+      </w:r>
+    </w:p>
+    <w:p>
+      <w:pPr>
+        <w:rPr>
+          <w:rFonts w:hint="eastAsia"/>
+          <w:sz w:val="28"/>
+          <w:szCs w:val="28"/>
+        </w:rPr>
+      </w:pPr>
+    </w:p>
+    <w:p>
+      <w:pPr>
+        <w:rPr>
+          <w:rFonts w:hint="eastAsia"/>
+          <w:sz w:val="28"/>
+          <w:szCs w:val="28"/>
+        </w:rPr>
+      </w:pPr>
+      <w:r>
+        <w:rPr>
+          <w:rFonts w:hint="eastAsia"/>
+          <w:sz w:val="28"/>
+          <w:szCs w:val="28"/>
+        </w:rPr>
+        <w:t>周杉||“家里没那么多讲究，这是备用的客用拖鞋，随便穿吧。姐姐，你先去沙发上歇会儿，我去给你倒水。”||0000</w:t>
+      </w:r>
+    </w:p>
+    <w:p>
+      <w:pPr>
+        <w:rPr>
+          <w:rFonts w:hint="eastAsia"/>
+          <w:sz w:val="28"/>
+          <w:szCs w:val="28"/>
+        </w:rPr>
+      </w:pPr>
+    </w:p>
+    <w:p>
+      <w:pPr>
+        <w:rPr>
+          <w:rFonts w:hint="eastAsia"/>
+          <w:sz w:val="28"/>
+          <w:szCs w:val="28"/>
+        </w:rPr>
+      </w:pPr>
+      <w:r>
+        <w:rPr>
+          <w:rFonts w:hint="eastAsia"/>
+          <w:sz w:val="28"/>
+          <w:szCs w:val="28"/>
+        </w:rPr>
+        <w:t>||他这副</w:t>
+      </w:r>
+      <w:r>
+        <w:rPr>
+          <w:rFonts w:hint="eastAsia"/>
+          <w:sz w:val="28"/>
+          <w:szCs w:val="28"/>
+          <w:lang w:val="en-US" w:eastAsia="zh-CN"/>
+        </w:rPr>
+        <w:t>自然而然主人的</w:t>
+      </w:r>
+      <w:r>
+        <w:rPr>
+          <w:rFonts w:hint="eastAsia"/>
+          <w:sz w:val="28"/>
+          <w:szCs w:val="28"/>
+        </w:rPr>
+        <w:t>做派，简直把“反客为主”四个字发挥到了极致||</w:t>
+      </w:r>
+    </w:p>
+    <w:p>
+      <w:pPr>
+        <w:rPr>
+          <w:rFonts w:hint="eastAsia"/>
+          <w:sz w:val="28"/>
+          <w:szCs w:val="28"/>
+        </w:rPr>
+      </w:pPr>
+    </w:p>
+    <w:p>
+      <w:pPr>
+        <w:rPr>
+          <w:rFonts w:hint="eastAsia"/>
+          <w:sz w:val="28"/>
+          <w:szCs w:val="28"/>
+          <w:lang w:val="en-US" w:eastAsia="zh-CN"/>
+        </w:rPr>
+      </w:pPr>
+      <w:r>
+        <w:rPr>
+          <w:rFonts w:hint="eastAsia"/>
+          <w:sz w:val="28"/>
+          <w:szCs w:val="28"/>
+        </w:rPr>
+        <w:t>||何行舟看</w:t>
+      </w:r>
+      <w:r>
+        <w:rPr>
+          <w:rFonts w:hint="eastAsia"/>
+          <w:sz w:val="28"/>
+          <w:szCs w:val="28"/>
+          <w:lang w:val="en-US" w:eastAsia="zh-CN"/>
+        </w:rPr>
+        <w:t>都没看</w:t>
+      </w:r>
+      <w:r>
+        <w:rPr>
+          <w:rFonts w:hint="eastAsia"/>
+          <w:sz w:val="28"/>
+          <w:szCs w:val="28"/>
+        </w:rPr>
+        <w:t>地上的拖鞋，</w:t>
+      </w:r>
+      <w:r>
+        <w:rPr>
+          <w:rFonts w:hint="eastAsia"/>
+          <w:sz w:val="28"/>
+          <w:szCs w:val="28"/>
+          <w:lang w:val="en-US" w:eastAsia="zh-CN"/>
+        </w:rPr>
+        <w:t>鞋子一脱就光脚踩在了地上||</w:t>
+      </w:r>
+    </w:p>
+    <w:p>
+      <w:pPr>
+        <w:rPr>
+          <w:rFonts w:hint="eastAsia"/>
+          <w:sz w:val="28"/>
+          <w:szCs w:val="28"/>
+          <w:lang w:val="en-US" w:eastAsia="zh-CN"/>
+        </w:rPr>
+      </w:pPr>
+    </w:p>
+    <w:p>
+      <w:pPr>
+        <w:rPr>
+          <w:rFonts w:hint="eastAsia"/>
+          <w:sz w:val="28"/>
+          <w:szCs w:val="28"/>
+        </w:rPr>
+      </w:pPr>
+      <w:r>
+        <w:rPr>
+          <w:rFonts w:hint="eastAsia"/>
+          <w:sz w:val="28"/>
+          <w:szCs w:val="28"/>
+          <w:lang w:val="en-US" w:eastAsia="zh-CN"/>
+        </w:rPr>
+        <w:t>||</w:t>
+      </w:r>
+      <w:r>
+        <w:rPr>
+          <w:rFonts w:hint="eastAsia"/>
+          <w:sz w:val="28"/>
+          <w:szCs w:val="28"/>
+        </w:rPr>
+        <w:t>他慢条斯理地将手里的蛋糕盒放在玄关柜上，目光越过周杉，看向了你||</w:t>
+      </w:r>
+    </w:p>
+    <w:p>
+      <w:pPr>
+        <w:rPr>
+          <w:rFonts w:hint="eastAsia"/>
+          <w:sz w:val="28"/>
+          <w:szCs w:val="28"/>
+        </w:rPr>
+      </w:pPr>
+    </w:p>
+    <w:p>
+      <w:pPr>
+        <w:rPr>
+          <w:rFonts w:hint="eastAsia"/>
+          <w:sz w:val="28"/>
+          <w:szCs w:val="28"/>
+        </w:rPr>
+      </w:pPr>
+      <w:r>
+        <w:rPr>
+          <w:rFonts w:hint="eastAsia"/>
+          <w:sz w:val="28"/>
+          <w:szCs w:val="28"/>
+        </w:rPr>
+        <w:t>何行舟||“这蛋糕不能久放，我去切一下，你趁新鲜吃两口。”||0000</w:t>
+      </w:r>
+    </w:p>
+    <w:p>
+      <w:pPr>
+        <w:rPr>
+          <w:rFonts w:hint="eastAsia"/>
+          <w:sz w:val="28"/>
+          <w:szCs w:val="28"/>
+        </w:rPr>
+      </w:pPr>
+    </w:p>
+    <w:p>
+      <w:pPr>
+        <w:rPr>
+          <w:rFonts w:hint="eastAsia"/>
+          <w:sz w:val="28"/>
+          <w:szCs w:val="28"/>
+        </w:rPr>
+      </w:pPr>
+      <w:r>
+        <w:rPr>
+          <w:rFonts w:hint="eastAsia"/>
+          <w:sz w:val="28"/>
+          <w:szCs w:val="28"/>
+        </w:rPr>
+        <w:t>||他不甘示弱地无视了周杉的“领地宣示”，直接将话题引回了自己带来的心意上，甚至熟稔地往厨房的方向走去||</w:t>
+      </w:r>
+    </w:p>
+    <w:p>
+      <w:pPr>
+        <w:rPr>
+          <w:rFonts w:hint="eastAsia"/>
+          <w:sz w:val="28"/>
+          <w:szCs w:val="28"/>
+        </w:rPr>
+      </w:pPr>
+    </w:p>
+    <w:p>
+      <w:pPr>
+        <w:rPr>
+          <w:rFonts w:hint="eastAsia"/>
+          <w:sz w:val="28"/>
+          <w:szCs w:val="28"/>
+        </w:rPr>
+      </w:pPr>
+      <w:r>
+        <w:rPr>
+          <w:rFonts w:hint="eastAsia"/>
+          <w:sz w:val="28"/>
+          <w:szCs w:val="28"/>
+        </w:rPr>
+        <w:t>周杉||“喂！</w:t>
+      </w:r>
+      <w:r>
+        <w:rPr>
+          <w:rFonts w:hint="eastAsia"/>
+          <w:sz w:val="28"/>
+          <w:szCs w:val="28"/>
+          <w:lang w:val="en-US" w:eastAsia="zh-CN"/>
+        </w:rPr>
+        <w:t>厨具放在什么地方</w:t>
+      </w:r>
+      <w:r>
+        <w:rPr>
+          <w:rFonts w:hint="eastAsia"/>
+          <w:sz w:val="28"/>
+          <w:szCs w:val="28"/>
+        </w:rPr>
+        <w:t>，你一个外人找得着吗？”||0000</w:t>
+      </w:r>
+    </w:p>
+    <w:p>
+      <w:pPr>
+        <w:rPr>
+          <w:rFonts w:hint="eastAsia"/>
+          <w:sz w:val="28"/>
+          <w:szCs w:val="28"/>
+        </w:rPr>
+      </w:pPr>
+    </w:p>
+    <w:p>
+      <w:pPr>
+        <w:rPr>
+          <w:rFonts w:hint="eastAsia"/>
+          <w:sz w:val="28"/>
+          <w:szCs w:val="28"/>
+        </w:rPr>
+      </w:pPr>
+      <w:r>
+        <w:rPr>
+          <w:rFonts w:hint="eastAsia"/>
+          <w:sz w:val="28"/>
+          <w:szCs w:val="28"/>
+        </w:rPr>
+        <w:t>||周杉像被踩了尾巴的猫一样</w:t>
+      </w:r>
+      <w:r>
+        <w:rPr>
+          <w:rFonts w:hint="eastAsia"/>
+          <w:sz w:val="28"/>
+          <w:szCs w:val="28"/>
+          <w:lang w:val="en-US" w:eastAsia="zh-CN"/>
+        </w:rPr>
+        <w:t>跳起来</w:t>
+      </w:r>
+      <w:r>
+        <w:rPr>
+          <w:rFonts w:hint="eastAsia"/>
+          <w:sz w:val="28"/>
+          <w:szCs w:val="28"/>
+        </w:rPr>
+        <w:t>跟了过去，试图捍卫自己在这间屋子里的主权||</w:t>
+      </w:r>
+    </w:p>
+    <w:p>
+      <w:pPr>
+        <w:rPr>
+          <w:rFonts w:hint="eastAsia"/>
+          <w:sz w:val="28"/>
+          <w:szCs w:val="28"/>
+        </w:rPr>
+      </w:pPr>
+    </w:p>
+    <w:p>
+      <w:pPr>
+        <w:rPr>
+          <w:rFonts w:hint="eastAsia"/>
+          <w:sz w:val="28"/>
+          <w:szCs w:val="28"/>
+        </w:rPr>
+      </w:pPr>
+      <w:r>
+        <w:rPr>
+          <w:rFonts w:hint="eastAsia"/>
+          <w:sz w:val="28"/>
+          <w:szCs w:val="28"/>
+        </w:rPr>
+        <w:t>何行舟||“找不找得到是一回事，但做客的礼仪我还是懂的。不会像某些人，真把这儿当自己</w:t>
+      </w:r>
+      <w:r>
+        <w:rPr>
+          <w:rFonts w:hint="eastAsia"/>
+          <w:sz w:val="28"/>
+          <w:szCs w:val="28"/>
+          <w:lang w:val="en-US" w:eastAsia="zh-CN"/>
+        </w:rPr>
+        <w:t>家</w:t>
+      </w:r>
+      <w:r>
+        <w:rPr>
+          <w:rFonts w:hint="eastAsia"/>
+          <w:sz w:val="28"/>
+          <w:szCs w:val="28"/>
+        </w:rPr>
+        <w:t>了。”||0000</w:t>
+      </w:r>
+    </w:p>
+    <w:p>
+      <w:pPr>
+        <w:rPr>
+          <w:rFonts w:hint="eastAsia"/>
+          <w:sz w:val="28"/>
+          <w:szCs w:val="28"/>
+        </w:rPr>
+      </w:pPr>
+    </w:p>
+    <w:p>
+      <w:pPr>
+        <w:rPr>
+          <w:rFonts w:hint="eastAsia"/>
+          <w:sz w:val="28"/>
+          <w:szCs w:val="28"/>
+        </w:rPr>
+      </w:pPr>
+      <w:r>
+        <w:rPr>
+          <w:rFonts w:hint="eastAsia"/>
+          <w:sz w:val="28"/>
+          <w:szCs w:val="28"/>
+        </w:rPr>
+        <w:t>||厨房里传来细碎的碰撞声，伴随着两人夹枪带棒的交锋，你头疼地揉了揉眉心，</w:t>
+      </w:r>
+      <w:r>
+        <w:rPr>
+          <w:rFonts w:hint="eastAsia"/>
+          <w:sz w:val="28"/>
+          <w:szCs w:val="28"/>
+          <w:lang w:val="en-US" w:eastAsia="zh-CN"/>
+        </w:rPr>
+        <w:t>这下真的不可避免的要面对那个问题了</w:t>
+      </w:r>
+      <w:r>
+        <w:rPr>
+          <w:rFonts w:hint="eastAsia"/>
+          <w:sz w:val="28"/>
+          <w:szCs w:val="28"/>
+        </w:rPr>
+        <w:t>||</w:t>
+      </w:r>
+    </w:p>
+    <w:p>
+      <w:pPr>
+        <w:rPr>
+          <w:rFonts w:hint="eastAsia"/>
+          <w:sz w:val="28"/>
+          <w:szCs w:val="28"/>
+        </w:rPr>
+      </w:pPr>
+    </w:p>
+    <w:p>
+      <w:pPr>
+        <w:rPr>
+          <w:rFonts w:hint="eastAsia"/>
+          <w:sz w:val="28"/>
+          <w:szCs w:val="28"/>
+        </w:rPr>
+      </w:pPr>
+      <w:r>
+        <w:rPr>
+          <w:rFonts w:hint="eastAsia"/>
+          <w:sz w:val="28"/>
+          <w:szCs w:val="28"/>
+        </w:rPr>
+        <w:t>||没过一会儿，两人一前一后从厨房出来，一人端着水，一人端着切好的蛋糕，分别放在了你面前的茶几上。||</w:t>
+      </w:r>
+    </w:p>
+    <w:p>
+      <w:pPr>
+        <w:rPr>
+          <w:rFonts w:hint="eastAsia"/>
+          <w:sz w:val="28"/>
+          <w:szCs w:val="28"/>
+        </w:rPr>
+      </w:pPr>
+    </w:p>
+    <w:p>
+      <w:pPr>
+        <w:rPr>
+          <w:rFonts w:hint="eastAsia"/>
+          <w:sz w:val="28"/>
+          <w:szCs w:val="28"/>
+        </w:rPr>
+      </w:pPr>
+      <w:r>
+        <w:rPr>
+          <w:rFonts w:hint="eastAsia"/>
+          <w:sz w:val="28"/>
+          <w:szCs w:val="28"/>
+        </w:rPr>
+        <w:t>||两道灼热的视线同时落在了你身上，一左一右，仿佛要在你身上盯出个洞来||</w:t>
+      </w:r>
+    </w:p>
+    <w:p>
+      <w:pPr>
+        <w:rPr>
+          <w:rFonts w:hint="eastAsia"/>
+          <w:sz w:val="28"/>
+          <w:szCs w:val="28"/>
+        </w:rPr>
+      </w:pPr>
+    </w:p>
+    <w:p>
+      <w:pPr>
+        <w:rPr>
+          <w:rFonts w:hint="eastAsia"/>
+          <w:sz w:val="28"/>
+          <w:szCs w:val="28"/>
+        </w:rPr>
+      </w:pPr>
+      <w:r>
+        <w:rPr>
+          <w:rFonts w:hint="eastAsia"/>
+          <w:sz w:val="28"/>
+          <w:szCs w:val="28"/>
+        </w:rPr>
+        <w:t>周杉||“姐姐，刚才在楼下人多，现在回了家，是不是该跟</w:t>
+      </w:r>
+      <w:r>
+        <w:rPr>
+          <w:rFonts w:hint="eastAsia"/>
+          <w:sz w:val="28"/>
+          <w:szCs w:val="28"/>
+          <w:lang w:val="en-US" w:eastAsia="zh-CN"/>
+        </w:rPr>
+        <w:t>好好</w:t>
+      </w:r>
+      <w:r>
+        <w:rPr>
+          <w:rFonts w:hint="eastAsia"/>
+          <w:sz w:val="28"/>
+          <w:szCs w:val="28"/>
+        </w:rPr>
+        <w:t>解释解释，这到底是怎么回事？”||0000</w:t>
+      </w:r>
+    </w:p>
+    <w:p>
+      <w:pPr>
+        <w:rPr>
+          <w:rFonts w:hint="eastAsia"/>
+          <w:sz w:val="28"/>
+          <w:szCs w:val="28"/>
+        </w:rPr>
+      </w:pPr>
+    </w:p>
+    <w:p>
+      <w:pPr>
+        <w:rPr>
+          <w:rFonts w:hint="eastAsia"/>
+          <w:sz w:val="28"/>
+          <w:szCs w:val="28"/>
+        </w:rPr>
+      </w:pPr>
+      <w:r>
+        <w:rPr>
+          <w:rFonts w:hint="eastAsia"/>
+          <w:sz w:val="28"/>
+          <w:szCs w:val="28"/>
+        </w:rPr>
+        <w:t>何行舟||“我也很好奇，你平时工作那么忙，怎么还有空在家里‘收养’</w:t>
+      </w:r>
+      <w:r>
+        <w:rPr>
+          <w:rFonts w:hint="eastAsia"/>
+          <w:sz w:val="28"/>
+          <w:szCs w:val="28"/>
+          <w:lang w:val="en-US" w:eastAsia="zh-CN"/>
+        </w:rPr>
+        <w:t>别的</w:t>
+      </w:r>
+      <w:r>
+        <w:rPr>
+          <w:rFonts w:hint="eastAsia"/>
+          <w:sz w:val="28"/>
+          <w:szCs w:val="28"/>
+        </w:rPr>
+        <w:t>弟弟。既然今天大家都在，不如把话说清楚。”||0000</w:t>
+      </w:r>
+    </w:p>
+    <w:p>
+      <w:pPr>
+        <w:rPr>
+          <w:rFonts w:hint="eastAsia"/>
+          <w:sz w:val="28"/>
+          <w:szCs w:val="28"/>
+        </w:rPr>
+      </w:pPr>
+    </w:p>
+    <w:p>
+      <w:pPr>
+        <w:rPr>
+          <w:rFonts w:hint="eastAsia"/>
+          <w:sz w:val="28"/>
+          <w:szCs w:val="28"/>
+        </w:rPr>
+      </w:pPr>
+      <w:r>
+        <w:rPr>
+          <w:rFonts w:hint="eastAsia"/>
+          <w:sz w:val="28"/>
+          <w:szCs w:val="28"/>
+        </w:rPr>
+        <w:t>||何行舟在你</w:t>
+      </w:r>
+      <w:r>
+        <w:rPr>
+          <w:rFonts w:hint="eastAsia"/>
+          <w:sz w:val="28"/>
+          <w:szCs w:val="28"/>
+          <w:lang w:val="en-US" w:eastAsia="zh-CN"/>
+        </w:rPr>
+        <w:t>侧边</w:t>
+      </w:r>
+      <w:r>
+        <w:rPr>
+          <w:rFonts w:hint="eastAsia"/>
+          <w:sz w:val="28"/>
+          <w:szCs w:val="28"/>
+        </w:rPr>
+        <w:t>的单人沙发上坐下，双手交叠，</w:t>
+      </w:r>
+      <w:r>
+        <w:rPr>
+          <w:rFonts w:hint="eastAsia"/>
+          <w:sz w:val="28"/>
+          <w:szCs w:val="28"/>
+          <w:lang w:val="en-US" w:eastAsia="zh-CN"/>
+        </w:rPr>
+        <w:t>从容</w:t>
+      </w:r>
+      <w:r>
+        <w:rPr>
+          <w:rFonts w:hint="eastAsia"/>
+          <w:sz w:val="28"/>
+          <w:szCs w:val="28"/>
+        </w:rPr>
+        <w:t>地看着你||</w:t>
+      </w:r>
+    </w:p>
+    <w:p>
+      <w:pPr>
+        <w:rPr>
+          <w:rFonts w:hint="eastAsia"/>
+          <w:sz w:val="28"/>
+          <w:szCs w:val="28"/>
+        </w:rPr>
+      </w:pPr>
+    </w:p>
+    <w:p>
+      <w:pPr>
+        <w:rPr>
+          <w:rFonts w:hint="default" w:eastAsiaTheme="minorEastAsia"/>
+          <w:sz w:val="28"/>
+          <w:szCs w:val="28"/>
+          <w:lang w:val="en-US" w:eastAsia="zh-CN"/>
+        </w:rPr>
+      </w:pPr>
+      <w:r>
+        <w:rPr>
+          <w:rFonts w:hint="eastAsia"/>
+          <w:sz w:val="28"/>
+          <w:szCs w:val="28"/>
+          <w:lang w:val="en-US" w:eastAsia="zh-CN"/>
+        </w:rPr>
+        <w:t>||虽然他看起来还是笑眯眯的，但你能明显感觉到他平和面容下暗藏着的不满和怨怼||</w:t>
+      </w:r>
+    </w:p>
+    <w:p>
+      <w:pPr>
+        <w:rPr>
+          <w:rFonts w:hint="eastAsia"/>
+          <w:sz w:val="28"/>
+          <w:szCs w:val="28"/>
+        </w:rPr>
+      </w:pPr>
+    </w:p>
+    <w:p>
+      <w:pPr>
+        <w:rPr>
+          <w:rFonts w:hint="eastAsia"/>
+          <w:sz w:val="28"/>
+          <w:szCs w:val="28"/>
+        </w:rPr>
+      </w:pPr>
+      <w:r>
+        <w:rPr>
+          <w:rFonts w:hint="eastAsia"/>
+          <w:sz w:val="28"/>
+          <w:szCs w:val="28"/>
+        </w:rPr>
+        <w:t>周杉||“你到底选他还是选我？”||0000</w:t>
+      </w:r>
+    </w:p>
+    <w:p>
+      <w:pPr>
+        <w:rPr>
+          <w:rFonts w:hint="eastAsia"/>
+          <w:sz w:val="28"/>
+          <w:szCs w:val="28"/>
+        </w:rPr>
+      </w:pPr>
+    </w:p>
+    <w:p>
+      <w:pPr>
+        <w:rPr>
+          <w:rFonts w:hint="eastAsia"/>
+          <w:sz w:val="28"/>
+          <w:szCs w:val="28"/>
+        </w:rPr>
+      </w:pPr>
+      <w:r>
+        <w:rPr>
+          <w:rFonts w:hint="eastAsia"/>
+          <w:sz w:val="28"/>
+          <w:szCs w:val="28"/>
+        </w:rPr>
+        <w:t>||周杉直白地抛出了这个致命的问题，他</w:t>
+      </w:r>
+      <w:r>
+        <w:rPr>
+          <w:rFonts w:hint="eastAsia"/>
+          <w:sz w:val="28"/>
+          <w:szCs w:val="28"/>
+          <w:lang w:val="en-US" w:eastAsia="zh-CN"/>
+        </w:rPr>
+        <w:t>的</w:t>
+      </w:r>
+      <w:r>
+        <w:rPr>
+          <w:rFonts w:hint="eastAsia"/>
+          <w:sz w:val="28"/>
+          <w:szCs w:val="28"/>
+        </w:rPr>
+        <w:t>眼底满是执拗，仿佛只要你说错一个字，他就能立刻碎给你看||</w:t>
+      </w:r>
+    </w:p>
+    <w:p>
+      <w:pPr>
+        <w:rPr>
+          <w:rFonts w:hint="eastAsia"/>
+          <w:sz w:val="28"/>
+          <w:szCs w:val="28"/>
+        </w:rPr>
+      </w:pPr>
+    </w:p>
+    <w:p>
+      <w:pPr>
+        <w:rPr>
+          <w:rFonts w:hint="eastAsia"/>
+          <w:sz w:val="28"/>
+          <w:szCs w:val="28"/>
+        </w:rPr>
+      </w:pPr>
+      <w:r>
+        <w:rPr>
+          <w:rFonts w:hint="eastAsia"/>
+          <w:sz w:val="28"/>
+          <w:szCs w:val="28"/>
+        </w:rPr>
+        <w:t>||何行舟虽然没有直接开口，但他微敛的眸光和紧绷的唇角，无一不在彰显着他同样在等待你的答案||</w:t>
+      </w:r>
+    </w:p>
+    <w:p>
+      <w:pPr>
+        <w:rPr>
+          <w:rFonts w:hint="eastAsia"/>
+          <w:sz w:val="28"/>
+          <w:szCs w:val="28"/>
+        </w:rPr>
+      </w:pPr>
+    </w:p>
+    <w:p>
+      <w:pPr>
+        <w:rPr>
+          <w:rFonts w:hint="eastAsia"/>
+          <w:sz w:val="28"/>
+          <w:szCs w:val="28"/>
+        </w:rPr>
+      </w:pPr>
+      <w:r>
+        <w:rPr>
+          <w:rFonts w:hint="eastAsia"/>
+          <w:sz w:val="28"/>
+          <w:szCs w:val="28"/>
+        </w:rPr>
+        <w:t>||面对这仿佛要将人撕裂的修罗场，你叹了口气，向后靠在沙发背上||</w:t>
+      </w:r>
+    </w:p>
+    <w:p>
+      <w:pPr>
+        <w:rPr>
+          <w:rFonts w:hint="eastAsia"/>
+          <w:sz w:val="28"/>
+          <w:szCs w:val="28"/>
+        </w:rPr>
+      </w:pPr>
+    </w:p>
+    <w:p>
+      <w:pPr>
+        <w:rPr>
+          <w:rFonts w:hint="eastAsia"/>
+          <w:sz w:val="28"/>
+          <w:szCs w:val="28"/>
+          <w:lang w:val="en-US" w:eastAsia="zh-CN"/>
+        </w:rPr>
+      </w:pPr>
+      <w:r>
+        <w:rPr>
+          <w:rFonts w:hint="eastAsia"/>
+          <w:sz w:val="28"/>
+          <w:szCs w:val="28"/>
+          <w:lang w:val="en-US" w:eastAsia="zh-CN"/>
+        </w:rPr>
+        <w:t>||遇到问题摆大烂！最坏不过同时失去，对你而言倒也能接受这样的损失||</w:t>
+      </w:r>
+    </w:p>
+    <w:p>
+      <w:pPr>
+        <w:rPr>
+          <w:rFonts w:hint="eastAsia"/>
+          <w:sz w:val="28"/>
+          <w:szCs w:val="28"/>
+          <w:lang w:val="en-US" w:eastAsia="zh-CN"/>
+        </w:rPr>
+      </w:pPr>
+    </w:p>
+    <w:p>
+      <w:pPr>
+        <w:rPr>
+          <w:rFonts w:hint="default"/>
+          <w:sz w:val="28"/>
+          <w:szCs w:val="28"/>
+          <w:lang w:val="en-US" w:eastAsia="zh-CN"/>
+        </w:rPr>
+      </w:pPr>
+      <w:r>
+        <w:rPr>
+          <w:rFonts w:hint="eastAsia"/>
+          <w:sz w:val="28"/>
+          <w:szCs w:val="28"/>
+          <w:lang w:val="en-US" w:eastAsia="zh-CN"/>
+        </w:rPr>
+        <w:t>||所以……||</w:t>
+      </w:r>
+    </w:p>
+    <w:p>
+      <w:pPr>
+        <w:rPr>
+          <w:rFonts w:hint="eastAsia"/>
+          <w:sz w:val="28"/>
+          <w:szCs w:val="28"/>
+        </w:rPr>
+      </w:pPr>
+    </w:p>
+    <w:p>
+      <w:pPr>
+        <w:rPr>
+          <w:rFonts w:hint="eastAsia"/>
+          <w:sz w:val="28"/>
+          <w:szCs w:val="28"/>
+        </w:rPr>
+      </w:pPr>
+      <w:r>
+        <w:rPr>
+          <w:rFonts w:hint="eastAsia"/>
+          <w:sz w:val="28"/>
+          <w:szCs w:val="28"/>
+        </w:rPr>
+        <w:t>女主名||“我谁也不选。”||0000</w:t>
+      </w:r>
+    </w:p>
+    <w:p>
+      <w:pPr>
+        <w:rPr>
+          <w:rFonts w:hint="eastAsia"/>
+          <w:sz w:val="28"/>
+          <w:szCs w:val="28"/>
+        </w:rPr>
+      </w:pPr>
+    </w:p>
+    <w:p>
+      <w:pPr>
+        <w:rPr>
+          <w:rFonts w:hint="eastAsia"/>
+          <w:sz w:val="28"/>
+          <w:szCs w:val="28"/>
+        </w:rPr>
+      </w:pPr>
+      <w:r>
+        <w:rPr>
+          <w:rFonts w:hint="eastAsia"/>
+          <w:sz w:val="28"/>
+          <w:szCs w:val="28"/>
+        </w:rPr>
+        <w:t>||你的回答掷地有声，</w:t>
+      </w:r>
+      <w:r>
+        <w:rPr>
+          <w:rFonts w:hint="eastAsia"/>
+          <w:sz w:val="28"/>
+          <w:szCs w:val="28"/>
+          <w:lang w:val="en-US" w:eastAsia="zh-CN"/>
+        </w:rPr>
+        <w:t>理直气壮</w:t>
+      </w:r>
+      <w:r>
+        <w:rPr>
+          <w:rFonts w:hint="eastAsia"/>
+          <w:sz w:val="28"/>
+          <w:szCs w:val="28"/>
+        </w:rPr>
+        <w:t>得让对面的两人都愣了一瞬||</w:t>
+      </w:r>
+    </w:p>
+    <w:p>
+      <w:pPr>
+        <w:rPr>
+          <w:rFonts w:hint="eastAsia"/>
+          <w:sz w:val="28"/>
+          <w:szCs w:val="28"/>
+        </w:rPr>
+      </w:pPr>
+    </w:p>
+    <w:p>
+      <w:pPr>
+        <w:rPr>
+          <w:rFonts w:hint="eastAsia"/>
+          <w:sz w:val="28"/>
+          <w:szCs w:val="28"/>
+        </w:rPr>
+      </w:pPr>
+      <w:r>
+        <w:rPr>
+          <w:rFonts w:hint="eastAsia"/>
+          <w:sz w:val="28"/>
+          <w:szCs w:val="28"/>
+        </w:rPr>
+        <w:t>周杉||“为什么？</w:t>
+      </w:r>
+      <w:r>
+        <w:rPr>
+          <w:rFonts w:hint="eastAsia"/>
+          <w:sz w:val="28"/>
+          <w:szCs w:val="28"/>
+          <w:lang w:val="en-US" w:eastAsia="zh-CN"/>
+        </w:rPr>
+        <w:t>他就这么让你割舍不下吗？</w:t>
+      </w:r>
+      <w:r>
+        <w:rPr>
+          <w:rFonts w:hint="eastAsia"/>
+          <w:sz w:val="28"/>
+          <w:szCs w:val="28"/>
+        </w:rPr>
+        <w:t>”||0000</w:t>
+      </w:r>
+    </w:p>
+    <w:p>
+      <w:pPr>
+        <w:rPr>
+          <w:rFonts w:hint="eastAsia"/>
+          <w:sz w:val="28"/>
+          <w:szCs w:val="28"/>
+        </w:rPr>
+      </w:pPr>
+    </w:p>
+    <w:p>
+      <w:pPr>
+        <w:rPr>
+          <w:rFonts w:hint="eastAsia"/>
+          <w:sz w:val="28"/>
+          <w:szCs w:val="28"/>
+        </w:rPr>
+      </w:pPr>
+      <w:r>
+        <w:rPr>
+          <w:rFonts w:hint="eastAsia"/>
+          <w:sz w:val="28"/>
+          <w:szCs w:val="28"/>
+        </w:rPr>
+        <w:t>||周杉急了，声音不自觉地拔高，满脸的不服气||</w:t>
+      </w:r>
+    </w:p>
+    <w:p>
+      <w:pPr>
+        <w:rPr>
+          <w:rFonts w:hint="eastAsia"/>
+          <w:sz w:val="28"/>
+          <w:szCs w:val="28"/>
+        </w:rPr>
+      </w:pPr>
+    </w:p>
+    <w:p>
+      <w:pPr>
+        <w:rPr>
+          <w:rFonts w:hint="eastAsia"/>
+          <w:sz w:val="28"/>
+          <w:szCs w:val="28"/>
+        </w:rPr>
+      </w:pPr>
+      <w:r>
+        <w:rPr>
+          <w:rFonts w:hint="eastAsia"/>
+          <w:sz w:val="28"/>
+          <w:szCs w:val="28"/>
+        </w:rPr>
+        <w:t>何行舟||“</w:t>
+      </w:r>
+      <w:r>
+        <w:rPr>
+          <w:rFonts w:hint="eastAsia"/>
+          <w:sz w:val="28"/>
+          <w:szCs w:val="28"/>
+          <w:lang w:val="en-US" w:eastAsia="zh-CN"/>
+        </w:rPr>
+        <w:t>说明你魅力不够呗，不能让她感到满意。</w:t>
+      </w:r>
+      <w:r>
+        <w:rPr>
+          <w:rFonts w:hint="eastAsia"/>
+          <w:sz w:val="28"/>
+          <w:szCs w:val="28"/>
+        </w:rPr>
+        <w:t>”||0000</w:t>
+      </w:r>
+    </w:p>
+    <w:p>
+      <w:pPr>
+        <w:rPr>
+          <w:rFonts w:hint="eastAsia"/>
+          <w:sz w:val="28"/>
+          <w:szCs w:val="28"/>
+        </w:rPr>
+      </w:pPr>
+    </w:p>
+    <w:p>
+      <w:pPr>
+        <w:rPr>
+          <w:rFonts w:hint="eastAsia"/>
+          <w:sz w:val="28"/>
+          <w:szCs w:val="28"/>
+        </w:rPr>
+      </w:pPr>
+      <w:r>
+        <w:rPr>
+          <w:rFonts w:hint="eastAsia"/>
+          <w:sz w:val="28"/>
+          <w:szCs w:val="28"/>
+        </w:rPr>
+        <w:t>||何行舟冷笑一声，虽然对你的回答同样感到失落和不悦，但面对周杉，他的战斗力瞬间拉满。||</w:t>
+      </w:r>
+    </w:p>
+    <w:p>
+      <w:pPr>
+        <w:rPr>
+          <w:rFonts w:hint="eastAsia"/>
+          <w:sz w:val="28"/>
+          <w:szCs w:val="28"/>
+        </w:rPr>
+      </w:pPr>
+    </w:p>
+    <w:p>
+      <w:pPr>
+        <w:rPr>
+          <w:rFonts w:hint="eastAsia"/>
+          <w:sz w:val="28"/>
+          <w:szCs w:val="28"/>
+        </w:rPr>
+      </w:pPr>
+      <w:r>
+        <w:rPr>
+          <w:rFonts w:hint="eastAsia"/>
+          <w:sz w:val="28"/>
+          <w:szCs w:val="28"/>
+        </w:rPr>
+        <w:t>周杉||“</w:t>
+      </w:r>
+      <w:r>
+        <w:rPr>
+          <w:rFonts w:hint="eastAsia"/>
+          <w:sz w:val="28"/>
+          <w:szCs w:val="28"/>
+          <w:lang w:val="en-US" w:eastAsia="zh-CN"/>
+        </w:rPr>
+        <w:t>呵，对，就你能，你不也没拢住她的心吗？</w:t>
+      </w:r>
+      <w:r>
+        <w:rPr>
+          <w:rFonts w:hint="eastAsia"/>
+          <w:sz w:val="28"/>
+          <w:szCs w:val="28"/>
+        </w:rPr>
+        <w:t>”||0000</w:t>
+      </w:r>
+    </w:p>
+    <w:p>
+      <w:pPr>
+        <w:rPr>
+          <w:rFonts w:hint="eastAsia"/>
+          <w:sz w:val="28"/>
+          <w:szCs w:val="28"/>
+        </w:rPr>
+      </w:pPr>
+    </w:p>
+    <w:p>
+      <w:pPr>
+        <w:rPr>
+          <w:rFonts w:hint="eastAsia"/>
+          <w:sz w:val="28"/>
+          <w:szCs w:val="28"/>
+          <w:lang w:val="en-US" w:eastAsia="zh-CN"/>
+        </w:rPr>
+      </w:pPr>
+      <w:r>
+        <w:rPr>
+          <w:rFonts w:hint="eastAsia"/>
+          <w:sz w:val="28"/>
+          <w:szCs w:val="28"/>
+          <w:lang w:val="en-US" w:eastAsia="zh-CN"/>
+        </w:rPr>
+        <w:t>||两人又将视线转向你，你顿时感觉压力山大||</w:t>
+      </w:r>
+    </w:p>
+    <w:p>
+      <w:pPr>
+        <w:rPr>
+          <w:rFonts w:hint="eastAsia"/>
+          <w:sz w:val="28"/>
+          <w:szCs w:val="28"/>
+          <w:lang w:val="en-US" w:eastAsia="zh-CN"/>
+        </w:rPr>
+      </w:pPr>
+    </w:p>
+    <w:p>
+      <w:pPr>
+        <w:rPr>
+          <w:rFonts w:hint="default"/>
+          <w:sz w:val="28"/>
+          <w:szCs w:val="28"/>
+          <w:lang w:val="en-US" w:eastAsia="zh-CN"/>
+        </w:rPr>
+      </w:pPr>
+      <w:r>
+        <w:rPr>
+          <w:rFonts w:hint="eastAsia"/>
+          <w:sz w:val="28"/>
+          <w:szCs w:val="28"/>
+          <w:lang w:val="en-US" w:eastAsia="zh-CN"/>
+        </w:rPr>
+        <w:t>||你一度生出了让他们先吵，自己先去洗洗睡了的念头||</w:t>
+      </w:r>
+    </w:p>
+    <w:p>
+      <w:pPr>
+        <w:rPr>
+          <w:rFonts w:hint="eastAsia"/>
+          <w:sz w:val="28"/>
+          <w:szCs w:val="28"/>
+        </w:rPr>
+      </w:pPr>
+    </w:p>
+    <w:p>
+      <w:pPr>
+        <w:rPr>
+          <w:rFonts w:hint="eastAsia"/>
+          <w:sz w:val="28"/>
+          <w:szCs w:val="28"/>
+        </w:rPr>
+      </w:pPr>
+      <w:r>
+        <w:rPr>
+          <w:rFonts w:hint="eastAsia"/>
+          <w:sz w:val="28"/>
+          <w:szCs w:val="28"/>
+        </w:rPr>
+        <w:t>||……||</w:t>
+      </w:r>
+    </w:p>
+    <w:p>
+      <w:pPr>
+        <w:rPr>
+          <w:rFonts w:hint="eastAsia"/>
+          <w:sz w:val="28"/>
+          <w:szCs w:val="28"/>
+        </w:rPr>
+      </w:pPr>
+    </w:p>
+    <w:p>
+      <w:pPr>
+        <w:rPr>
+          <w:rFonts w:hint="eastAsia"/>
+          <w:sz w:val="28"/>
+          <w:szCs w:val="28"/>
+          <w:lang w:val="en-US" w:eastAsia="zh-CN"/>
+        </w:rPr>
+      </w:pPr>
+      <w:r>
+        <w:rPr>
+          <w:rFonts w:hint="eastAsia"/>
+          <w:sz w:val="28"/>
+          <w:szCs w:val="28"/>
+          <w:lang w:val="en-US" w:eastAsia="zh-CN"/>
+        </w:rPr>
+        <w:t>||你的沉默并没有终结这场争吵，</w:t>
+      </w:r>
+      <w:r>
+        <w:rPr>
+          <w:rFonts w:hint="eastAsia"/>
+          <w:sz w:val="28"/>
+          <w:szCs w:val="28"/>
+        </w:rPr>
+        <w:t>两个人虽然对你“谁都不选”的答案感到极度不满，但怒火却不约而同地</w:t>
+      </w:r>
+      <w:r>
+        <w:rPr>
+          <w:rFonts w:hint="eastAsia"/>
+          <w:sz w:val="28"/>
+          <w:szCs w:val="28"/>
+          <w:lang w:val="en-US" w:eastAsia="zh-CN"/>
+        </w:rPr>
+        <w:t>倾泻</w:t>
+      </w:r>
+      <w:r>
+        <w:rPr>
+          <w:rFonts w:hint="eastAsia"/>
+          <w:sz w:val="28"/>
+          <w:szCs w:val="28"/>
+        </w:rPr>
+        <w:t>到了对方身上</w:t>
+      </w:r>
+      <w:r>
+        <w:rPr>
+          <w:rFonts w:hint="eastAsia"/>
+          <w:sz w:val="28"/>
+          <w:szCs w:val="28"/>
+          <w:lang w:val="en-US" w:eastAsia="zh-CN"/>
+        </w:rPr>
+        <w:t>||</w:t>
+      </w:r>
+    </w:p>
+    <w:p>
+      <w:pPr>
+        <w:rPr>
+          <w:rFonts w:hint="eastAsia"/>
+          <w:sz w:val="28"/>
+          <w:szCs w:val="28"/>
+          <w:lang w:val="en-US" w:eastAsia="zh-CN"/>
+        </w:rPr>
+      </w:pPr>
+    </w:p>
+    <w:p>
+      <w:pPr>
+        <w:rPr>
+          <w:rFonts w:hint="eastAsia"/>
+          <w:sz w:val="28"/>
+          <w:szCs w:val="28"/>
+        </w:rPr>
+      </w:pPr>
+      <w:r>
+        <w:rPr>
+          <w:rFonts w:hint="eastAsia"/>
+          <w:sz w:val="28"/>
+          <w:szCs w:val="28"/>
+          <w:lang w:val="en-US" w:eastAsia="zh-CN"/>
+        </w:rPr>
+        <w:t>||</w:t>
+      </w:r>
+      <w:r>
+        <w:rPr>
+          <w:rFonts w:hint="eastAsia"/>
+          <w:sz w:val="28"/>
+          <w:szCs w:val="28"/>
+        </w:rPr>
+        <w:t>又</w:t>
+      </w:r>
+      <w:r>
+        <w:rPr>
+          <w:rFonts w:hint="eastAsia"/>
+          <w:sz w:val="28"/>
+          <w:szCs w:val="28"/>
+          <w:lang w:val="en-US" w:eastAsia="zh-CN"/>
+        </w:rPr>
+        <w:t>是</w:t>
+      </w:r>
+      <w:r>
+        <w:rPr>
+          <w:rFonts w:hint="eastAsia"/>
+          <w:sz w:val="28"/>
+          <w:szCs w:val="28"/>
+        </w:rPr>
+        <w:t>一轮新的、无休止的拌嘴||</w:t>
+      </w:r>
+    </w:p>
+    <w:p>
+      <w:pPr>
+        <w:rPr>
+          <w:rFonts w:hint="eastAsia"/>
+          <w:sz w:val="28"/>
+          <w:szCs w:val="28"/>
+        </w:rPr>
+      </w:pPr>
+    </w:p>
+    <w:p>
+      <w:pPr>
+        <w:rPr>
+          <w:rFonts w:hint="eastAsia"/>
+          <w:sz w:val="28"/>
+          <w:szCs w:val="28"/>
+        </w:rPr>
+      </w:pPr>
+      <w:r>
+        <w:rPr>
+          <w:rFonts w:hint="eastAsia"/>
+          <w:sz w:val="28"/>
+          <w:szCs w:val="28"/>
+        </w:rPr>
+        <w:t>||你看着眼前吵得不可开交的两个人，耳边嗡嗡作响，只觉得太阳穴跳得更厉害了||</w:t>
+      </w:r>
+    </w:p>
+    <w:p>
+      <w:pPr>
+        <w:rPr>
+          <w:rFonts w:hint="eastAsia"/>
+          <w:sz w:val="28"/>
+          <w:szCs w:val="28"/>
+        </w:rPr>
+      </w:pPr>
+    </w:p>
+    <w:p>
+      <w:pPr>
+        <w:rPr>
+          <w:rFonts w:hint="eastAsia"/>
+          <w:sz w:val="28"/>
+          <w:szCs w:val="28"/>
+          <w:lang w:val="en-US" w:eastAsia="zh-CN"/>
+        </w:rPr>
+      </w:pPr>
+      <w:r>
+        <w:rPr>
+          <w:rFonts w:hint="eastAsia"/>
+          <w:sz w:val="28"/>
+          <w:szCs w:val="28"/>
+          <w:lang w:val="en-US" w:eastAsia="zh-CN"/>
+        </w:rPr>
+        <w:t>女主名||“你一三五，他二四六，周日休息，接受不了的话就分手好了，算我对不起你们。”||0000</w:t>
+      </w:r>
+    </w:p>
+    <w:p>
+      <w:pPr>
+        <w:rPr>
+          <w:rFonts w:hint="eastAsia"/>
+          <w:sz w:val="28"/>
+          <w:szCs w:val="28"/>
+          <w:lang w:val="en-US" w:eastAsia="zh-CN"/>
+        </w:rPr>
+      </w:pPr>
+    </w:p>
+    <w:p>
+      <w:pPr>
+        <w:rPr>
+          <w:rFonts w:hint="eastAsia"/>
+          <w:sz w:val="28"/>
+          <w:szCs w:val="28"/>
+          <w:lang w:val="en-US" w:eastAsia="zh-CN"/>
+        </w:rPr>
+      </w:pPr>
+      <w:r>
+        <w:rPr>
+          <w:rFonts w:hint="eastAsia"/>
+          <w:sz w:val="28"/>
+          <w:szCs w:val="28"/>
+          <w:lang w:val="en-US" w:eastAsia="zh-CN"/>
+        </w:rPr>
+        <w:t>||此话一出，轮到他们俩沉默了，你也不在乎自己随口说出了什么逆天的话，你只是想让耳朵清净一会||</w:t>
+      </w:r>
+    </w:p>
+    <w:p>
+      <w:pPr>
+        <w:rPr>
+          <w:rFonts w:hint="default"/>
+          <w:sz w:val="28"/>
+          <w:szCs w:val="28"/>
+          <w:lang w:val="en-US" w:eastAsia="zh-CN"/>
+        </w:rPr>
+      </w:pPr>
+    </w:p>
+    <w:p>
+      <w:pPr>
+        <w:rPr>
+          <w:rFonts w:hint="default"/>
+          <w:sz w:val="28"/>
+          <w:szCs w:val="28"/>
+          <w:lang w:val="en-US" w:eastAsia="zh-CN"/>
+        </w:rPr>
+      </w:pPr>
+      <w:r>
+        <w:rPr>
+          <w:rFonts w:hint="default"/>
+          <w:sz w:val="28"/>
+          <w:szCs w:val="28"/>
+          <w:lang w:val="en-US" w:eastAsia="zh-CN"/>
+        </w:rPr>
+        <w:t>||本以为这种堪称荒谬的提议会让他们双双拂袖而去，毕竟以他们俩的骄傲，怎么可能接受这种离谱的条件||</w:t>
+      </w:r>
+    </w:p>
+    <w:p>
+      <w:pPr>
+        <w:rPr>
+          <w:rFonts w:hint="default"/>
+          <w:sz w:val="28"/>
+          <w:szCs w:val="28"/>
+          <w:lang w:val="en-US" w:eastAsia="zh-CN"/>
+        </w:rPr>
+      </w:pPr>
+    </w:p>
+    <w:p>
+      <w:pPr>
+        <w:rPr>
+          <w:rFonts w:hint="default"/>
+          <w:sz w:val="28"/>
+          <w:szCs w:val="28"/>
+          <w:lang w:val="en-US" w:eastAsia="zh-CN"/>
+        </w:rPr>
+      </w:pPr>
+      <w:r>
+        <w:rPr>
+          <w:rFonts w:hint="default"/>
+          <w:sz w:val="28"/>
+          <w:szCs w:val="28"/>
+          <w:lang w:val="en-US" w:eastAsia="zh-CN"/>
+        </w:rPr>
+        <w:t>||然而，客厅里死一般的寂静持续了整整一分钟，谁也没有转身走向那扇大门||</w:t>
+      </w:r>
+    </w:p>
+    <w:p>
+      <w:pPr>
+        <w:rPr>
+          <w:rFonts w:hint="default"/>
+          <w:sz w:val="28"/>
+          <w:szCs w:val="28"/>
+          <w:lang w:val="en-US" w:eastAsia="zh-CN"/>
+        </w:rPr>
+      </w:pPr>
+    </w:p>
+    <w:p>
+      <w:pPr>
+        <w:rPr>
+          <w:rFonts w:hint="default"/>
+          <w:sz w:val="28"/>
+          <w:szCs w:val="28"/>
+          <w:lang w:val="en-US" w:eastAsia="zh-CN"/>
+        </w:rPr>
+      </w:pPr>
+      <w:r>
+        <w:rPr>
+          <w:rFonts w:hint="default"/>
+          <w:sz w:val="28"/>
+          <w:szCs w:val="28"/>
+          <w:lang w:val="en-US" w:eastAsia="zh-CN"/>
+        </w:rPr>
+        <w:t>||周杉咬了咬后槽牙，狠狠瞪了何行舟一眼，最后不情不愿地撇过脸去||</w:t>
+      </w:r>
+    </w:p>
+    <w:p>
+      <w:pPr>
+        <w:rPr>
+          <w:rFonts w:hint="default"/>
+          <w:sz w:val="28"/>
+          <w:szCs w:val="28"/>
+          <w:lang w:val="en-US" w:eastAsia="zh-CN"/>
+        </w:rPr>
+      </w:pPr>
+    </w:p>
+    <w:p>
+      <w:pPr>
+        <w:rPr>
+          <w:rFonts w:hint="default"/>
+          <w:sz w:val="28"/>
+          <w:szCs w:val="28"/>
+          <w:lang w:val="en-US" w:eastAsia="zh-CN"/>
+        </w:rPr>
+      </w:pPr>
+      <w:r>
+        <w:rPr>
+          <w:rFonts w:hint="default"/>
+          <w:sz w:val="28"/>
+          <w:szCs w:val="28"/>
+          <w:lang w:val="en-US" w:eastAsia="zh-CN"/>
+        </w:rPr>
+        <w:t>周杉||</w:t>
+      </w:r>
+      <w:r>
+        <w:rPr>
+          <w:rFonts w:hint="eastAsia"/>
+          <w:sz w:val="28"/>
+          <w:szCs w:val="28"/>
+          <w:lang w:val="en-US" w:eastAsia="zh-CN"/>
+        </w:rPr>
+        <w:t>“……</w:t>
+      </w:r>
+      <w:r>
+        <w:rPr>
+          <w:rFonts w:hint="default"/>
+          <w:sz w:val="28"/>
+          <w:szCs w:val="28"/>
+          <w:lang w:val="en-US" w:eastAsia="zh-CN"/>
+        </w:rPr>
+        <w:t>行</w:t>
+      </w:r>
+      <w:r>
+        <w:rPr>
+          <w:rFonts w:hint="eastAsia"/>
+          <w:sz w:val="28"/>
+          <w:szCs w:val="28"/>
+          <w:lang w:val="en-US" w:eastAsia="zh-CN"/>
+        </w:rPr>
+        <w:t>，我没意见，</w:t>
+      </w:r>
+      <w:r>
+        <w:rPr>
+          <w:rFonts w:hint="default"/>
+          <w:sz w:val="28"/>
+          <w:szCs w:val="28"/>
+          <w:lang w:val="en-US" w:eastAsia="zh-CN"/>
+        </w:rPr>
+        <w:t>都听你的。</w:t>
+      </w:r>
+      <w:r>
+        <w:rPr>
+          <w:rFonts w:hint="eastAsia"/>
+          <w:sz w:val="28"/>
+          <w:szCs w:val="28"/>
+          <w:lang w:val="en-US" w:eastAsia="zh-CN"/>
+        </w:rPr>
+        <w:t>”</w:t>
+      </w:r>
+      <w:r>
+        <w:rPr>
+          <w:rFonts w:hint="default"/>
+          <w:sz w:val="28"/>
+          <w:szCs w:val="28"/>
+          <w:lang w:val="en-US" w:eastAsia="zh-CN"/>
+        </w:rPr>
+        <w:t>||0000</w:t>
+      </w:r>
+    </w:p>
+    <w:p>
+      <w:pPr>
+        <w:rPr>
+          <w:rFonts w:hint="default"/>
+          <w:sz w:val="28"/>
+          <w:szCs w:val="28"/>
+          <w:lang w:val="en-US" w:eastAsia="zh-CN"/>
+        </w:rPr>
+      </w:pPr>
+    </w:p>
+    <w:p>
+      <w:pPr>
+        <w:rPr>
+          <w:rFonts w:hint="default"/>
+          <w:sz w:val="28"/>
+          <w:szCs w:val="28"/>
+          <w:lang w:val="en-US" w:eastAsia="zh-CN"/>
+        </w:rPr>
+      </w:pPr>
+      <w:r>
+        <w:rPr>
+          <w:rFonts w:hint="default"/>
+          <w:sz w:val="28"/>
+          <w:szCs w:val="28"/>
+          <w:lang w:val="en-US" w:eastAsia="zh-CN"/>
+        </w:rPr>
+        <w:t>||何行舟</w:t>
+      </w:r>
+      <w:r>
+        <w:rPr>
+          <w:rFonts w:hint="eastAsia"/>
+          <w:sz w:val="28"/>
+          <w:szCs w:val="28"/>
+          <w:lang w:val="en-US" w:eastAsia="zh-CN"/>
+        </w:rPr>
+        <w:t>的嘴唇蠕动了几下</w:t>
+      </w:r>
+      <w:r>
+        <w:rPr>
+          <w:rFonts w:hint="default"/>
+          <w:sz w:val="28"/>
+          <w:szCs w:val="28"/>
+          <w:lang w:val="en-US" w:eastAsia="zh-CN"/>
+        </w:rPr>
+        <w:t>，最终化作了一声若有似无的叹息||</w:t>
+      </w:r>
+    </w:p>
+    <w:p>
+      <w:pPr>
+        <w:rPr>
+          <w:rFonts w:hint="default"/>
+          <w:sz w:val="28"/>
+          <w:szCs w:val="28"/>
+          <w:lang w:val="en-US" w:eastAsia="zh-CN"/>
+        </w:rPr>
+      </w:pPr>
+    </w:p>
+    <w:p>
+      <w:pPr>
+        <w:rPr>
+          <w:rFonts w:hint="default"/>
+          <w:sz w:val="28"/>
+          <w:szCs w:val="28"/>
+          <w:lang w:val="en-US" w:eastAsia="zh-CN"/>
+        </w:rPr>
+      </w:pPr>
+      <w:r>
+        <w:rPr>
+          <w:rFonts w:hint="default"/>
+          <w:sz w:val="28"/>
+          <w:szCs w:val="28"/>
+          <w:lang w:val="en-US" w:eastAsia="zh-CN"/>
+        </w:rPr>
+        <w:t>何行舟||</w:t>
+      </w:r>
+      <w:r>
+        <w:rPr>
+          <w:rFonts w:hint="eastAsia"/>
+          <w:sz w:val="28"/>
+          <w:szCs w:val="28"/>
+          <w:lang w:val="en-US" w:eastAsia="zh-CN"/>
+        </w:rPr>
+        <w:t>“</w:t>
+      </w:r>
+      <w:r>
+        <w:rPr>
+          <w:rFonts w:hint="default"/>
+          <w:sz w:val="28"/>
+          <w:szCs w:val="28"/>
+          <w:lang w:val="en-US" w:eastAsia="zh-CN"/>
+        </w:rPr>
+        <w:t>我尊重你的决定</w:t>
+      </w:r>
+      <w:r>
+        <w:rPr>
+          <w:rFonts w:hint="eastAsia"/>
+          <w:sz w:val="28"/>
+          <w:szCs w:val="28"/>
+          <w:lang w:val="en-US" w:eastAsia="zh-CN"/>
+        </w:rPr>
+        <w:t>，</w:t>
+      </w:r>
+      <w:r>
+        <w:rPr>
+          <w:rFonts w:hint="default"/>
+          <w:sz w:val="28"/>
+          <w:szCs w:val="28"/>
+          <w:lang w:val="en-US" w:eastAsia="zh-CN"/>
+        </w:rPr>
+        <w:t>既然你还</w:t>
+      </w:r>
+      <w:r>
+        <w:rPr>
+          <w:rFonts w:hint="eastAsia"/>
+          <w:sz w:val="28"/>
+          <w:szCs w:val="28"/>
+          <w:lang w:val="en-US" w:eastAsia="zh-CN"/>
+        </w:rPr>
+        <w:t>选不出来</w:t>
+      </w:r>
+      <w:r>
+        <w:rPr>
+          <w:rFonts w:hint="default"/>
+          <w:sz w:val="28"/>
+          <w:szCs w:val="28"/>
+          <w:lang w:val="en-US" w:eastAsia="zh-CN"/>
+        </w:rPr>
+        <w:t>，我可以等</w:t>
+      </w:r>
+      <w:r>
+        <w:rPr>
+          <w:rFonts w:hint="eastAsia"/>
+          <w:sz w:val="28"/>
+          <w:szCs w:val="28"/>
+          <w:lang w:val="en-US" w:eastAsia="zh-CN"/>
+        </w:rPr>
+        <w:t>，我相信时间会证明一切。”</w:t>
+      </w:r>
+      <w:r>
+        <w:rPr>
+          <w:rFonts w:hint="default"/>
+          <w:sz w:val="28"/>
+          <w:szCs w:val="28"/>
+          <w:lang w:val="en-US" w:eastAsia="zh-CN"/>
+        </w:rPr>
+        <w:t>||0000</w:t>
+      </w:r>
+    </w:p>
+    <w:p>
+      <w:pPr>
+        <w:rPr>
+          <w:rFonts w:hint="default"/>
+          <w:sz w:val="28"/>
+          <w:szCs w:val="28"/>
+          <w:lang w:val="en-US" w:eastAsia="zh-CN"/>
+        </w:rPr>
+      </w:pPr>
+    </w:p>
+    <w:p>
+      <w:pPr>
+        <w:rPr>
+          <w:rFonts w:hint="default"/>
+          <w:sz w:val="28"/>
+          <w:szCs w:val="28"/>
+          <w:lang w:val="en-US" w:eastAsia="zh-CN"/>
+        </w:rPr>
+      </w:pPr>
+      <w:r>
+        <w:rPr>
+          <w:rFonts w:hint="default"/>
+          <w:sz w:val="28"/>
+          <w:szCs w:val="28"/>
+          <w:lang w:val="en-US" w:eastAsia="zh-CN"/>
+        </w:rPr>
+        <w:t>||</w:t>
+      </w:r>
+      <w:r>
+        <w:rPr>
+          <w:rFonts w:hint="eastAsia"/>
+          <w:sz w:val="28"/>
+          <w:szCs w:val="28"/>
+          <w:lang w:val="en-US" w:eastAsia="zh-CN"/>
+        </w:rPr>
+        <w:t>这回该轮到你震惊了</w:t>
+      </w:r>
+      <w:r>
+        <w:rPr>
+          <w:rFonts w:hint="default"/>
+          <w:sz w:val="28"/>
+          <w:szCs w:val="28"/>
+          <w:lang w:val="en-US" w:eastAsia="zh-CN"/>
+        </w:rPr>
+        <w:t>，还没来得及感叹这两个人的底线到底在哪里，周杉突然话锋一转，仿佛突然反应过来了什么||</w:t>
+      </w:r>
+    </w:p>
+    <w:p>
+      <w:pPr>
+        <w:rPr>
+          <w:rFonts w:hint="default"/>
+          <w:sz w:val="28"/>
+          <w:szCs w:val="28"/>
+          <w:lang w:val="en-US" w:eastAsia="zh-CN"/>
+        </w:rPr>
+      </w:pPr>
+    </w:p>
+    <w:p>
+      <w:pPr>
+        <w:rPr>
+          <w:rFonts w:hint="default"/>
+          <w:sz w:val="28"/>
+          <w:szCs w:val="28"/>
+          <w:lang w:val="en-US" w:eastAsia="zh-CN"/>
+        </w:rPr>
+      </w:pPr>
+      <w:r>
+        <w:rPr>
+          <w:rFonts w:hint="default"/>
+          <w:sz w:val="28"/>
+          <w:szCs w:val="28"/>
+          <w:lang w:val="en-US" w:eastAsia="zh-CN"/>
+        </w:rPr>
+        <w:t>周杉||</w:t>
+      </w:r>
+      <w:r>
+        <w:rPr>
+          <w:rFonts w:hint="eastAsia"/>
+          <w:sz w:val="28"/>
+          <w:szCs w:val="28"/>
+          <w:lang w:val="en-US" w:eastAsia="zh-CN"/>
+        </w:rPr>
+        <w:t>“</w:t>
+      </w:r>
+      <w:r>
+        <w:rPr>
+          <w:rFonts w:hint="default"/>
+          <w:sz w:val="28"/>
+          <w:szCs w:val="28"/>
+          <w:lang w:val="en-US" w:eastAsia="zh-CN"/>
+        </w:rPr>
+        <w:t>等等，既然规则定好了，那今天是周日。</w:t>
+      </w:r>
+      <w:r>
+        <w:rPr>
+          <w:rFonts w:hint="eastAsia"/>
+          <w:sz w:val="28"/>
+          <w:szCs w:val="28"/>
+          <w:lang w:val="en-US" w:eastAsia="zh-CN"/>
+        </w:rPr>
+        <w:t>但</w:t>
+      </w:r>
+      <w:r>
+        <w:rPr>
+          <w:rFonts w:hint="default"/>
+          <w:sz w:val="28"/>
+          <w:szCs w:val="28"/>
+          <w:lang w:val="en-US" w:eastAsia="zh-CN"/>
+        </w:rPr>
+        <w:t>我本来就住在这儿，</w:t>
+      </w:r>
+      <w:r>
+        <w:rPr>
+          <w:rFonts w:hint="eastAsia"/>
+          <w:sz w:val="28"/>
+          <w:szCs w:val="28"/>
+          <w:lang w:val="en-US" w:eastAsia="zh-CN"/>
+        </w:rPr>
+        <w:t>你</w:t>
+      </w:r>
+      <w:r>
+        <w:rPr>
+          <w:rFonts w:hint="default"/>
+          <w:sz w:val="28"/>
+          <w:szCs w:val="28"/>
+          <w:lang w:val="en-US" w:eastAsia="zh-CN"/>
+        </w:rPr>
+        <w:t>是不是该走了？</w:t>
+      </w:r>
+      <w:r>
+        <w:rPr>
+          <w:rFonts w:hint="eastAsia"/>
+          <w:sz w:val="28"/>
+          <w:szCs w:val="28"/>
+          <w:lang w:val="en-US" w:eastAsia="zh-CN"/>
+        </w:rPr>
+        <w:t>”</w:t>
+      </w:r>
+      <w:r>
+        <w:rPr>
+          <w:rFonts w:hint="default"/>
+          <w:sz w:val="28"/>
+          <w:szCs w:val="28"/>
+          <w:lang w:val="en-US" w:eastAsia="zh-CN"/>
+        </w:rPr>
+        <w:t>||0000</w:t>
+      </w:r>
+    </w:p>
+    <w:p>
+      <w:pPr>
+        <w:rPr>
+          <w:rFonts w:hint="default"/>
+          <w:sz w:val="28"/>
+          <w:szCs w:val="28"/>
+          <w:lang w:val="en-US" w:eastAsia="zh-CN"/>
+        </w:rPr>
+      </w:pPr>
+    </w:p>
+    <w:p>
+      <w:pPr>
+        <w:rPr>
+          <w:rFonts w:hint="default"/>
+          <w:sz w:val="28"/>
+          <w:szCs w:val="28"/>
+          <w:lang w:val="en-US" w:eastAsia="zh-CN"/>
+        </w:rPr>
+      </w:pPr>
+      <w:r>
+        <w:rPr>
+          <w:rFonts w:hint="default"/>
+          <w:sz w:val="28"/>
+          <w:szCs w:val="28"/>
+          <w:lang w:val="en-US" w:eastAsia="zh-CN"/>
+        </w:rPr>
+        <w:t>何行舟||</w:t>
+      </w:r>
+      <w:r>
+        <w:rPr>
+          <w:rFonts w:hint="eastAsia"/>
+          <w:sz w:val="28"/>
+          <w:szCs w:val="28"/>
+          <w:lang w:val="en-US" w:eastAsia="zh-CN"/>
+        </w:rPr>
+        <w:t>“她</w:t>
+      </w:r>
+      <w:r>
+        <w:rPr>
+          <w:rFonts w:hint="default"/>
+          <w:sz w:val="28"/>
+          <w:szCs w:val="28"/>
+          <w:lang w:val="en-US" w:eastAsia="zh-CN"/>
+        </w:rPr>
+        <w:t>也说了，周日是</w:t>
+      </w:r>
+      <w:r>
+        <w:rPr>
+          <w:rFonts w:hint="eastAsia"/>
+          <w:sz w:val="28"/>
+          <w:szCs w:val="28"/>
+          <w:lang w:val="en-US" w:eastAsia="zh-CN"/>
+        </w:rPr>
+        <w:t>‘</w:t>
+      </w:r>
+      <w:r>
+        <w:rPr>
+          <w:rFonts w:hint="default"/>
+          <w:sz w:val="28"/>
+          <w:szCs w:val="28"/>
+          <w:lang w:val="en-US" w:eastAsia="zh-CN"/>
+        </w:rPr>
+        <w:t>休息</w:t>
+      </w:r>
+      <w:r>
+        <w:rPr>
+          <w:rFonts w:hint="eastAsia"/>
+          <w:sz w:val="28"/>
+          <w:szCs w:val="28"/>
+          <w:lang w:val="en-US" w:eastAsia="zh-CN"/>
+        </w:rPr>
+        <w:t>’，</w:t>
+      </w:r>
+      <w:r>
+        <w:rPr>
+          <w:rFonts w:hint="default"/>
+          <w:sz w:val="28"/>
+          <w:szCs w:val="28"/>
+          <w:lang w:val="en-US" w:eastAsia="zh-CN"/>
+        </w:rPr>
+        <w:t>既然是休息日，自然谁也不属于。</w:t>
+      </w:r>
+      <w:r>
+        <w:rPr>
+          <w:rFonts w:hint="eastAsia"/>
+          <w:sz w:val="28"/>
+          <w:szCs w:val="28"/>
+          <w:lang w:val="en-US" w:eastAsia="zh-CN"/>
+        </w:rPr>
+        <w:t>现在</w:t>
+      </w:r>
+      <w:r>
+        <w:rPr>
+          <w:rFonts w:hint="default"/>
+          <w:sz w:val="28"/>
+          <w:szCs w:val="28"/>
+          <w:lang w:val="en-US" w:eastAsia="zh-CN"/>
+        </w:rPr>
+        <w:t>大家都在，</w:t>
+      </w:r>
+      <w:r>
+        <w:rPr>
+          <w:rFonts w:hint="eastAsia"/>
+          <w:sz w:val="28"/>
+          <w:szCs w:val="28"/>
+          <w:lang w:val="en-US" w:eastAsia="zh-CN"/>
+        </w:rPr>
+        <w:t>要么都</w:t>
+      </w:r>
+      <w:r>
+        <w:rPr>
+          <w:rFonts w:hint="default"/>
+          <w:sz w:val="28"/>
+          <w:szCs w:val="28"/>
+          <w:lang w:val="en-US" w:eastAsia="zh-CN"/>
+        </w:rPr>
+        <w:t>留下来</w:t>
+      </w:r>
+      <w:r>
+        <w:rPr>
+          <w:rFonts w:hint="eastAsia"/>
+          <w:sz w:val="28"/>
+          <w:szCs w:val="28"/>
+          <w:lang w:val="en-US" w:eastAsia="zh-CN"/>
+        </w:rPr>
+        <w:t>，要么都走</w:t>
+      </w:r>
+      <w:r>
+        <w:rPr>
+          <w:rFonts w:hint="default"/>
+          <w:sz w:val="28"/>
+          <w:szCs w:val="28"/>
+          <w:lang w:val="en-US" w:eastAsia="zh-CN"/>
+        </w:rPr>
+        <w:t>。</w:t>
+      </w:r>
+      <w:r>
+        <w:rPr>
+          <w:rFonts w:hint="eastAsia"/>
+          <w:sz w:val="28"/>
+          <w:szCs w:val="28"/>
+          <w:lang w:val="en-US" w:eastAsia="zh-CN"/>
+        </w:rPr>
+        <w:t>”||0000</w:t>
+      </w:r>
+    </w:p>
+    <w:p>
+      <w:pPr>
+        <w:rPr>
+          <w:rFonts w:hint="eastAsia"/>
+          <w:sz w:val="28"/>
+          <w:szCs w:val="28"/>
+          <w:lang w:val="en-US" w:eastAsia="zh-CN"/>
+        </w:rPr>
+      </w:pPr>
+    </w:p>
+    <w:p>
+      <w:pPr>
+        <w:rPr>
+          <w:rFonts w:hint="default"/>
+          <w:sz w:val="28"/>
+          <w:szCs w:val="28"/>
+          <w:lang w:val="en-US" w:eastAsia="zh-CN"/>
+        </w:rPr>
+      </w:pPr>
+      <w:r>
+        <w:rPr>
+          <w:rFonts w:hint="eastAsia"/>
+          <w:sz w:val="28"/>
+          <w:szCs w:val="28"/>
+          <w:lang w:val="en-US" w:eastAsia="zh-CN"/>
+        </w:rPr>
+        <w:t>何行舟||“</w:t>
+      </w:r>
+      <w:r>
+        <w:rPr>
+          <w:rFonts w:hint="default"/>
+          <w:sz w:val="28"/>
+          <w:szCs w:val="28"/>
+          <w:lang w:val="en-US" w:eastAsia="zh-CN"/>
+        </w:rPr>
+        <w:t>更何况</w:t>
+      </w:r>
+      <w:r>
+        <w:rPr>
+          <w:rFonts w:hint="eastAsia"/>
+          <w:sz w:val="28"/>
+          <w:szCs w:val="28"/>
+          <w:lang w:val="en-US" w:eastAsia="zh-CN"/>
+        </w:rPr>
+        <w:t>‘</w:t>
+      </w:r>
+      <w:r>
+        <w:rPr>
+          <w:rFonts w:hint="default"/>
+          <w:sz w:val="28"/>
+          <w:szCs w:val="28"/>
+          <w:lang w:val="en-US" w:eastAsia="zh-CN"/>
+        </w:rPr>
+        <w:t>借住</w:t>
+      </w:r>
+      <w:r>
+        <w:rPr>
+          <w:rFonts w:hint="eastAsia"/>
+          <w:sz w:val="28"/>
+          <w:szCs w:val="28"/>
+          <w:lang w:val="en-US" w:eastAsia="zh-CN"/>
+        </w:rPr>
+        <w:t>’</w:t>
+      </w:r>
+      <w:r>
+        <w:rPr>
+          <w:rFonts w:hint="default"/>
+          <w:sz w:val="28"/>
+          <w:szCs w:val="28"/>
+          <w:lang w:val="en-US" w:eastAsia="zh-CN"/>
+        </w:rPr>
+        <w:t>总归是有期限的，</w:t>
+      </w:r>
+      <w:r>
+        <w:rPr>
+          <w:rFonts w:hint="eastAsia"/>
+          <w:sz w:val="28"/>
+          <w:szCs w:val="28"/>
+          <w:lang w:val="en-US" w:eastAsia="zh-CN"/>
+        </w:rPr>
+        <w:t>按你这么说，你每天都占着她也是合理的咯？”</w:t>
+      </w:r>
+      <w:r>
+        <w:rPr>
+          <w:rFonts w:hint="default"/>
+          <w:sz w:val="28"/>
+          <w:szCs w:val="28"/>
+          <w:lang w:val="en-US" w:eastAsia="zh-CN"/>
+        </w:rPr>
+        <w:t>||0000</w:t>
+      </w:r>
+    </w:p>
+    <w:p>
+      <w:pPr>
+        <w:rPr>
+          <w:rFonts w:hint="default"/>
+          <w:sz w:val="28"/>
+          <w:szCs w:val="28"/>
+          <w:lang w:val="en-US" w:eastAsia="zh-CN"/>
+        </w:rPr>
+      </w:pPr>
+    </w:p>
+    <w:p>
+      <w:pPr>
+        <w:rPr>
+          <w:rFonts w:hint="default"/>
+          <w:sz w:val="28"/>
+          <w:szCs w:val="28"/>
+          <w:lang w:val="en-US" w:eastAsia="zh-CN"/>
+        </w:rPr>
+      </w:pPr>
+      <w:r>
+        <w:rPr>
+          <w:rFonts w:hint="default"/>
+          <w:sz w:val="28"/>
+          <w:szCs w:val="28"/>
+          <w:lang w:val="en-US" w:eastAsia="zh-CN"/>
+        </w:rPr>
+        <w:t>||眼看着两人刚平息的战火因为</w:t>
+      </w:r>
+      <w:r>
+        <w:rPr>
+          <w:rFonts w:hint="eastAsia"/>
+          <w:sz w:val="28"/>
+          <w:szCs w:val="28"/>
+          <w:lang w:val="en-US" w:eastAsia="zh-CN"/>
+        </w:rPr>
+        <w:t>“</w:t>
+      </w:r>
+      <w:r>
+        <w:rPr>
+          <w:rFonts w:hint="default"/>
+          <w:sz w:val="28"/>
+          <w:szCs w:val="28"/>
+          <w:lang w:val="en-US" w:eastAsia="zh-CN"/>
+        </w:rPr>
+        <w:t>周日谁留下</w:t>
+      </w:r>
+      <w:r>
+        <w:rPr>
+          <w:rFonts w:hint="eastAsia"/>
+          <w:sz w:val="28"/>
+          <w:szCs w:val="28"/>
+          <w:lang w:val="en-US" w:eastAsia="zh-CN"/>
+        </w:rPr>
+        <w:t>”</w:t>
+      </w:r>
+      <w:r>
+        <w:rPr>
+          <w:rFonts w:hint="default"/>
+          <w:sz w:val="28"/>
+          <w:szCs w:val="28"/>
+          <w:lang w:val="en-US" w:eastAsia="zh-CN"/>
+        </w:rPr>
+        <w:t>这个问题再次死灰复燃，你的耐心终于彻底宣告破产||</w:t>
+      </w:r>
+    </w:p>
+    <w:p>
+      <w:pPr>
+        <w:rPr>
+          <w:rFonts w:hint="default"/>
+          <w:sz w:val="28"/>
+          <w:szCs w:val="28"/>
+          <w:lang w:val="en-US" w:eastAsia="zh-CN"/>
+        </w:rPr>
+      </w:pPr>
+    </w:p>
+    <w:p>
+      <w:pPr>
+        <w:rPr>
+          <w:rFonts w:hint="default"/>
+          <w:sz w:val="28"/>
+          <w:szCs w:val="28"/>
+          <w:lang w:val="en-US" w:eastAsia="zh-CN"/>
+        </w:rPr>
+      </w:pPr>
+      <w:r>
+        <w:rPr>
+          <w:rFonts w:hint="default"/>
+          <w:sz w:val="28"/>
+          <w:szCs w:val="28"/>
+          <w:lang w:val="en-US" w:eastAsia="zh-CN"/>
+        </w:rPr>
+        <w:t>女主名||</w:t>
+      </w:r>
+      <w:r>
+        <w:rPr>
+          <w:rFonts w:hint="eastAsia"/>
+          <w:sz w:val="28"/>
+          <w:szCs w:val="28"/>
+          <w:lang w:val="en-US" w:eastAsia="zh-CN"/>
+        </w:rPr>
+        <w:t>“</w:t>
+      </w:r>
+      <w:r>
+        <w:rPr>
+          <w:rFonts w:hint="default"/>
+          <w:sz w:val="28"/>
+          <w:szCs w:val="28"/>
+          <w:lang w:val="en-US" w:eastAsia="zh-CN"/>
+        </w:rPr>
+        <w:t>闭嘴。</w:t>
+      </w:r>
+      <w:r>
+        <w:rPr>
+          <w:rFonts w:hint="eastAsia"/>
+          <w:sz w:val="28"/>
+          <w:szCs w:val="28"/>
+          <w:lang w:val="en-US" w:eastAsia="zh-CN"/>
+        </w:rPr>
+        <w:t>”</w:t>
+      </w:r>
+      <w:r>
+        <w:rPr>
+          <w:rFonts w:hint="default"/>
+          <w:sz w:val="28"/>
+          <w:szCs w:val="28"/>
+          <w:lang w:val="en-US" w:eastAsia="zh-CN"/>
+        </w:rPr>
+        <w:t>||0000</w:t>
+      </w:r>
+    </w:p>
+    <w:p>
+      <w:pPr>
+        <w:rPr>
+          <w:rFonts w:hint="default"/>
+          <w:sz w:val="28"/>
+          <w:szCs w:val="28"/>
+          <w:lang w:val="en-US" w:eastAsia="zh-CN"/>
+        </w:rPr>
+      </w:pPr>
+    </w:p>
+    <w:p>
+      <w:pPr>
+        <w:rPr>
+          <w:rFonts w:hint="default"/>
+          <w:sz w:val="28"/>
+          <w:szCs w:val="28"/>
+          <w:lang w:val="en-US" w:eastAsia="zh-CN"/>
+        </w:rPr>
+      </w:pPr>
+      <w:r>
+        <w:rPr>
+          <w:rFonts w:hint="default"/>
+          <w:sz w:val="28"/>
+          <w:szCs w:val="28"/>
+          <w:lang w:val="en-US" w:eastAsia="zh-CN"/>
+        </w:rPr>
+        <w:t>||你忍无可忍地站起身，指着大门的方向||</w:t>
+      </w:r>
+    </w:p>
+    <w:p>
+      <w:pPr>
+        <w:rPr>
+          <w:rFonts w:hint="default"/>
+          <w:sz w:val="28"/>
+          <w:szCs w:val="28"/>
+          <w:lang w:val="en-US" w:eastAsia="zh-CN"/>
+        </w:rPr>
+      </w:pPr>
+    </w:p>
+    <w:p>
+      <w:pPr>
+        <w:rPr>
+          <w:rFonts w:hint="default"/>
+          <w:sz w:val="28"/>
+          <w:szCs w:val="28"/>
+          <w:lang w:val="en-US" w:eastAsia="zh-CN"/>
+        </w:rPr>
+      </w:pPr>
+      <w:r>
+        <w:rPr>
+          <w:rFonts w:hint="default"/>
+          <w:sz w:val="28"/>
+          <w:szCs w:val="28"/>
+          <w:lang w:val="en-US" w:eastAsia="zh-CN"/>
+        </w:rPr>
+        <w:t>女主名||</w:t>
+      </w:r>
+      <w:r>
+        <w:rPr>
+          <w:rFonts w:hint="eastAsia"/>
+          <w:sz w:val="28"/>
+          <w:szCs w:val="28"/>
+          <w:lang w:val="en-US" w:eastAsia="zh-CN"/>
+        </w:rPr>
+        <w:t>“</w:t>
+      </w:r>
+      <w:r>
+        <w:rPr>
+          <w:rFonts w:hint="default"/>
+          <w:sz w:val="28"/>
+          <w:szCs w:val="28"/>
+          <w:lang w:val="en-US" w:eastAsia="zh-CN"/>
+        </w:rPr>
+        <w:t>周日休息的意思是，我、要、休、息！你们两个，现在，立刻，马上，都给我出去！</w:t>
+      </w:r>
+      <w:r>
+        <w:rPr>
+          <w:rFonts w:hint="eastAsia"/>
+          <w:sz w:val="28"/>
+          <w:szCs w:val="28"/>
+          <w:lang w:val="en-US" w:eastAsia="zh-CN"/>
+        </w:rPr>
+        <w:t>”</w:t>
+      </w:r>
+      <w:r>
+        <w:rPr>
+          <w:rFonts w:hint="default"/>
+          <w:sz w:val="28"/>
+          <w:szCs w:val="28"/>
+          <w:lang w:val="en-US" w:eastAsia="zh-CN"/>
+        </w:rPr>
+        <w:t>||0000</w:t>
+      </w:r>
+    </w:p>
+    <w:p>
+      <w:pPr>
+        <w:rPr>
+          <w:rFonts w:hint="default"/>
+          <w:sz w:val="28"/>
+          <w:szCs w:val="28"/>
+          <w:lang w:val="en-US" w:eastAsia="zh-CN"/>
+        </w:rPr>
+      </w:pPr>
+    </w:p>
+    <w:p>
+      <w:pPr>
+        <w:rPr>
+          <w:rFonts w:hint="default"/>
+          <w:sz w:val="28"/>
+          <w:szCs w:val="28"/>
+          <w:lang w:val="en-US" w:eastAsia="zh-CN"/>
+        </w:rPr>
+      </w:pPr>
+      <w:r>
+        <w:rPr>
+          <w:rFonts w:hint="default"/>
+          <w:sz w:val="28"/>
+          <w:szCs w:val="28"/>
+          <w:lang w:val="en-US" w:eastAsia="zh-CN"/>
+        </w:rPr>
+        <w:t>||你</w:t>
+      </w:r>
+      <w:r>
+        <w:rPr>
+          <w:rFonts w:hint="eastAsia"/>
+          <w:sz w:val="28"/>
+          <w:szCs w:val="28"/>
+          <w:lang w:val="en-US" w:eastAsia="zh-CN"/>
+        </w:rPr>
+        <w:t>一手</w:t>
+      </w:r>
+      <w:r>
+        <w:rPr>
+          <w:rFonts w:hint="default"/>
+          <w:sz w:val="28"/>
+          <w:szCs w:val="28"/>
+          <w:lang w:val="en-US" w:eastAsia="zh-CN"/>
+        </w:rPr>
+        <w:t>拽住周杉的胳膊，</w:t>
+      </w:r>
+      <w:r>
+        <w:rPr>
+          <w:rFonts w:hint="eastAsia"/>
+          <w:sz w:val="28"/>
+          <w:szCs w:val="28"/>
+          <w:lang w:val="en-US" w:eastAsia="zh-CN"/>
+        </w:rPr>
+        <w:t>一手扣着</w:t>
+      </w:r>
+      <w:r>
+        <w:rPr>
+          <w:rFonts w:hint="default"/>
+          <w:sz w:val="28"/>
+          <w:szCs w:val="28"/>
+          <w:lang w:val="en-US" w:eastAsia="zh-CN"/>
+        </w:rPr>
+        <w:t>何行舟的肩膀，硬生生把两个一米八几的大男人往门外推||</w:t>
+      </w:r>
+    </w:p>
+    <w:p>
+      <w:pPr>
+        <w:rPr>
+          <w:rFonts w:hint="default"/>
+          <w:sz w:val="28"/>
+          <w:szCs w:val="28"/>
+          <w:lang w:val="en-US" w:eastAsia="zh-CN"/>
+        </w:rPr>
+      </w:pPr>
+    </w:p>
+    <w:p>
+      <w:pPr>
+        <w:rPr>
+          <w:rFonts w:hint="default"/>
+          <w:sz w:val="28"/>
+          <w:szCs w:val="28"/>
+          <w:lang w:val="en-US" w:eastAsia="zh-CN"/>
+        </w:rPr>
+      </w:pPr>
+      <w:r>
+        <w:rPr>
+          <w:rFonts w:hint="default"/>
+          <w:sz w:val="28"/>
+          <w:szCs w:val="28"/>
+          <w:lang w:val="en-US" w:eastAsia="zh-CN"/>
+        </w:rPr>
+        <w:t>周杉||</w:t>
+      </w:r>
+      <w:r>
+        <w:rPr>
+          <w:rFonts w:hint="eastAsia"/>
+          <w:sz w:val="28"/>
+          <w:szCs w:val="28"/>
+          <w:lang w:val="en-US" w:eastAsia="zh-CN"/>
+        </w:rPr>
+        <w:t>“那我今晚睡哪啊——”</w:t>
+      </w:r>
+      <w:r>
+        <w:rPr>
+          <w:rFonts w:hint="default"/>
+          <w:sz w:val="28"/>
+          <w:szCs w:val="28"/>
+          <w:lang w:val="en-US" w:eastAsia="zh-CN"/>
+        </w:rPr>
+        <w:t>||0000</w:t>
+      </w:r>
+    </w:p>
+    <w:p>
+      <w:pPr>
+        <w:rPr>
+          <w:rFonts w:hint="default"/>
+          <w:sz w:val="28"/>
+          <w:szCs w:val="28"/>
+          <w:lang w:val="en-US" w:eastAsia="zh-CN"/>
+        </w:rPr>
+      </w:pPr>
+    </w:p>
+    <w:p>
+      <w:pPr>
+        <w:rPr>
+          <w:rFonts w:hint="default"/>
+          <w:sz w:val="28"/>
+          <w:szCs w:val="28"/>
+          <w:lang w:val="en-US" w:eastAsia="zh-CN"/>
+        </w:rPr>
+      </w:pPr>
+      <w:r>
+        <w:rPr>
+          <w:rFonts w:hint="default"/>
+          <w:sz w:val="28"/>
+          <w:szCs w:val="28"/>
+          <w:lang w:val="en-US" w:eastAsia="zh-CN"/>
+        </w:rPr>
+        <w:t>女主名||</w:t>
+      </w:r>
+      <w:r>
+        <w:rPr>
+          <w:rFonts w:hint="eastAsia"/>
+          <w:sz w:val="28"/>
+          <w:szCs w:val="28"/>
+          <w:lang w:val="en-US" w:eastAsia="zh-CN"/>
+        </w:rPr>
+        <w:t>“</w:t>
+      </w:r>
+      <w:r>
+        <w:rPr>
+          <w:rFonts w:hint="default"/>
+          <w:sz w:val="28"/>
+          <w:szCs w:val="28"/>
+          <w:lang w:val="en-US" w:eastAsia="zh-CN"/>
+        </w:rPr>
+        <w:t>自己找酒店</w:t>
+      </w:r>
+      <w:r>
+        <w:rPr>
+          <w:rFonts w:hint="eastAsia"/>
+          <w:sz w:val="28"/>
+          <w:szCs w:val="28"/>
+          <w:lang w:val="en-US" w:eastAsia="zh-CN"/>
+        </w:rPr>
+        <w:t>，</w:t>
+      </w:r>
+      <w:r>
+        <w:rPr>
+          <w:rFonts w:hint="default"/>
+          <w:sz w:val="28"/>
+          <w:szCs w:val="28"/>
+          <w:lang w:val="en-US" w:eastAsia="zh-CN"/>
+        </w:rPr>
+        <w:t>或者</w:t>
+      </w:r>
+      <w:r>
+        <w:rPr>
+          <w:rFonts w:hint="eastAsia"/>
+          <w:sz w:val="28"/>
+          <w:szCs w:val="28"/>
+          <w:lang w:val="en-US" w:eastAsia="zh-CN"/>
+        </w:rPr>
+        <w:t>住青旅！</w:t>
+      </w:r>
+      <w:r>
+        <w:rPr>
+          <w:rFonts w:hint="default"/>
+          <w:sz w:val="28"/>
+          <w:szCs w:val="28"/>
+          <w:lang w:val="en-US" w:eastAsia="zh-CN"/>
+        </w:rPr>
+        <w:t>明天周一再按你的</w:t>
+      </w:r>
+      <w:r>
+        <w:rPr>
+          <w:rFonts w:hint="eastAsia"/>
+          <w:sz w:val="28"/>
+          <w:szCs w:val="28"/>
+          <w:lang w:val="en-US" w:eastAsia="zh-CN"/>
+        </w:rPr>
+        <w:t>排</w:t>
+      </w:r>
+      <w:r>
+        <w:rPr>
+          <w:rFonts w:hint="default"/>
+          <w:sz w:val="28"/>
+          <w:szCs w:val="28"/>
+          <w:lang w:val="en-US" w:eastAsia="zh-CN"/>
+        </w:rPr>
+        <w:t>班表来！”||0000</w:t>
+      </w:r>
+    </w:p>
+    <w:p>
+      <w:pPr>
+        <w:rPr>
+          <w:rFonts w:hint="default"/>
+          <w:sz w:val="28"/>
+          <w:szCs w:val="28"/>
+          <w:lang w:val="en-US" w:eastAsia="zh-CN"/>
+        </w:rPr>
+      </w:pPr>
+    </w:p>
+    <w:p>
+      <w:pPr>
+        <w:rPr>
+          <w:rFonts w:hint="default"/>
+          <w:sz w:val="28"/>
+          <w:szCs w:val="28"/>
+          <w:lang w:val="en-US" w:eastAsia="zh-CN"/>
+        </w:rPr>
+      </w:pPr>
+      <w:r>
+        <w:rPr>
+          <w:rFonts w:hint="default"/>
+          <w:sz w:val="28"/>
+          <w:szCs w:val="28"/>
+          <w:lang w:val="en-US" w:eastAsia="zh-CN"/>
+        </w:rPr>
+        <w:t>何行舟||</w:t>
+      </w:r>
+      <w:r>
+        <w:rPr>
+          <w:rFonts w:hint="eastAsia"/>
+          <w:sz w:val="28"/>
+          <w:szCs w:val="28"/>
+          <w:lang w:val="en-US" w:eastAsia="zh-CN"/>
+        </w:rPr>
+        <w:t>“</w:t>
+      </w:r>
+      <w:r>
+        <w:rPr>
+          <w:rFonts w:hint="default"/>
+          <w:sz w:val="28"/>
+          <w:szCs w:val="28"/>
+          <w:lang w:val="en-US" w:eastAsia="zh-CN"/>
+        </w:rPr>
+        <w:t>天冷了，夜里记得盖好</w:t>
+      </w:r>
+      <w:r>
+        <w:rPr>
+          <w:rFonts w:hint="eastAsia"/>
+          <w:sz w:val="28"/>
+          <w:szCs w:val="28"/>
+          <w:lang w:val="en-US" w:eastAsia="zh-CN"/>
+        </w:rPr>
+        <w:t>被</w:t>
+      </w:r>
+      <w:r>
+        <w:rPr>
+          <w:rFonts w:hint="default"/>
+          <w:sz w:val="28"/>
+          <w:szCs w:val="28"/>
+          <w:lang w:val="en-US" w:eastAsia="zh-CN"/>
+        </w:rPr>
+        <w:t>子，我明天</w:t>
+      </w:r>
+      <w:r>
+        <w:rPr>
+          <w:rFonts w:hint="eastAsia"/>
+          <w:sz w:val="28"/>
+          <w:szCs w:val="28"/>
+          <w:lang w:val="en-US" w:eastAsia="zh-CN"/>
+        </w:rPr>
+        <w:t>……”</w:t>
+      </w:r>
+      <w:r>
+        <w:rPr>
+          <w:rFonts w:hint="default"/>
+          <w:sz w:val="28"/>
+          <w:szCs w:val="28"/>
+          <w:lang w:val="en-US" w:eastAsia="zh-CN"/>
+        </w:rPr>
+        <w:t>||0000</w:t>
+      </w:r>
+    </w:p>
+    <w:p>
+      <w:pPr>
+        <w:rPr>
+          <w:rFonts w:hint="default"/>
+          <w:sz w:val="28"/>
+          <w:szCs w:val="28"/>
+          <w:lang w:val="en-US" w:eastAsia="zh-CN"/>
+        </w:rPr>
+      </w:pPr>
+    </w:p>
+    <w:p>
+      <w:pPr>
+        <w:rPr>
+          <w:rFonts w:hint="default"/>
+          <w:sz w:val="28"/>
+          <w:szCs w:val="28"/>
+          <w:lang w:val="en-US" w:eastAsia="zh-CN"/>
+        </w:rPr>
+      </w:pPr>
+      <w:r>
+        <w:rPr>
+          <w:rFonts w:hint="default"/>
+          <w:sz w:val="28"/>
+          <w:szCs w:val="28"/>
+          <w:lang w:val="en-US" w:eastAsia="zh-CN"/>
+        </w:rPr>
+        <w:t>女主名||</w:t>
+      </w:r>
+      <w:r>
+        <w:rPr>
+          <w:rFonts w:hint="eastAsia"/>
+          <w:sz w:val="28"/>
+          <w:szCs w:val="28"/>
+          <w:lang w:val="en-US" w:eastAsia="zh-CN"/>
+        </w:rPr>
+        <w:t>“</w:t>
+      </w:r>
+      <w:r>
+        <w:rPr>
+          <w:rFonts w:hint="default"/>
+          <w:sz w:val="28"/>
+          <w:szCs w:val="28"/>
+          <w:lang w:val="en-US" w:eastAsia="zh-CN"/>
+        </w:rPr>
+        <w:t>明天是周一，不是你的班</w:t>
+      </w:r>
+      <w:r>
+        <w:rPr>
+          <w:rFonts w:hint="eastAsia"/>
+          <w:sz w:val="28"/>
+          <w:szCs w:val="28"/>
+          <w:lang w:val="en-US" w:eastAsia="zh-CN"/>
+        </w:rPr>
+        <w:t>，</w:t>
+      </w:r>
+      <w:r>
+        <w:rPr>
+          <w:rFonts w:hint="default"/>
+          <w:sz w:val="28"/>
+          <w:szCs w:val="28"/>
+          <w:lang w:val="en-US" w:eastAsia="zh-CN"/>
+        </w:rPr>
+        <w:t>走好不送！</w:t>
+      </w:r>
+      <w:r>
+        <w:rPr>
+          <w:rFonts w:hint="eastAsia"/>
+          <w:sz w:val="28"/>
+          <w:szCs w:val="28"/>
+          <w:lang w:val="en-US" w:eastAsia="zh-CN"/>
+        </w:rPr>
+        <w:t>”</w:t>
+      </w:r>
+      <w:r>
+        <w:rPr>
+          <w:rFonts w:hint="default"/>
+          <w:sz w:val="28"/>
+          <w:szCs w:val="28"/>
+          <w:lang w:val="en-US" w:eastAsia="zh-CN"/>
+        </w:rPr>
+        <w:t>||0000</w:t>
+      </w:r>
+    </w:p>
+    <w:p>
+      <w:pPr>
+        <w:rPr>
+          <w:rFonts w:hint="default"/>
+          <w:sz w:val="28"/>
+          <w:szCs w:val="28"/>
+          <w:lang w:val="en-US" w:eastAsia="zh-CN"/>
+        </w:rPr>
+      </w:pPr>
+    </w:p>
+    <w:p>
+      <w:pPr>
+        <w:rPr>
+          <w:rFonts w:hint="default"/>
+          <w:sz w:val="28"/>
+          <w:szCs w:val="28"/>
+          <w:lang w:val="en-US" w:eastAsia="zh-CN"/>
+        </w:rPr>
+      </w:pPr>
+      <w:r>
+        <w:rPr>
+          <w:rFonts w:hint="default"/>
+          <w:sz w:val="28"/>
+          <w:szCs w:val="28"/>
+          <w:lang w:val="en-US" w:eastAsia="zh-CN"/>
+        </w:rPr>
+        <w:t>||</w:t>
+      </w:r>
+      <w:r>
+        <w:rPr>
+          <w:rFonts w:hint="eastAsia"/>
+          <w:sz w:val="28"/>
+          <w:szCs w:val="28"/>
+          <w:lang w:val="en-US" w:eastAsia="zh-CN"/>
+        </w:rPr>
+        <w:t>“</w:t>
+      </w:r>
+      <w:r>
+        <w:rPr>
+          <w:rFonts w:hint="default"/>
+          <w:sz w:val="28"/>
+          <w:szCs w:val="28"/>
+          <w:lang w:val="en-US" w:eastAsia="zh-CN"/>
+        </w:rPr>
+        <w:t>砰</w:t>
+      </w:r>
+      <w:r>
+        <w:rPr>
+          <w:rFonts w:hint="eastAsia"/>
+          <w:sz w:val="28"/>
+          <w:szCs w:val="28"/>
+          <w:lang w:val="en-US" w:eastAsia="zh-CN"/>
+        </w:rPr>
+        <w:t>”</w:t>
+      </w:r>
+      <w:r>
+        <w:rPr>
+          <w:rFonts w:hint="default"/>
+          <w:sz w:val="28"/>
+          <w:szCs w:val="28"/>
+          <w:lang w:val="en-US" w:eastAsia="zh-CN"/>
+        </w:rPr>
+        <w:t>的一声，你眼疾手快地关上大门，落锁，一气呵成||</w:t>
+      </w:r>
+    </w:p>
+    <w:p>
+      <w:pPr>
+        <w:rPr>
+          <w:rFonts w:hint="default"/>
+          <w:sz w:val="28"/>
+          <w:szCs w:val="28"/>
+          <w:lang w:val="en-US" w:eastAsia="zh-CN"/>
+        </w:rPr>
+      </w:pPr>
+    </w:p>
+    <w:p>
+      <w:pPr>
+        <w:rPr>
+          <w:rFonts w:hint="eastAsia"/>
+          <w:sz w:val="28"/>
+          <w:szCs w:val="28"/>
+          <w:lang w:val="en-US" w:eastAsia="zh-CN"/>
+        </w:rPr>
+      </w:pPr>
+      <w:r>
+        <w:rPr>
+          <w:rFonts w:hint="default"/>
+          <w:sz w:val="28"/>
+          <w:szCs w:val="28"/>
+          <w:lang w:val="en-US" w:eastAsia="zh-CN"/>
+        </w:rPr>
+        <w:t>||听着门外渐渐远去的、似乎还在互呛的两道脚步声，世界终于彻底安静了</w:t>
+      </w:r>
+      <w:r>
+        <w:rPr>
+          <w:rFonts w:hint="eastAsia"/>
+          <w:sz w:val="28"/>
+          <w:szCs w:val="28"/>
+          <w:lang w:val="en-US" w:eastAsia="zh-CN"/>
+        </w:rPr>
+        <w:t>||</w:t>
+      </w:r>
+    </w:p>
+    <w:p>
+      <w:pPr>
+        <w:rPr>
+          <w:rFonts w:hint="eastAsia"/>
+          <w:sz w:val="28"/>
+          <w:szCs w:val="28"/>
+          <w:lang w:val="en-US" w:eastAsia="zh-CN"/>
+        </w:rPr>
+      </w:pPr>
+    </w:p>
+    <w:p>
+      <w:pPr>
+        <w:rPr>
+          <w:rFonts w:hint="default"/>
+          <w:sz w:val="28"/>
+          <w:szCs w:val="28"/>
+          <w:lang w:val="en-US" w:eastAsia="zh-CN"/>
+        </w:rPr>
+      </w:pPr>
+      <w:r>
+        <w:rPr>
+          <w:rFonts w:hint="eastAsia"/>
+          <w:sz w:val="28"/>
+          <w:szCs w:val="28"/>
+          <w:lang w:val="en-US" w:eastAsia="zh-CN"/>
+        </w:rPr>
+        <w:t>||</w:t>
+      </w:r>
+      <w:r>
+        <w:rPr>
+          <w:rFonts w:hint="default"/>
+          <w:sz w:val="28"/>
+          <w:szCs w:val="28"/>
+          <w:lang w:val="en-US" w:eastAsia="zh-CN"/>
+        </w:rPr>
+        <w:t>你长长地舒了一口气，整个人瘫软在沙发上||</w:t>
+      </w:r>
+    </w:p>
+    <w:p>
+      <w:pPr>
+        <w:rPr>
+          <w:rFonts w:hint="default"/>
+          <w:sz w:val="28"/>
+          <w:szCs w:val="28"/>
+          <w:lang w:val="en-US" w:eastAsia="zh-CN"/>
+        </w:rPr>
+      </w:pPr>
+    </w:p>
+    <w:p>
+      <w:pPr>
+        <w:rPr>
+          <w:rFonts w:hint="default"/>
+          <w:sz w:val="28"/>
+          <w:szCs w:val="28"/>
+          <w:lang w:val="en-US" w:eastAsia="zh-CN"/>
+        </w:rPr>
+      </w:pPr>
+      <w:r>
+        <w:rPr>
+          <w:rFonts w:hint="default"/>
+          <w:sz w:val="28"/>
+          <w:szCs w:val="28"/>
+          <w:lang w:val="en-US" w:eastAsia="zh-CN"/>
+        </w:rPr>
+        <w:t>||</w:t>
+      </w:r>
+      <w:r>
+        <w:rPr>
+          <w:rFonts w:hint="eastAsia"/>
+          <w:sz w:val="28"/>
+          <w:szCs w:val="28"/>
+          <w:lang w:val="en-US" w:eastAsia="zh-CN"/>
+        </w:rPr>
+        <w:t>……</w:t>
+      </w:r>
+      <w:r>
+        <w:rPr>
+          <w:rFonts w:hint="default"/>
+          <w:sz w:val="28"/>
+          <w:szCs w:val="28"/>
+          <w:lang w:val="en-US" w:eastAsia="zh-CN"/>
+        </w:rPr>
+        <w:t>||</w:t>
+      </w:r>
+    </w:p>
+    <w:p>
+      <w:pPr>
+        <w:rPr>
+          <w:rFonts w:hint="default"/>
+          <w:sz w:val="28"/>
+          <w:szCs w:val="28"/>
+          <w:lang w:val="en-US" w:eastAsia="zh-CN"/>
+        </w:rPr>
+      </w:pPr>
+    </w:p>
+    <w:p>
+      <w:pPr>
+        <w:rPr>
+          <w:rFonts w:hint="default"/>
+          <w:sz w:val="28"/>
+          <w:szCs w:val="28"/>
+          <w:lang w:val="en-US" w:eastAsia="zh-CN"/>
+        </w:rPr>
+      </w:pPr>
+      <w:r>
+        <w:rPr>
+          <w:rFonts w:hint="default"/>
+          <w:sz w:val="28"/>
+          <w:szCs w:val="28"/>
+          <w:lang w:val="en-US" w:eastAsia="zh-CN"/>
+        </w:rPr>
+        <w:t>||几天后，当你在常去的那家湘菜馆里，把这兵荒马乱的一晚向许映月全盘托出时，她笑得前仰后合||</w:t>
+      </w:r>
+    </w:p>
+    <w:p>
+      <w:pPr>
+        <w:rPr>
+          <w:rFonts w:hint="default"/>
+          <w:sz w:val="28"/>
+          <w:szCs w:val="28"/>
+          <w:lang w:val="en-US" w:eastAsia="zh-CN"/>
+        </w:rPr>
+      </w:pPr>
+    </w:p>
+    <w:p>
+      <w:pPr>
+        <w:rPr>
+          <w:rFonts w:hint="default"/>
+          <w:sz w:val="28"/>
+          <w:szCs w:val="28"/>
+          <w:lang w:val="en-US" w:eastAsia="zh-CN"/>
+        </w:rPr>
+      </w:pPr>
+      <w:r>
+        <w:rPr>
+          <w:rFonts w:hint="eastAsia"/>
+          <w:sz w:val="28"/>
+          <w:szCs w:val="28"/>
+          <w:lang w:val="en-US" w:eastAsia="zh-CN"/>
+        </w:rPr>
+        <w:t>许映月||“我就说吧，那俩指定不是什么省油的灯。”||</w:t>
+      </w:r>
+    </w:p>
+    <w:p>
+      <w:pPr>
+        <w:rPr>
+          <w:rFonts w:hint="default"/>
+          <w:sz w:val="28"/>
+          <w:szCs w:val="28"/>
+          <w:lang w:val="en-US" w:eastAsia="zh-CN"/>
+        </w:rPr>
+      </w:pPr>
+    </w:p>
+    <w:p>
+      <w:pPr>
+        <w:rPr>
+          <w:rFonts w:hint="default"/>
+          <w:sz w:val="28"/>
+          <w:szCs w:val="28"/>
+          <w:lang w:val="en-US" w:eastAsia="zh-CN"/>
+        </w:rPr>
+      </w:pPr>
+      <w:r>
+        <w:rPr>
+          <w:rFonts w:hint="default"/>
+          <w:sz w:val="28"/>
+          <w:szCs w:val="28"/>
+          <w:lang w:val="en-US" w:eastAsia="zh-CN"/>
+        </w:rPr>
+        <w:t>||她一边抹着眼角笑出来的眼泪，一边冲你竖起大拇指，满脸写着</w:t>
+      </w:r>
+      <w:r>
+        <w:rPr>
+          <w:rFonts w:hint="eastAsia"/>
+          <w:sz w:val="28"/>
+          <w:szCs w:val="28"/>
+          <w:lang w:val="en-US" w:eastAsia="zh-CN"/>
+        </w:rPr>
+        <w:t>钦佩</w:t>
+      </w:r>
+      <w:r>
+        <w:rPr>
+          <w:rFonts w:hint="default"/>
+          <w:sz w:val="28"/>
+          <w:szCs w:val="28"/>
+          <w:lang w:val="en-US" w:eastAsia="zh-CN"/>
+        </w:rPr>
+        <w:t>||</w:t>
+      </w:r>
+    </w:p>
+    <w:p>
+      <w:pPr>
+        <w:rPr>
+          <w:rFonts w:hint="default"/>
+          <w:sz w:val="28"/>
+          <w:szCs w:val="28"/>
+          <w:lang w:val="en-US" w:eastAsia="zh-CN"/>
+        </w:rPr>
+      </w:pPr>
+    </w:p>
+    <w:p>
+      <w:pPr>
+        <w:rPr>
+          <w:rFonts w:hint="default"/>
+          <w:sz w:val="28"/>
+          <w:szCs w:val="28"/>
+          <w:lang w:val="en-US" w:eastAsia="zh-CN"/>
+        </w:rPr>
+      </w:pPr>
+      <w:r>
+        <w:rPr>
+          <w:rFonts w:hint="default"/>
+          <w:sz w:val="28"/>
+          <w:szCs w:val="28"/>
+          <w:lang w:val="en-US" w:eastAsia="zh-CN"/>
+        </w:rPr>
+        <w:t>许映月||</w:t>
+      </w:r>
+      <w:r>
+        <w:rPr>
+          <w:rFonts w:hint="eastAsia"/>
+          <w:sz w:val="28"/>
+          <w:szCs w:val="28"/>
+          <w:lang w:val="en-US" w:eastAsia="zh-CN"/>
+        </w:rPr>
+        <w:t>“得亏你还能驾驭的住，可真有水平！”</w:t>
+      </w:r>
+      <w:r>
+        <w:rPr>
+          <w:rFonts w:hint="default"/>
+          <w:sz w:val="28"/>
+          <w:szCs w:val="28"/>
+          <w:lang w:val="en-US" w:eastAsia="zh-CN"/>
+        </w:rPr>
+        <w:t>||0000</w:t>
+      </w:r>
+    </w:p>
+    <w:p>
+      <w:pPr>
+        <w:rPr>
+          <w:rFonts w:hint="default"/>
+          <w:sz w:val="28"/>
+          <w:szCs w:val="28"/>
+          <w:lang w:val="en-US" w:eastAsia="zh-CN"/>
+        </w:rPr>
+      </w:pPr>
+    </w:p>
+    <w:p>
+      <w:pPr>
+        <w:rPr>
+          <w:rFonts w:hint="default"/>
+          <w:sz w:val="28"/>
+          <w:szCs w:val="28"/>
+          <w:lang w:val="en-US" w:eastAsia="zh-CN"/>
+        </w:rPr>
+      </w:pPr>
+      <w:r>
+        <w:rPr>
+          <w:rFonts w:hint="default"/>
+          <w:sz w:val="28"/>
+          <w:szCs w:val="28"/>
+          <w:lang w:val="en-US" w:eastAsia="zh-CN"/>
+        </w:rPr>
+        <w:t>||你无奈地</w:t>
+      </w:r>
+      <w:r>
+        <w:rPr>
+          <w:rFonts w:hint="eastAsia"/>
+          <w:sz w:val="28"/>
+          <w:szCs w:val="28"/>
+          <w:lang w:val="en-US" w:eastAsia="zh-CN"/>
+        </w:rPr>
+        <w:t>笑了一下，</w:t>
+      </w:r>
+      <w:r>
+        <w:rPr>
+          <w:rFonts w:hint="default"/>
+          <w:sz w:val="28"/>
+          <w:szCs w:val="28"/>
+          <w:lang w:val="en-US" w:eastAsia="zh-CN"/>
+        </w:rPr>
+        <w:t>夹了一筷子凉拌海带丝，深深地叹了口气||</w:t>
+      </w:r>
+    </w:p>
+    <w:p>
+      <w:pPr>
+        <w:rPr>
+          <w:rFonts w:hint="default"/>
+          <w:sz w:val="28"/>
+          <w:szCs w:val="28"/>
+          <w:lang w:val="en-US" w:eastAsia="zh-CN"/>
+        </w:rPr>
+      </w:pPr>
+    </w:p>
+    <w:p>
+      <w:pPr>
+        <w:rPr>
+          <w:rFonts w:hint="default"/>
+          <w:sz w:val="28"/>
+          <w:szCs w:val="28"/>
+          <w:lang w:val="en-US" w:eastAsia="zh-CN"/>
+        </w:rPr>
+      </w:pPr>
+      <w:r>
+        <w:rPr>
+          <w:rFonts w:hint="default"/>
+          <w:sz w:val="28"/>
+          <w:szCs w:val="28"/>
+          <w:lang w:val="en-US" w:eastAsia="zh-CN"/>
+        </w:rPr>
+        <w:t>女主名||</w:t>
+      </w:r>
+      <w:r>
+        <w:rPr>
+          <w:rFonts w:hint="eastAsia"/>
+          <w:sz w:val="28"/>
+          <w:szCs w:val="28"/>
+          <w:lang w:val="en-US" w:eastAsia="zh-CN"/>
+        </w:rPr>
+        <w:t>“</w:t>
+      </w:r>
+      <w:r>
+        <w:rPr>
+          <w:rFonts w:hint="default"/>
+          <w:sz w:val="28"/>
+          <w:szCs w:val="28"/>
+          <w:lang w:val="en-US" w:eastAsia="zh-CN"/>
+        </w:rPr>
+        <w:t>别提了</w:t>
+      </w:r>
+      <w:r>
+        <w:rPr>
+          <w:rFonts w:hint="eastAsia"/>
+          <w:sz w:val="28"/>
+          <w:szCs w:val="28"/>
+          <w:lang w:val="en-US" w:eastAsia="zh-CN"/>
+        </w:rPr>
+        <w:t>，</w:t>
+      </w:r>
+      <w:r>
+        <w:rPr>
+          <w:rFonts w:hint="default"/>
+          <w:sz w:val="28"/>
+          <w:szCs w:val="28"/>
+          <w:lang w:val="en-US" w:eastAsia="zh-CN"/>
+        </w:rPr>
+        <w:t>代价就是我现在每天</w:t>
+      </w:r>
+      <w:r>
+        <w:rPr>
+          <w:rFonts w:hint="eastAsia"/>
+          <w:sz w:val="28"/>
+          <w:szCs w:val="28"/>
+          <w:lang w:val="en-US" w:eastAsia="zh-CN"/>
+        </w:rPr>
+        <w:t>都必须是</w:t>
+      </w:r>
+      <w:r>
+        <w:rPr>
+          <w:rFonts w:hint="default"/>
+          <w:sz w:val="28"/>
+          <w:szCs w:val="28"/>
+          <w:lang w:val="en-US" w:eastAsia="zh-CN"/>
+        </w:rPr>
+        <w:t>精通计算的端水大师。</w:t>
+      </w:r>
+      <w:r>
+        <w:rPr>
+          <w:rFonts w:hint="eastAsia"/>
+          <w:sz w:val="28"/>
+          <w:szCs w:val="28"/>
+          <w:lang w:val="en-US" w:eastAsia="zh-CN"/>
+        </w:rPr>
+        <w:t>”</w:t>
+      </w:r>
+      <w:r>
+        <w:rPr>
+          <w:rFonts w:hint="default"/>
+          <w:sz w:val="28"/>
+          <w:szCs w:val="28"/>
+          <w:lang w:val="en-US" w:eastAsia="zh-CN"/>
+        </w:rPr>
+        <w:t>||0000</w:t>
+      </w:r>
+    </w:p>
+    <w:p>
+      <w:pPr>
+        <w:rPr>
+          <w:rFonts w:hint="default"/>
+          <w:sz w:val="28"/>
+          <w:szCs w:val="28"/>
+          <w:lang w:val="en-US" w:eastAsia="zh-CN"/>
+        </w:rPr>
+      </w:pPr>
+    </w:p>
+    <w:p>
+      <w:pPr>
+        <w:rPr>
+          <w:rFonts w:hint="default"/>
+          <w:sz w:val="28"/>
+          <w:szCs w:val="28"/>
+          <w:lang w:val="en-US" w:eastAsia="zh-CN"/>
+        </w:rPr>
+      </w:pPr>
+      <w:r>
+        <w:rPr>
+          <w:rFonts w:hint="default"/>
+          <w:sz w:val="28"/>
+          <w:szCs w:val="28"/>
+          <w:lang w:val="en-US" w:eastAsia="zh-CN"/>
+        </w:rPr>
+        <w:t>||这绝对是实话</w:t>
+      </w:r>
+      <w:r>
+        <w:rPr>
+          <w:rFonts w:hint="eastAsia"/>
+          <w:sz w:val="28"/>
+          <w:szCs w:val="28"/>
+          <w:lang w:val="en-US" w:eastAsia="zh-CN"/>
+        </w:rPr>
+        <w:t>，</w:t>
+      </w:r>
+      <w:r>
+        <w:rPr>
+          <w:rFonts w:hint="default"/>
+          <w:sz w:val="28"/>
+          <w:szCs w:val="28"/>
+          <w:lang w:val="en-US" w:eastAsia="zh-CN"/>
+        </w:rPr>
+        <w:t>自从那晚确立了这诡异的</w:t>
+      </w:r>
+      <w:r>
+        <w:rPr>
+          <w:rFonts w:hint="eastAsia"/>
+          <w:sz w:val="28"/>
+          <w:szCs w:val="28"/>
+          <w:lang w:val="en-US" w:eastAsia="zh-CN"/>
+        </w:rPr>
+        <w:t>“</w:t>
+      </w:r>
+      <w:r>
+        <w:rPr>
+          <w:rFonts w:hint="default"/>
+          <w:sz w:val="28"/>
+          <w:szCs w:val="28"/>
+          <w:lang w:val="en-US" w:eastAsia="zh-CN"/>
+        </w:rPr>
+        <w:t>排班表</w:t>
+      </w:r>
+      <w:r>
+        <w:rPr>
+          <w:rFonts w:hint="eastAsia"/>
+          <w:sz w:val="28"/>
+          <w:szCs w:val="28"/>
+          <w:lang w:val="en-US" w:eastAsia="zh-CN"/>
+        </w:rPr>
+        <w:t>”</w:t>
+      </w:r>
+      <w:r>
+        <w:rPr>
+          <w:rFonts w:hint="default"/>
+          <w:sz w:val="28"/>
+          <w:szCs w:val="28"/>
+          <w:lang w:val="en-US" w:eastAsia="zh-CN"/>
+        </w:rPr>
+        <w:t>后，你的生活就变成了一场不能有</w:t>
+      </w:r>
+      <w:r>
+        <w:rPr>
+          <w:rFonts w:hint="eastAsia"/>
+          <w:sz w:val="28"/>
+          <w:szCs w:val="28"/>
+          <w:lang w:val="en-US" w:eastAsia="zh-CN"/>
+        </w:rPr>
+        <w:t>偏颇</w:t>
+      </w:r>
+      <w:r>
+        <w:rPr>
+          <w:rFonts w:hint="default"/>
+          <w:sz w:val="28"/>
+          <w:szCs w:val="28"/>
+          <w:lang w:val="en-US" w:eastAsia="zh-CN"/>
+        </w:rPr>
+        <w:t>的平衡游戏||</w:t>
+      </w:r>
+    </w:p>
+    <w:p>
+      <w:pPr>
+        <w:rPr>
+          <w:rFonts w:hint="default"/>
+          <w:sz w:val="28"/>
+          <w:szCs w:val="28"/>
+          <w:lang w:val="en-US" w:eastAsia="zh-CN"/>
+        </w:rPr>
+      </w:pPr>
+    </w:p>
+    <w:p>
+      <w:pPr>
+        <w:rPr>
+          <w:rFonts w:hint="default"/>
+          <w:sz w:val="28"/>
+          <w:szCs w:val="28"/>
+          <w:lang w:val="en-US" w:eastAsia="zh-CN"/>
+        </w:rPr>
+      </w:pPr>
+      <w:r>
+        <w:rPr>
+          <w:rFonts w:hint="default"/>
+          <w:sz w:val="28"/>
+          <w:szCs w:val="28"/>
+          <w:lang w:val="en-US" w:eastAsia="zh-CN"/>
+        </w:rPr>
+        <w:t>||比如周一</w:t>
+      </w:r>
+      <w:r>
+        <w:rPr>
+          <w:rFonts w:hint="eastAsia"/>
+          <w:sz w:val="28"/>
+          <w:szCs w:val="28"/>
+          <w:lang w:val="en-US" w:eastAsia="zh-CN"/>
+        </w:rPr>
+        <w:t>周杉陪你去公园跑步</w:t>
+      </w:r>
+      <w:r>
+        <w:rPr>
+          <w:rFonts w:hint="default"/>
+          <w:sz w:val="28"/>
+          <w:szCs w:val="28"/>
+          <w:lang w:val="en-US" w:eastAsia="zh-CN"/>
+        </w:rPr>
+        <w:t>，周二</w:t>
+      </w:r>
+      <w:r>
+        <w:rPr>
+          <w:rFonts w:hint="eastAsia"/>
+          <w:sz w:val="28"/>
+          <w:szCs w:val="28"/>
+          <w:lang w:val="en-US" w:eastAsia="zh-CN"/>
+        </w:rPr>
+        <w:t>何行舟就也说要去公园，这种时候你就不得不再去锻炼一次，运动量显著增加||</w:t>
+      </w:r>
+    </w:p>
+    <w:p>
+      <w:pPr>
+        <w:rPr>
+          <w:rFonts w:hint="default"/>
+          <w:sz w:val="28"/>
+          <w:szCs w:val="28"/>
+          <w:lang w:val="en-US" w:eastAsia="zh-CN"/>
+        </w:rPr>
+      </w:pPr>
+    </w:p>
+    <w:p>
+      <w:pPr>
+        <w:rPr>
+          <w:rFonts w:hint="default"/>
+          <w:sz w:val="28"/>
+          <w:szCs w:val="28"/>
+          <w:lang w:val="en-US" w:eastAsia="zh-CN"/>
+        </w:rPr>
+      </w:pPr>
+      <w:r>
+        <w:rPr>
+          <w:rFonts w:hint="default"/>
+          <w:sz w:val="28"/>
+          <w:szCs w:val="28"/>
+          <w:lang w:val="en-US" w:eastAsia="zh-CN"/>
+        </w:rPr>
+        <w:t>||</w:t>
+      </w:r>
+      <w:r>
+        <w:rPr>
+          <w:rFonts w:hint="eastAsia"/>
+          <w:sz w:val="28"/>
+          <w:szCs w:val="28"/>
+          <w:lang w:val="en-US" w:eastAsia="zh-CN"/>
+        </w:rPr>
+        <w:t>再</w:t>
+      </w:r>
+      <w:r>
+        <w:rPr>
+          <w:rFonts w:hint="default"/>
+          <w:sz w:val="28"/>
+          <w:szCs w:val="28"/>
+          <w:lang w:val="en-US" w:eastAsia="zh-CN"/>
+        </w:rPr>
+        <w:t>比如何行舟在朋友圈发了他</w:t>
+      </w:r>
+      <w:r>
+        <w:rPr>
+          <w:rFonts w:hint="eastAsia"/>
+          <w:sz w:val="28"/>
+          <w:szCs w:val="28"/>
+          <w:lang w:val="en-US" w:eastAsia="zh-CN"/>
+        </w:rPr>
+        <w:t>请你</w:t>
+      </w:r>
+      <w:r>
+        <w:rPr>
+          <w:rFonts w:hint="default"/>
+          <w:sz w:val="28"/>
+          <w:szCs w:val="28"/>
+          <w:lang w:val="en-US" w:eastAsia="zh-CN"/>
+        </w:rPr>
+        <w:t>吃的网红火锅，没过半小时，周杉就会发</w:t>
+      </w:r>
+      <w:r>
+        <w:rPr>
+          <w:rFonts w:hint="eastAsia"/>
+          <w:sz w:val="28"/>
+          <w:szCs w:val="28"/>
+          <w:lang w:val="en-US" w:eastAsia="zh-CN"/>
+        </w:rPr>
+        <w:t>一个上次他请你吃烧烤的照片</w:t>
+      </w:r>
+      <w:r>
+        <w:rPr>
+          <w:rFonts w:hint="default"/>
+          <w:sz w:val="28"/>
+          <w:szCs w:val="28"/>
+          <w:lang w:val="en-US" w:eastAsia="zh-CN"/>
+        </w:rPr>
+        <w:t>||</w:t>
+      </w:r>
+    </w:p>
+    <w:p>
+      <w:pPr>
+        <w:rPr>
+          <w:rFonts w:hint="default"/>
+          <w:sz w:val="28"/>
+          <w:szCs w:val="28"/>
+          <w:lang w:val="en-US" w:eastAsia="zh-CN"/>
+        </w:rPr>
+      </w:pPr>
+    </w:p>
+    <w:p>
+      <w:pPr>
+        <w:rPr>
+          <w:rFonts w:hint="eastAsia"/>
+          <w:sz w:val="28"/>
+          <w:szCs w:val="28"/>
+          <w:lang w:val="en-US" w:eastAsia="zh-CN"/>
+        </w:rPr>
+      </w:pPr>
+      <w:r>
+        <w:rPr>
+          <w:rFonts w:hint="default"/>
+          <w:sz w:val="28"/>
+          <w:szCs w:val="28"/>
+          <w:lang w:val="en-US" w:eastAsia="zh-CN"/>
+        </w:rPr>
+        <w:t>||他们俩谁也不肯让步，在暗中较着劲，拼了命地在属于自己的时间里给你提供最高质量的情感价值</w:t>
+      </w:r>
+      <w:r>
+        <w:rPr>
+          <w:rFonts w:hint="eastAsia"/>
+          <w:sz w:val="28"/>
+          <w:szCs w:val="28"/>
+          <w:lang w:val="en-US" w:eastAsia="zh-CN"/>
+        </w:rPr>
+        <w:t>||</w:t>
+      </w:r>
+    </w:p>
+    <w:p>
+      <w:pPr>
+        <w:rPr>
+          <w:rFonts w:hint="eastAsia"/>
+          <w:sz w:val="28"/>
+          <w:szCs w:val="28"/>
+          <w:lang w:val="en-US" w:eastAsia="zh-CN"/>
+        </w:rPr>
+      </w:pPr>
+    </w:p>
+    <w:p>
+      <w:pPr>
+        <w:rPr>
+          <w:rFonts w:hint="default"/>
+          <w:sz w:val="28"/>
+          <w:szCs w:val="28"/>
+          <w:lang w:val="en-US" w:eastAsia="zh-CN"/>
+        </w:rPr>
+      </w:pPr>
+      <w:r>
+        <w:rPr>
+          <w:rFonts w:hint="eastAsia"/>
+          <w:sz w:val="28"/>
+          <w:szCs w:val="28"/>
+          <w:lang w:val="en-US" w:eastAsia="zh-CN"/>
+        </w:rPr>
+        <w:t>||</w:t>
+      </w:r>
+      <w:r>
+        <w:rPr>
+          <w:rFonts w:hint="default"/>
+          <w:sz w:val="28"/>
+          <w:szCs w:val="28"/>
+          <w:lang w:val="en-US" w:eastAsia="zh-CN"/>
+        </w:rPr>
+        <w:t>就连送花</w:t>
+      </w:r>
+      <w:r>
+        <w:rPr>
+          <w:rFonts w:hint="eastAsia"/>
+          <w:sz w:val="28"/>
+          <w:szCs w:val="28"/>
+          <w:lang w:val="en-US" w:eastAsia="zh-CN"/>
+        </w:rPr>
+        <w:t>也是</w:t>
+      </w:r>
+      <w:r>
+        <w:rPr>
+          <w:rFonts w:hint="default"/>
+          <w:sz w:val="28"/>
+          <w:szCs w:val="28"/>
+          <w:lang w:val="en-US" w:eastAsia="zh-CN"/>
+        </w:rPr>
+        <w:t>，如果周三收到的是</w:t>
+      </w:r>
+      <w:r>
+        <w:rPr>
+          <w:rFonts w:hint="eastAsia"/>
+          <w:sz w:val="28"/>
+          <w:szCs w:val="28"/>
+          <w:lang w:val="en-US" w:eastAsia="zh-CN"/>
+        </w:rPr>
+        <w:t>白</w:t>
+      </w:r>
+      <w:r>
+        <w:rPr>
+          <w:rFonts w:hint="default"/>
+          <w:sz w:val="28"/>
+          <w:szCs w:val="28"/>
+          <w:lang w:val="en-US" w:eastAsia="zh-CN"/>
+        </w:rPr>
+        <w:t>玫瑰，周四必然</w:t>
+      </w:r>
+      <w:r>
+        <w:rPr>
+          <w:rFonts w:hint="eastAsia"/>
+          <w:sz w:val="28"/>
+          <w:szCs w:val="28"/>
+          <w:lang w:val="en-US" w:eastAsia="zh-CN"/>
+        </w:rPr>
+        <w:t>也会收到一束百合或者勿忘我</w:t>
+      </w:r>
+      <w:r>
+        <w:rPr>
+          <w:rFonts w:hint="default"/>
+          <w:sz w:val="28"/>
+          <w:szCs w:val="28"/>
+          <w:lang w:val="en-US" w:eastAsia="zh-CN"/>
+        </w:rPr>
+        <w:t>||</w:t>
+      </w:r>
+    </w:p>
+    <w:p>
+      <w:pPr>
+        <w:rPr>
+          <w:rFonts w:hint="default"/>
+          <w:sz w:val="28"/>
+          <w:szCs w:val="28"/>
+          <w:lang w:val="en-US" w:eastAsia="zh-CN"/>
+        </w:rPr>
+      </w:pPr>
+    </w:p>
+    <w:p>
+      <w:pPr>
+        <w:rPr>
+          <w:rFonts w:hint="default"/>
+          <w:sz w:val="28"/>
+          <w:szCs w:val="28"/>
+          <w:lang w:val="en-US" w:eastAsia="zh-CN"/>
+        </w:rPr>
+      </w:pPr>
+      <w:r>
+        <w:rPr>
+          <w:rFonts w:hint="default"/>
+          <w:sz w:val="28"/>
+          <w:szCs w:val="28"/>
+          <w:lang w:val="en-US" w:eastAsia="zh-CN"/>
+        </w:rPr>
+        <w:t>||虽然偶尔会觉得这种</w:t>
+      </w:r>
+      <w:r>
+        <w:rPr>
+          <w:rFonts w:hint="eastAsia"/>
+          <w:sz w:val="28"/>
+          <w:szCs w:val="28"/>
+          <w:lang w:val="en-US" w:eastAsia="zh-CN"/>
+        </w:rPr>
+        <w:t>“</w:t>
+      </w:r>
+      <w:r>
+        <w:rPr>
+          <w:rFonts w:hint="default"/>
+          <w:sz w:val="28"/>
+          <w:szCs w:val="28"/>
+          <w:lang w:val="en-US" w:eastAsia="zh-CN"/>
+        </w:rPr>
+        <w:t>端水</w:t>
+      </w:r>
+      <w:r>
+        <w:rPr>
+          <w:rFonts w:hint="eastAsia"/>
+          <w:sz w:val="28"/>
+          <w:szCs w:val="28"/>
+          <w:lang w:val="en-US" w:eastAsia="zh-CN"/>
+        </w:rPr>
+        <w:t>”</w:t>
+      </w:r>
+      <w:r>
+        <w:rPr>
+          <w:rFonts w:hint="default"/>
+          <w:sz w:val="28"/>
+          <w:szCs w:val="28"/>
+          <w:lang w:val="en-US" w:eastAsia="zh-CN"/>
+        </w:rPr>
+        <w:t>日常有些心累，还得时刻提防他们偶尔旁敲侧击地给对方上眼药||</w:t>
+      </w:r>
+    </w:p>
+    <w:p>
+      <w:pPr>
+        <w:rPr>
+          <w:rFonts w:hint="default"/>
+          <w:sz w:val="28"/>
+          <w:szCs w:val="28"/>
+          <w:lang w:val="en-US" w:eastAsia="zh-CN"/>
+        </w:rPr>
+      </w:pPr>
+    </w:p>
+    <w:p>
+      <w:pPr>
+        <w:rPr>
+          <w:rFonts w:hint="default"/>
+          <w:sz w:val="28"/>
+          <w:szCs w:val="28"/>
+          <w:lang w:val="en-US" w:eastAsia="zh-CN"/>
+        </w:rPr>
+      </w:pPr>
+      <w:r>
+        <w:rPr>
+          <w:rFonts w:hint="default"/>
+          <w:sz w:val="28"/>
+          <w:szCs w:val="28"/>
+          <w:lang w:val="en-US" w:eastAsia="zh-CN"/>
+        </w:rPr>
+        <w:t>||但</w:t>
+      </w:r>
+      <w:r>
+        <w:rPr>
+          <w:rFonts w:hint="eastAsia"/>
+          <w:sz w:val="28"/>
+          <w:szCs w:val="28"/>
+          <w:lang w:val="en-US" w:eastAsia="zh-CN"/>
+        </w:rPr>
+        <w:t>……</w:t>
+      </w:r>
+      <w:r>
+        <w:rPr>
+          <w:rFonts w:hint="default"/>
+          <w:sz w:val="28"/>
+          <w:szCs w:val="28"/>
+          <w:lang w:val="en-US" w:eastAsia="zh-CN"/>
+        </w:rPr>
+        <w:t>||</w:t>
+      </w:r>
+    </w:p>
+    <w:p>
+      <w:pPr>
+        <w:rPr>
+          <w:rFonts w:hint="default"/>
+          <w:sz w:val="28"/>
+          <w:szCs w:val="28"/>
+          <w:lang w:val="en-US" w:eastAsia="zh-CN"/>
+        </w:rPr>
+      </w:pPr>
+    </w:p>
+    <w:p>
+      <w:pPr>
+        <w:rPr>
+          <w:rFonts w:hint="default"/>
+          <w:sz w:val="28"/>
+          <w:szCs w:val="28"/>
+          <w:lang w:val="en-US" w:eastAsia="zh-CN"/>
+        </w:rPr>
+      </w:pPr>
+      <w:r>
+        <w:rPr>
+          <w:rFonts w:hint="default"/>
+          <w:sz w:val="28"/>
+          <w:szCs w:val="28"/>
+          <w:lang w:val="en-US" w:eastAsia="zh-CN"/>
+        </w:rPr>
+        <w:t>||你的手机突然震了两下||</w:t>
+      </w:r>
+    </w:p>
+    <w:p>
+      <w:pPr>
+        <w:rPr>
+          <w:rFonts w:hint="default"/>
+          <w:sz w:val="28"/>
+          <w:szCs w:val="28"/>
+          <w:lang w:val="en-US" w:eastAsia="zh-CN"/>
+        </w:rPr>
+      </w:pPr>
+    </w:p>
+    <w:p>
+      <w:pPr>
+        <w:rPr>
+          <w:rFonts w:hint="default"/>
+          <w:sz w:val="28"/>
+          <w:szCs w:val="28"/>
+          <w:lang w:val="en-US" w:eastAsia="zh-CN"/>
+        </w:rPr>
+      </w:pPr>
+      <w:r>
+        <w:rPr>
+          <w:rFonts w:hint="default"/>
+          <w:sz w:val="28"/>
+          <w:szCs w:val="28"/>
+          <w:lang w:val="en-US" w:eastAsia="zh-CN"/>
+        </w:rPr>
+        <w:t>||周杉</w:t>
+      </w:r>
+      <w:r>
+        <w:rPr>
+          <w:rFonts w:hint="eastAsia"/>
+          <w:sz w:val="28"/>
+          <w:szCs w:val="28"/>
+          <w:lang w:val="en-US" w:eastAsia="zh-CN"/>
+        </w:rPr>
+        <w:t>：“</w:t>
+      </w:r>
+      <w:r>
+        <w:rPr>
+          <w:rFonts w:hint="default"/>
+          <w:sz w:val="28"/>
+          <w:szCs w:val="28"/>
+          <w:lang w:val="en-US" w:eastAsia="zh-CN"/>
+        </w:rPr>
+        <w:t>今天降温了，下班我去接你吃</w:t>
+      </w:r>
+      <w:r>
+        <w:rPr>
+          <w:rFonts w:hint="eastAsia"/>
+          <w:sz w:val="28"/>
+          <w:szCs w:val="28"/>
+          <w:lang w:val="en-US" w:eastAsia="zh-CN"/>
+        </w:rPr>
+        <w:t>羊汤</w:t>
+      </w:r>
+      <w:r>
+        <w:rPr>
+          <w:rFonts w:hint="default"/>
+          <w:sz w:val="28"/>
+          <w:szCs w:val="28"/>
+          <w:lang w:val="en-US" w:eastAsia="zh-CN"/>
+        </w:rPr>
+        <w:t>好不好！[小狗打滚.gif]</w:t>
+      </w:r>
+      <w:r>
+        <w:rPr>
+          <w:rFonts w:hint="eastAsia"/>
+          <w:sz w:val="28"/>
+          <w:szCs w:val="28"/>
+          <w:lang w:val="en-US" w:eastAsia="zh-CN"/>
+        </w:rPr>
+        <w:t>”</w:t>
+      </w:r>
+      <w:r>
+        <w:rPr>
+          <w:rFonts w:hint="default"/>
+          <w:sz w:val="28"/>
+          <w:szCs w:val="28"/>
+          <w:lang w:val="en-US" w:eastAsia="zh-CN"/>
+        </w:rPr>
+        <w:t>||</w:t>
+      </w:r>
+    </w:p>
+    <w:p>
+      <w:pPr>
+        <w:rPr>
+          <w:rFonts w:hint="default"/>
+          <w:sz w:val="28"/>
+          <w:szCs w:val="28"/>
+          <w:lang w:val="en-US" w:eastAsia="zh-CN"/>
+        </w:rPr>
+      </w:pPr>
+    </w:p>
+    <w:p>
+      <w:pPr>
+        <w:rPr>
+          <w:rFonts w:hint="default"/>
+          <w:sz w:val="28"/>
+          <w:szCs w:val="28"/>
+          <w:lang w:val="en-US" w:eastAsia="zh-CN"/>
+        </w:rPr>
+      </w:pPr>
+      <w:r>
+        <w:rPr>
+          <w:rFonts w:hint="default"/>
+          <w:sz w:val="28"/>
+          <w:szCs w:val="28"/>
+          <w:lang w:val="en-US" w:eastAsia="zh-CN"/>
+        </w:rPr>
+        <w:t>||何行舟：</w:t>
+      </w:r>
+      <w:r>
+        <w:rPr>
+          <w:rFonts w:hint="eastAsia"/>
+          <w:sz w:val="28"/>
+          <w:szCs w:val="28"/>
+          <w:lang w:val="en-US" w:eastAsia="zh-CN"/>
+        </w:rPr>
+        <w:t>“</w:t>
+      </w:r>
+      <w:r>
+        <w:rPr>
+          <w:rFonts w:hint="default"/>
+          <w:sz w:val="28"/>
+          <w:szCs w:val="28"/>
+          <w:lang w:val="en-US" w:eastAsia="zh-CN"/>
+        </w:rPr>
+        <w:t>天气预报说晚上有雨，记得带伞。明天想吃什么？我提前准备。</w:t>
+      </w:r>
+      <w:r>
+        <w:rPr>
+          <w:rFonts w:hint="eastAsia"/>
+          <w:sz w:val="28"/>
+          <w:szCs w:val="28"/>
+          <w:lang w:val="en-US" w:eastAsia="zh-CN"/>
+        </w:rPr>
+        <w:t>”</w:t>
+      </w:r>
+      <w:r>
+        <w:rPr>
+          <w:rFonts w:hint="default"/>
+          <w:sz w:val="28"/>
+          <w:szCs w:val="28"/>
+          <w:lang w:val="en-US" w:eastAsia="zh-CN"/>
+        </w:rPr>
+        <w:t>||0000</w:t>
+      </w:r>
+    </w:p>
+    <w:p>
+      <w:pPr>
+        <w:rPr>
+          <w:rFonts w:hint="default"/>
+          <w:sz w:val="28"/>
+          <w:szCs w:val="28"/>
+          <w:lang w:val="en-US" w:eastAsia="zh-CN"/>
+        </w:rPr>
+      </w:pPr>
+    </w:p>
+    <w:p>
+      <w:pPr>
+        <w:rPr>
+          <w:rFonts w:hint="default"/>
+          <w:sz w:val="28"/>
+          <w:szCs w:val="28"/>
+          <w:lang w:val="en-US" w:eastAsia="zh-CN"/>
+        </w:rPr>
+      </w:pPr>
+      <w:r>
+        <w:rPr>
+          <w:rFonts w:hint="eastAsia"/>
+          <w:sz w:val="28"/>
+          <w:szCs w:val="28"/>
+          <w:lang w:val="en-US" w:eastAsia="zh-CN"/>
+        </w:rPr>
+        <w:t>||这就是你的日常||</w:t>
+      </w:r>
+    </w:p>
+    <w:p>
+      <w:pPr>
+        <w:rPr>
+          <w:rFonts w:hint="default"/>
+          <w:sz w:val="28"/>
+          <w:szCs w:val="28"/>
+          <w:lang w:val="en-US" w:eastAsia="zh-CN"/>
+        </w:rPr>
+      </w:pPr>
+    </w:p>
+    <w:p>
+      <w:pPr>
+        <w:rPr>
+          <w:rFonts w:hint="eastAsia"/>
+          <w:sz w:val="28"/>
+          <w:szCs w:val="28"/>
+          <w:lang w:val="en-US" w:eastAsia="zh-CN"/>
+        </w:rPr>
+      </w:pPr>
+      <w:r>
+        <w:rPr>
+          <w:rFonts w:hint="default"/>
+          <w:sz w:val="28"/>
+          <w:szCs w:val="28"/>
+          <w:lang w:val="en-US" w:eastAsia="zh-CN"/>
+        </w:rPr>
+        <w:t>||被两份全心全意的爱意同时包裹着，不用</w:t>
+      </w:r>
+      <w:r>
+        <w:rPr>
+          <w:rFonts w:hint="eastAsia"/>
+          <w:sz w:val="28"/>
+          <w:szCs w:val="28"/>
+          <w:lang w:val="en-US" w:eastAsia="zh-CN"/>
+        </w:rPr>
+        <w:t>去</w:t>
+      </w:r>
+      <w:r>
+        <w:rPr>
+          <w:rFonts w:hint="default"/>
+          <w:sz w:val="28"/>
+          <w:szCs w:val="28"/>
+          <w:lang w:val="en-US" w:eastAsia="zh-CN"/>
+        </w:rPr>
+        <w:t>做痛苦的单选题</w:t>
+      </w:r>
+      <w:r>
+        <w:rPr>
+          <w:rFonts w:hint="eastAsia"/>
+          <w:sz w:val="28"/>
+          <w:szCs w:val="28"/>
+          <w:lang w:val="en-US" w:eastAsia="zh-CN"/>
+        </w:rPr>
+        <w:t>||</w:t>
+      </w:r>
+    </w:p>
+    <w:p>
+      <w:pPr>
+        <w:rPr>
+          <w:rFonts w:hint="eastAsia"/>
+          <w:sz w:val="28"/>
+          <w:szCs w:val="28"/>
+          <w:lang w:val="en-US" w:eastAsia="zh-CN"/>
+        </w:rPr>
+      </w:pPr>
+    </w:p>
+    <w:p>
+      <w:pPr>
+        <w:rPr>
+          <w:rFonts w:hint="default"/>
+          <w:sz w:val="28"/>
+          <w:szCs w:val="28"/>
+          <w:lang w:val="en-US" w:eastAsia="zh-CN"/>
+        </w:rPr>
+      </w:pPr>
+      <w:r>
+        <w:rPr>
+          <w:rFonts w:hint="eastAsia"/>
+          <w:sz w:val="28"/>
+          <w:szCs w:val="28"/>
+          <w:lang w:val="en-US" w:eastAsia="zh-CN"/>
+        </w:rPr>
+        <w:t>||</w:t>
+      </w:r>
+      <w:r>
+        <w:rPr>
+          <w:rFonts w:hint="default"/>
+          <w:sz w:val="28"/>
+          <w:szCs w:val="28"/>
+          <w:lang w:val="en-US" w:eastAsia="zh-CN"/>
+        </w:rPr>
+        <w:t>这种吵吵闹闹又热气腾腾的日子，似乎也挺不错||</w:t>
+      </w:r>
+    </w:p>
+    <w:p>
+      <w:pPr>
+        <w:rPr>
+          <w:rFonts w:hint="default"/>
+          <w:sz w:val="28"/>
+          <w:szCs w:val="28"/>
+          <w:lang w:val="en-US" w:eastAsia="zh-CN"/>
+        </w:rPr>
+      </w:pPr>
+    </w:p>
+    <w:p>
+      <w:pPr>
+        <w:rPr>
+          <w:rFonts w:hint="default"/>
+          <w:sz w:val="28"/>
+          <w:szCs w:val="28"/>
+          <w:lang w:val="en-US" w:eastAsia="zh-CN"/>
+        </w:rPr>
+      </w:pPr>
+      <w:r>
+        <w:rPr>
+          <w:rFonts w:hint="eastAsia"/>
+          <w:sz w:val="28"/>
+          <w:szCs w:val="28"/>
+          <w:lang w:val="en-US" w:eastAsia="zh-CN"/>
+        </w:rPr>
+        <w:t>||【系统提示】获得 Happy End “端水大师</w:t>
+      </w:r>
       <w:bookmarkStart w:id="0" w:name="_GoBack"/>
       <w:bookmarkEnd w:id="0"/>
       <w:r>
@@ -12035,1254 +17357,9 @@
           <w:rFonts w:hint="eastAsia"/>
           <w:sz w:val="28"/>
           <w:szCs w:val="28"/>
-        </w:rPr>
-        <w:t>她昨天还跟我说喜欢</w:t>
-      </w:r>
-      <w:r>
-        <w:rPr>
-          <w:rFonts w:hint="eastAsia"/>
-          <w:sz w:val="28"/>
-          <w:szCs w:val="28"/>
-          <w:lang w:val="en-US" w:eastAsia="zh-CN"/>
-        </w:rPr>
-        <w:t>年轻</w:t>
-      </w:r>
-      <w:r>
-        <w:rPr>
-          <w:rFonts w:hint="eastAsia"/>
-          <w:sz w:val="28"/>
-          <w:szCs w:val="28"/>
-        </w:rPr>
-        <w:t>真实有活力的，你这副阴阳怪气的</w:t>
-      </w:r>
-      <w:r>
-        <w:rPr>
-          <w:rFonts w:hint="eastAsia"/>
-          <w:sz w:val="28"/>
-          <w:szCs w:val="28"/>
-          <w:lang w:val="en-US" w:eastAsia="zh-CN"/>
-        </w:rPr>
-        <w:t>虚伪</w:t>
-      </w:r>
-      <w:r>
-        <w:rPr>
-          <w:rFonts w:hint="eastAsia"/>
-          <w:sz w:val="28"/>
-          <w:szCs w:val="28"/>
-        </w:rPr>
-        <w:t>样子，她</w:t>
-      </w:r>
-      <w:r>
-        <w:rPr>
-          <w:rFonts w:hint="eastAsia"/>
-          <w:sz w:val="28"/>
-          <w:szCs w:val="28"/>
-          <w:lang w:val="en-US" w:eastAsia="zh-CN"/>
-        </w:rPr>
-        <w:t>喜欢吗</w:t>
-      </w:r>
-      <w:r>
-        <w:rPr>
-          <w:rFonts w:hint="eastAsia"/>
-          <w:sz w:val="28"/>
-          <w:szCs w:val="28"/>
-        </w:rPr>
-        <w:t>？”||0000</w:t>
-      </w:r>
-    </w:p>
-    <w:p>
-      <w:pPr>
-        <w:rPr>
-          <w:rFonts w:hint="eastAsia"/>
-          <w:sz w:val="28"/>
-          <w:szCs w:val="28"/>
-        </w:rPr>
-      </w:pPr>
-    </w:p>
-    <w:p>
-      <w:pPr>
-        <w:rPr>
-          <w:rFonts w:hint="eastAsia"/>
-          <w:sz w:val="28"/>
-          <w:szCs w:val="28"/>
-        </w:rPr>
-      </w:pPr>
-      <w:r>
-        <w:rPr>
-          <w:rFonts w:hint="eastAsia"/>
-          <w:sz w:val="28"/>
-          <w:szCs w:val="28"/>
-        </w:rPr>
-        <w:t>||何行舟也不退让，他将手里的蛋糕盒换到另一只手，微微抬起下巴，眼神冷冽地迎上周杉的视线，语气越发轻描淡写||</w:t>
-      </w:r>
-    </w:p>
-    <w:p>
-      <w:pPr>
-        <w:rPr>
-          <w:rFonts w:hint="eastAsia"/>
-          <w:sz w:val="28"/>
-          <w:szCs w:val="28"/>
-        </w:rPr>
-      </w:pPr>
-    </w:p>
-    <w:p>
-      <w:pPr>
-        <w:rPr>
-          <w:rFonts w:hint="eastAsia"/>
-          <w:sz w:val="28"/>
-          <w:szCs w:val="28"/>
-        </w:rPr>
-      </w:pPr>
-      <w:r>
-        <w:rPr>
-          <w:rFonts w:hint="eastAsia"/>
-          <w:sz w:val="28"/>
-          <w:szCs w:val="28"/>
-        </w:rPr>
-        <w:t>何行舟||“</w:t>
-      </w:r>
-      <w:r>
-        <w:rPr>
-          <w:rFonts w:hint="eastAsia"/>
-          <w:sz w:val="28"/>
-          <w:szCs w:val="28"/>
-          <w:lang w:val="en-US" w:eastAsia="zh-CN"/>
-        </w:rPr>
-        <w:t>年轻人就是年轻人，人家哄小孩的话你都信呢。</w:t>
-      </w:r>
-      <w:r>
-        <w:rPr>
-          <w:rFonts w:hint="eastAsia"/>
-          <w:sz w:val="28"/>
-          <w:szCs w:val="28"/>
-        </w:rPr>
-        <w:t>”||0000</w:t>
-      </w:r>
-    </w:p>
-    <w:p>
-      <w:pPr>
-        <w:rPr>
-          <w:rFonts w:hint="eastAsia"/>
-          <w:sz w:val="28"/>
-          <w:szCs w:val="28"/>
-        </w:rPr>
-      </w:pPr>
-    </w:p>
-    <w:p>
-      <w:pPr>
-        <w:rPr>
-          <w:rFonts w:hint="eastAsia"/>
-          <w:sz w:val="28"/>
-          <w:szCs w:val="28"/>
-        </w:rPr>
-      </w:pPr>
-      <w:r>
-        <w:rPr>
-          <w:rFonts w:hint="eastAsia"/>
-          <w:sz w:val="28"/>
-          <w:szCs w:val="28"/>
-        </w:rPr>
-        <w:t>||眼看着两人的距离越来越近，周杉甚至已经攥起了拳头，何行舟的眼神也彻底</w:t>
-      </w:r>
-      <w:r>
-        <w:rPr>
-          <w:rFonts w:hint="eastAsia"/>
-          <w:sz w:val="28"/>
-          <w:szCs w:val="28"/>
-          <w:lang w:val="en-US" w:eastAsia="zh-CN"/>
-        </w:rPr>
-        <w:t>结</w:t>
-      </w:r>
-      <w:r>
-        <w:rPr>
-          <w:rFonts w:hint="eastAsia"/>
-          <w:sz w:val="28"/>
-          <w:szCs w:val="28"/>
-        </w:rPr>
-        <w:t>霜，一场物理层面上的冲突似乎一触即发||</w:t>
-      </w:r>
-    </w:p>
-    <w:p>
-      <w:pPr>
-        <w:rPr>
-          <w:rFonts w:hint="eastAsia"/>
-          <w:sz w:val="28"/>
-          <w:szCs w:val="28"/>
-        </w:rPr>
-      </w:pPr>
-    </w:p>
-    <w:p>
-      <w:pPr>
-        <w:rPr>
-          <w:rFonts w:hint="eastAsia"/>
-          <w:sz w:val="28"/>
-          <w:szCs w:val="28"/>
-        </w:rPr>
-      </w:pPr>
-      <w:r>
-        <w:rPr>
-          <w:rFonts w:hint="eastAsia"/>
-          <w:sz w:val="28"/>
-          <w:szCs w:val="28"/>
-        </w:rPr>
-        <w:t>女主名||“周杉！何行舟！”||0000</w:t>
-      </w:r>
-    </w:p>
-    <w:p>
-      <w:pPr>
-        <w:rPr>
-          <w:rFonts w:hint="eastAsia"/>
-          <w:sz w:val="28"/>
-          <w:szCs w:val="28"/>
-        </w:rPr>
-      </w:pPr>
-    </w:p>
-    <w:p>
-      <w:pPr>
-        <w:rPr>
-          <w:rFonts w:hint="eastAsia"/>
-          <w:sz w:val="28"/>
-          <w:szCs w:val="28"/>
-        </w:rPr>
-      </w:pPr>
-      <w:r>
-        <w:rPr>
-          <w:rFonts w:hint="eastAsia"/>
-          <w:sz w:val="28"/>
-          <w:szCs w:val="28"/>
-        </w:rPr>
-        <w:t>||你终于找回了自己的声音，赶紧冲上前，硬生生插进了他们两人中间那点危险的空白地带||</w:t>
-      </w:r>
-    </w:p>
-    <w:p>
-      <w:pPr>
-        <w:rPr>
-          <w:rFonts w:hint="eastAsia"/>
-          <w:sz w:val="28"/>
-          <w:szCs w:val="28"/>
-        </w:rPr>
-      </w:pPr>
-    </w:p>
-    <w:p>
-      <w:pPr>
-        <w:rPr>
-          <w:rFonts w:hint="eastAsia"/>
-          <w:sz w:val="28"/>
-          <w:szCs w:val="28"/>
-        </w:rPr>
-      </w:pPr>
-      <w:r>
-        <w:rPr>
-          <w:rFonts w:hint="eastAsia"/>
-          <w:sz w:val="28"/>
-          <w:szCs w:val="28"/>
-        </w:rPr>
-        <w:t>||看到你出现，两个原本剑拔弩张的男人瞬间变了脸||</w:t>
-      </w:r>
-    </w:p>
-    <w:p>
-      <w:pPr>
-        <w:rPr>
-          <w:rFonts w:hint="eastAsia"/>
-          <w:sz w:val="28"/>
-          <w:szCs w:val="28"/>
-        </w:rPr>
-      </w:pPr>
-    </w:p>
-    <w:p>
-      <w:pPr>
-        <w:rPr>
-          <w:rFonts w:hint="eastAsia"/>
-          <w:sz w:val="28"/>
-          <w:szCs w:val="28"/>
-        </w:rPr>
-      </w:pPr>
-      <w:r>
-        <w:rPr>
-          <w:rFonts w:hint="eastAsia"/>
-          <w:sz w:val="28"/>
-          <w:szCs w:val="28"/>
-        </w:rPr>
-        <w:t>||周杉立刻收起了满身的戾气，眼眶微红，声音软了下来，甚至还</w:t>
-      </w:r>
-      <w:r>
-        <w:rPr>
-          <w:rFonts w:hint="eastAsia"/>
-          <w:sz w:val="28"/>
-          <w:szCs w:val="28"/>
-          <w:lang w:val="en-US" w:eastAsia="zh-CN"/>
-        </w:rPr>
-        <w:t>委屈地</w:t>
-      </w:r>
-      <w:r>
-        <w:rPr>
-          <w:rFonts w:hint="eastAsia"/>
-          <w:sz w:val="28"/>
-          <w:szCs w:val="28"/>
-        </w:rPr>
-        <w:t>扯了扯你的衣角||</w:t>
-      </w:r>
-    </w:p>
-    <w:p>
-      <w:pPr>
-        <w:rPr>
-          <w:rFonts w:hint="eastAsia"/>
-          <w:sz w:val="28"/>
-          <w:szCs w:val="28"/>
-        </w:rPr>
-      </w:pPr>
-    </w:p>
-    <w:p>
-      <w:pPr>
-        <w:rPr>
-          <w:rFonts w:hint="eastAsia"/>
-          <w:sz w:val="28"/>
-          <w:szCs w:val="28"/>
-        </w:rPr>
-      </w:pPr>
-      <w:r>
-        <w:rPr>
-          <w:rFonts w:hint="eastAsia"/>
-          <w:sz w:val="28"/>
-          <w:szCs w:val="28"/>
-        </w:rPr>
-        <w:t>周杉||“我刚到楼下，这人就莫名其妙地</w:t>
-      </w:r>
-      <w:r>
-        <w:rPr>
-          <w:rFonts w:hint="eastAsia"/>
-          <w:sz w:val="28"/>
-          <w:szCs w:val="28"/>
-          <w:lang w:val="en-US" w:eastAsia="zh-CN"/>
-        </w:rPr>
-        <w:t>一直在</w:t>
-      </w:r>
-      <w:r>
-        <w:rPr>
-          <w:rFonts w:hint="eastAsia"/>
-          <w:sz w:val="28"/>
-          <w:szCs w:val="28"/>
-        </w:rPr>
-        <w:t>阴阳怪气</w:t>
-      </w:r>
-      <w:r>
-        <w:rPr>
-          <w:rFonts w:hint="eastAsia"/>
-          <w:sz w:val="28"/>
-          <w:szCs w:val="28"/>
-          <w:lang w:eastAsia="zh-CN"/>
-        </w:rPr>
-        <w:t>，</w:t>
-      </w:r>
-      <w:r>
-        <w:rPr>
-          <w:rFonts w:hint="eastAsia"/>
-          <w:sz w:val="28"/>
-          <w:szCs w:val="28"/>
-          <w:lang w:val="en-US" w:eastAsia="zh-CN"/>
-        </w:rPr>
-        <w:t>好没礼貌</w:t>
-      </w:r>
-      <w:r>
-        <w:rPr>
-          <w:rFonts w:hint="eastAsia"/>
-          <w:sz w:val="28"/>
-          <w:szCs w:val="28"/>
-        </w:rPr>
-        <w:t>。”||0000</w:t>
-      </w:r>
-    </w:p>
-    <w:p>
-      <w:pPr>
-        <w:rPr>
-          <w:rFonts w:hint="eastAsia"/>
-          <w:sz w:val="28"/>
-          <w:szCs w:val="28"/>
-        </w:rPr>
-      </w:pPr>
-    </w:p>
-    <w:p>
-      <w:pPr>
-        <w:rPr>
-          <w:rFonts w:hint="eastAsia"/>
-          <w:sz w:val="28"/>
-          <w:szCs w:val="28"/>
-        </w:rPr>
-      </w:pPr>
-      <w:r>
-        <w:rPr>
-          <w:rFonts w:hint="eastAsia"/>
-          <w:sz w:val="28"/>
-          <w:szCs w:val="28"/>
-        </w:rPr>
-        <w:t>||何行舟没有急着辩解，只是那双深邃的眼睛里掠过一丝无辜与受伤的神色，</w:t>
-      </w:r>
-      <w:r>
-        <w:rPr>
-          <w:rFonts w:hint="eastAsia"/>
-          <w:sz w:val="28"/>
-          <w:szCs w:val="28"/>
-          <w:lang w:val="en-US" w:eastAsia="zh-CN"/>
-        </w:rPr>
-        <w:t>然后</w:t>
-      </w:r>
-      <w:r>
-        <w:rPr>
-          <w:rFonts w:hint="eastAsia"/>
-          <w:sz w:val="28"/>
-          <w:szCs w:val="28"/>
-        </w:rPr>
-        <w:t>将手里包装精美的蛋糕盒往前递了递||</w:t>
-      </w:r>
-    </w:p>
-    <w:p>
-      <w:pPr>
-        <w:rPr>
-          <w:rFonts w:hint="eastAsia"/>
-          <w:sz w:val="28"/>
-          <w:szCs w:val="28"/>
-        </w:rPr>
-      </w:pPr>
-    </w:p>
-    <w:p>
-      <w:pPr>
-        <w:rPr>
-          <w:rFonts w:hint="eastAsia"/>
-          <w:sz w:val="28"/>
-          <w:szCs w:val="28"/>
-        </w:rPr>
-      </w:pPr>
-      <w:r>
-        <w:rPr>
-          <w:rFonts w:hint="eastAsia"/>
-          <w:sz w:val="28"/>
-          <w:szCs w:val="28"/>
-        </w:rPr>
-        <w:t>何行舟||“排了半天队，给你买了你</w:t>
-      </w:r>
-      <w:r>
-        <w:rPr>
-          <w:rFonts w:hint="eastAsia"/>
-          <w:sz w:val="28"/>
-          <w:szCs w:val="28"/>
-          <w:lang w:val="en-US" w:eastAsia="zh-CN"/>
-        </w:rPr>
-        <w:t>上次提到说想吃的</w:t>
-      </w:r>
-      <w:r>
-        <w:rPr>
-          <w:rFonts w:hint="eastAsia"/>
-          <w:sz w:val="28"/>
-          <w:szCs w:val="28"/>
-        </w:rPr>
-        <w:t>那家蛋糕。看来……我来得不是时候，打扰到你遛‘弟弟’了。”||0000</w:t>
-      </w:r>
-    </w:p>
-    <w:p>
-      <w:pPr>
-        <w:rPr>
-          <w:rFonts w:hint="eastAsia"/>
-          <w:sz w:val="28"/>
-          <w:szCs w:val="28"/>
-        </w:rPr>
-      </w:pPr>
-    </w:p>
-    <w:p>
-      <w:pPr>
-        <w:rPr>
-          <w:rFonts w:hint="eastAsia"/>
-          <w:sz w:val="28"/>
-          <w:szCs w:val="28"/>
-        </w:rPr>
-      </w:pPr>
-      <w:r>
-        <w:rPr>
-          <w:rFonts w:hint="eastAsia"/>
-          <w:sz w:val="28"/>
-          <w:szCs w:val="28"/>
-        </w:rPr>
-        <w:t>||他</w:t>
-      </w:r>
-      <w:r>
-        <w:rPr>
-          <w:rFonts w:hint="eastAsia"/>
-          <w:sz w:val="28"/>
-          <w:szCs w:val="28"/>
-          <w:lang w:val="en-US" w:eastAsia="zh-CN"/>
-        </w:rPr>
-        <w:t>的</w:t>
-      </w:r>
-      <w:r>
-        <w:rPr>
-          <w:rFonts w:hint="eastAsia"/>
-          <w:sz w:val="28"/>
-          <w:szCs w:val="28"/>
-        </w:rPr>
-        <w:t>语气</w:t>
-      </w:r>
-      <w:r>
-        <w:rPr>
-          <w:rFonts w:hint="eastAsia"/>
-          <w:sz w:val="28"/>
-          <w:szCs w:val="28"/>
-          <w:lang w:val="en-US" w:eastAsia="zh-CN"/>
-        </w:rPr>
-        <w:t>中</w:t>
-      </w:r>
-      <w:r>
-        <w:rPr>
-          <w:rFonts w:hint="eastAsia"/>
-          <w:sz w:val="28"/>
-          <w:szCs w:val="28"/>
-        </w:rPr>
-        <w:t>透着一股让人心碎的退让，同时又阴阳怪气</w:t>
-      </w:r>
-      <w:r>
-        <w:rPr>
-          <w:rFonts w:hint="eastAsia"/>
-          <w:sz w:val="28"/>
-          <w:szCs w:val="28"/>
-          <w:lang w:val="en-US" w:eastAsia="zh-CN"/>
-        </w:rPr>
-        <w:t>地责备了一下你</w:t>
-      </w:r>
-      <w:r>
-        <w:rPr>
-          <w:rFonts w:hint="eastAsia"/>
-          <w:sz w:val="28"/>
-          <w:szCs w:val="28"/>
-        </w:rPr>
-        <w:t>，</w:t>
-      </w:r>
-      <w:r>
-        <w:rPr>
-          <w:rFonts w:hint="eastAsia"/>
-          <w:sz w:val="28"/>
-          <w:szCs w:val="28"/>
-          <w:lang w:val="en-US" w:eastAsia="zh-CN"/>
-        </w:rPr>
-        <w:t>把</w:t>
-      </w:r>
-      <w:r>
-        <w:rPr>
-          <w:rFonts w:hint="eastAsia"/>
-          <w:sz w:val="28"/>
-          <w:szCs w:val="28"/>
-        </w:rPr>
-        <w:t>以退为进的姿态拿捏得死死的||</w:t>
-      </w:r>
-    </w:p>
-    <w:p>
-      <w:pPr>
-        <w:rPr>
-          <w:rFonts w:hint="eastAsia"/>
-          <w:sz w:val="28"/>
-          <w:szCs w:val="28"/>
-        </w:rPr>
-      </w:pPr>
-    </w:p>
-    <w:p>
-      <w:pPr>
-        <w:rPr>
-          <w:rFonts w:hint="eastAsia"/>
-          <w:sz w:val="28"/>
-          <w:szCs w:val="28"/>
-        </w:rPr>
-      </w:pPr>
-      <w:r>
-        <w:rPr>
-          <w:rFonts w:hint="eastAsia"/>
-          <w:sz w:val="28"/>
-          <w:szCs w:val="28"/>
-        </w:rPr>
-        <w:t>||许映月的警告仿佛还在耳边回荡：这两个男人，看着可都不是省油的灯||</w:t>
-      </w:r>
-    </w:p>
-    <w:p>
-      <w:pPr>
-        <w:rPr>
-          <w:rFonts w:hint="eastAsia"/>
-          <w:sz w:val="28"/>
-          <w:szCs w:val="28"/>
-        </w:rPr>
-      </w:pPr>
-    </w:p>
-    <w:p>
-      <w:pPr>
-        <w:rPr>
-          <w:rFonts w:hint="eastAsia"/>
-          <w:sz w:val="28"/>
-          <w:szCs w:val="28"/>
-          <w:lang w:val="en-US" w:eastAsia="zh-CN"/>
-        </w:rPr>
-      </w:pPr>
-      <w:r>
-        <w:rPr>
-          <w:rFonts w:hint="eastAsia"/>
-          <w:sz w:val="28"/>
-          <w:szCs w:val="28"/>
-        </w:rPr>
-        <w:t>||</w:t>
-      </w:r>
-      <w:r>
-        <w:rPr>
-          <w:rFonts w:hint="eastAsia"/>
-          <w:sz w:val="28"/>
-          <w:szCs w:val="28"/>
-          <w:lang w:val="en-US" w:eastAsia="zh-CN"/>
-        </w:rPr>
-        <w:t>那确实有点太不省油了不是||</w:t>
-      </w:r>
-    </w:p>
-    <w:p>
-      <w:pPr>
-        <w:rPr>
-          <w:rFonts w:hint="eastAsia"/>
-          <w:sz w:val="28"/>
-          <w:szCs w:val="28"/>
-          <w:lang w:val="en-US" w:eastAsia="zh-CN"/>
-        </w:rPr>
-      </w:pPr>
-    </w:p>
-    <w:p>
-      <w:pPr>
-        <w:rPr>
-          <w:rFonts w:hint="eastAsia"/>
-          <w:sz w:val="28"/>
-          <w:szCs w:val="28"/>
-        </w:rPr>
-      </w:pPr>
-      <w:r>
-        <w:rPr>
-          <w:rFonts w:hint="eastAsia"/>
-          <w:sz w:val="28"/>
-          <w:szCs w:val="28"/>
-          <w:lang w:val="en-US" w:eastAsia="zh-CN"/>
-        </w:rPr>
-        <w:t>||</w:t>
-      </w:r>
-      <w:r>
-        <w:rPr>
-          <w:rFonts w:hint="eastAsia"/>
-          <w:sz w:val="28"/>
-          <w:szCs w:val="28"/>
-        </w:rPr>
-        <w:t>你只觉得一阵头痛欲裂</w:t>
-      </w:r>
-      <w:r>
-        <w:rPr>
-          <w:rFonts w:hint="eastAsia"/>
-          <w:sz w:val="28"/>
-          <w:szCs w:val="28"/>
-          <w:lang w:eastAsia="zh-CN"/>
-        </w:rPr>
-        <w:t>，</w:t>
-      </w:r>
-      <w:r>
-        <w:rPr>
-          <w:rFonts w:hint="eastAsia"/>
-          <w:sz w:val="28"/>
-          <w:szCs w:val="28"/>
-          <w:lang w:val="en-US" w:eastAsia="zh-CN"/>
-        </w:rPr>
-        <w:t>难道是因为恰巧碰上最近油价大涨，你才多少有些吃不消？</w:t>
-      </w:r>
-      <w:r>
-        <w:rPr>
-          <w:rFonts w:hint="eastAsia"/>
-          <w:sz w:val="28"/>
-          <w:szCs w:val="28"/>
-        </w:rPr>
-        <w:t>||</w:t>
-      </w:r>
-    </w:p>
-    <w:p>
-      <w:pPr>
-        <w:rPr>
-          <w:rFonts w:hint="eastAsia"/>
-          <w:sz w:val="28"/>
-          <w:szCs w:val="28"/>
-        </w:rPr>
-      </w:pPr>
-    </w:p>
-    <w:p>
-      <w:pPr>
-        <w:rPr>
-          <w:rFonts w:hint="eastAsia"/>
-          <w:sz w:val="28"/>
-          <w:szCs w:val="28"/>
-        </w:rPr>
-      </w:pPr>
-      <w:r>
-        <w:rPr>
-          <w:rFonts w:hint="eastAsia"/>
-          <w:sz w:val="28"/>
-          <w:szCs w:val="28"/>
-        </w:rPr>
-        <w:t>||路过的邻居已经开始好奇地探头探脑，</w:t>
-      </w:r>
-      <w:r>
-        <w:rPr>
-          <w:rFonts w:hint="eastAsia"/>
-          <w:sz w:val="28"/>
-          <w:szCs w:val="28"/>
-          <w:lang w:val="en-US" w:eastAsia="zh-CN"/>
-        </w:rPr>
-        <w:t>几</w:t>
-      </w:r>
-      <w:r>
-        <w:rPr>
-          <w:rFonts w:hint="eastAsia"/>
-          <w:sz w:val="28"/>
-          <w:szCs w:val="28"/>
-        </w:rPr>
-        <w:t>位刚跳完广场舞的大妈甚至</w:t>
-      </w:r>
-      <w:r>
-        <w:rPr>
-          <w:rFonts w:hint="eastAsia"/>
-          <w:sz w:val="28"/>
-          <w:szCs w:val="28"/>
-          <w:lang w:val="en-US" w:eastAsia="zh-CN"/>
-        </w:rPr>
-        <w:t>刻意</w:t>
-      </w:r>
-      <w:r>
-        <w:rPr>
-          <w:rFonts w:hint="eastAsia"/>
-          <w:sz w:val="28"/>
-          <w:szCs w:val="28"/>
-        </w:rPr>
-        <w:t>放慢了脚步，眼里闪烁着八卦的光芒||</w:t>
-      </w:r>
-    </w:p>
-    <w:p>
-      <w:pPr>
-        <w:rPr>
-          <w:rFonts w:hint="eastAsia"/>
-          <w:sz w:val="28"/>
-          <w:szCs w:val="28"/>
-        </w:rPr>
-      </w:pPr>
-    </w:p>
-    <w:p>
-      <w:pPr>
-        <w:rPr>
-          <w:rFonts w:hint="eastAsia"/>
-          <w:sz w:val="28"/>
-          <w:szCs w:val="28"/>
-        </w:rPr>
-      </w:pPr>
-      <w:r>
-        <w:rPr>
-          <w:rFonts w:hint="eastAsia"/>
-          <w:sz w:val="28"/>
-          <w:szCs w:val="28"/>
-        </w:rPr>
-        <w:t>||如果任由他们在这里继续演下去，明天你就能成为整个小区</w:t>
-      </w:r>
-      <w:r>
-        <w:rPr>
-          <w:rFonts w:hint="eastAsia"/>
-          <w:sz w:val="28"/>
-          <w:szCs w:val="28"/>
-          <w:lang w:eastAsia="zh-CN"/>
-        </w:rPr>
-        <w:t>，</w:t>
-      </w:r>
-      <w:r>
-        <w:rPr>
-          <w:rFonts w:hint="eastAsia"/>
-          <w:sz w:val="28"/>
-          <w:szCs w:val="28"/>
-          <w:lang w:val="en-US" w:eastAsia="zh-CN"/>
-        </w:rPr>
-        <w:t>不，恐怕是整个片区</w:t>
-      </w:r>
-      <w:r>
-        <w:rPr>
-          <w:rFonts w:hint="eastAsia"/>
-          <w:sz w:val="28"/>
-          <w:szCs w:val="28"/>
-        </w:rPr>
-        <w:t>的</w:t>
-      </w:r>
-      <w:r>
-        <w:rPr>
-          <w:rFonts w:hint="eastAsia"/>
-          <w:sz w:val="28"/>
-          <w:szCs w:val="28"/>
-          <w:lang w:val="en-US" w:eastAsia="zh-CN"/>
-        </w:rPr>
-        <w:t>八卦谈资</w:t>
-      </w:r>
-      <w:r>
-        <w:rPr>
-          <w:rFonts w:hint="eastAsia"/>
-          <w:sz w:val="28"/>
-          <w:szCs w:val="28"/>
-        </w:rPr>
-        <w:t>||</w:t>
-      </w:r>
-    </w:p>
-    <w:p>
-      <w:pPr>
-        <w:rPr>
-          <w:rFonts w:hint="eastAsia"/>
-          <w:sz w:val="28"/>
-          <w:szCs w:val="28"/>
-        </w:rPr>
-      </w:pPr>
-    </w:p>
-    <w:p>
-      <w:pPr>
-        <w:rPr>
-          <w:rFonts w:hint="eastAsia"/>
-          <w:sz w:val="28"/>
-          <w:szCs w:val="28"/>
-        </w:rPr>
-      </w:pPr>
-      <w:r>
-        <w:rPr>
-          <w:rFonts w:hint="eastAsia"/>
-          <w:sz w:val="28"/>
-          <w:szCs w:val="28"/>
-        </w:rPr>
-        <w:t>女主名||“都别说了。”||0000</w:t>
-      </w:r>
-    </w:p>
-    <w:p>
-      <w:pPr>
-        <w:rPr>
-          <w:rFonts w:hint="eastAsia"/>
-          <w:sz w:val="28"/>
-          <w:szCs w:val="28"/>
-        </w:rPr>
-      </w:pPr>
-    </w:p>
-    <w:p>
-      <w:pPr>
-        <w:rPr>
-          <w:rFonts w:hint="eastAsia"/>
-          <w:sz w:val="28"/>
-          <w:szCs w:val="28"/>
-          <w:lang w:val="en-US" w:eastAsia="zh-CN"/>
-        </w:rPr>
-      </w:pPr>
-      <w:r>
-        <w:rPr>
-          <w:rFonts w:hint="eastAsia"/>
-          <w:sz w:val="28"/>
-          <w:szCs w:val="28"/>
-        </w:rPr>
-        <w:t>||你深吸了一口气，打断了他们即将开始的新一轮暗流涌动</w:t>
-      </w:r>
-      <w:r>
-        <w:rPr>
-          <w:rFonts w:hint="eastAsia"/>
-          <w:sz w:val="28"/>
-          <w:szCs w:val="28"/>
-          <w:lang w:val="en-US" w:eastAsia="zh-CN"/>
-        </w:rPr>
-        <w:t>||</w:t>
-      </w:r>
-    </w:p>
-    <w:p>
-      <w:pPr>
-        <w:rPr>
-          <w:rFonts w:hint="eastAsia"/>
-          <w:sz w:val="28"/>
-          <w:szCs w:val="28"/>
-          <w:lang w:val="en-US" w:eastAsia="zh-CN"/>
-        </w:rPr>
-      </w:pPr>
-    </w:p>
-    <w:p>
-      <w:pPr>
-        <w:rPr>
-          <w:rFonts w:hint="eastAsia"/>
-          <w:sz w:val="28"/>
-          <w:szCs w:val="28"/>
-        </w:rPr>
-      </w:pPr>
-      <w:r>
-        <w:rPr>
-          <w:rFonts w:hint="eastAsia"/>
-          <w:sz w:val="28"/>
-          <w:szCs w:val="28"/>
-          <w:lang w:val="en-US" w:eastAsia="zh-CN"/>
-        </w:rPr>
-        <w:t>||</w:t>
-      </w:r>
-      <w:r>
-        <w:rPr>
-          <w:rFonts w:hint="eastAsia"/>
-          <w:sz w:val="28"/>
-          <w:szCs w:val="28"/>
-        </w:rPr>
-        <w:t>你看看左边可怜巴巴的周杉，又看看右边隐忍落寞的何行舟，做出了一个你这辈子最</w:t>
-      </w:r>
-      <w:r>
-        <w:rPr>
-          <w:rFonts w:hint="eastAsia"/>
-          <w:sz w:val="28"/>
-          <w:szCs w:val="28"/>
-          <w:lang w:val="en-US" w:eastAsia="zh-CN"/>
-        </w:rPr>
-        <w:t>疯狂</w:t>
-      </w:r>
-      <w:r>
-        <w:rPr>
-          <w:rFonts w:hint="eastAsia"/>
-          <w:sz w:val="28"/>
-          <w:szCs w:val="28"/>
-        </w:rPr>
-        <w:t>的决定||</w:t>
-      </w:r>
-    </w:p>
-    <w:p>
-      <w:pPr>
-        <w:rPr>
-          <w:rFonts w:hint="eastAsia"/>
-          <w:sz w:val="28"/>
-          <w:szCs w:val="28"/>
-        </w:rPr>
-      </w:pPr>
-    </w:p>
-    <w:p>
-      <w:pPr>
-        <w:rPr>
-          <w:rFonts w:hint="eastAsia"/>
-          <w:sz w:val="28"/>
-          <w:szCs w:val="28"/>
-        </w:rPr>
-      </w:pPr>
-      <w:r>
-        <w:rPr>
-          <w:rFonts w:hint="eastAsia"/>
-          <w:sz w:val="28"/>
-          <w:szCs w:val="28"/>
-        </w:rPr>
-        <w:t>女主名||“有什么事都先上楼，进屋再说吧。”||0000</w:t>
-      </w:r>
-    </w:p>
-    <w:p>
-      <w:pPr>
-        <w:rPr>
-          <w:rFonts w:hint="eastAsia"/>
-          <w:sz w:val="28"/>
-          <w:szCs w:val="28"/>
-        </w:rPr>
-      </w:pPr>
-    </w:p>
-    <w:p>
-      <w:pPr>
-        <w:rPr>
-          <w:rFonts w:hint="eastAsia"/>
-          <w:sz w:val="28"/>
-          <w:szCs w:val="28"/>
-        </w:rPr>
-      </w:pPr>
-      <w:r>
-        <w:rPr>
-          <w:rFonts w:hint="eastAsia"/>
-          <w:sz w:val="28"/>
-          <w:szCs w:val="28"/>
-        </w:rPr>
-        <w:t>||两人同时愣住了，似乎都没料到你会是这个处理方式||</w:t>
-      </w:r>
-    </w:p>
-    <w:p>
-      <w:pPr>
-        <w:rPr>
-          <w:rFonts w:hint="eastAsia"/>
-          <w:sz w:val="28"/>
-          <w:szCs w:val="28"/>
-        </w:rPr>
-      </w:pPr>
-    </w:p>
-    <w:p>
-      <w:pPr>
-        <w:rPr>
-          <w:rFonts w:hint="eastAsia"/>
-          <w:sz w:val="28"/>
-          <w:szCs w:val="28"/>
-        </w:rPr>
-      </w:pPr>
-      <w:r>
-        <w:rPr>
-          <w:rFonts w:hint="eastAsia"/>
-          <w:sz w:val="28"/>
-          <w:szCs w:val="28"/>
-        </w:rPr>
-        <w:t>周杉||“他</w:t>
-      </w:r>
-      <w:r>
-        <w:rPr>
-          <w:rFonts w:hint="eastAsia"/>
-          <w:sz w:val="28"/>
-          <w:szCs w:val="28"/>
-          <w:lang w:val="en-US" w:eastAsia="zh-CN"/>
-        </w:rPr>
-        <w:t>也要</w:t>
-      </w:r>
-      <w:r>
-        <w:rPr>
-          <w:rFonts w:hint="eastAsia"/>
-          <w:sz w:val="28"/>
-          <w:szCs w:val="28"/>
-        </w:rPr>
-        <w:t>进我们家？”||0000</w:t>
-      </w:r>
-    </w:p>
-    <w:p>
-      <w:pPr>
-        <w:rPr>
-          <w:rFonts w:hint="eastAsia"/>
-          <w:sz w:val="28"/>
-          <w:szCs w:val="28"/>
-        </w:rPr>
-      </w:pPr>
-    </w:p>
-    <w:p>
-      <w:pPr>
-        <w:rPr>
-          <w:rFonts w:hint="eastAsia"/>
-          <w:sz w:val="28"/>
-          <w:szCs w:val="28"/>
-        </w:rPr>
-      </w:pPr>
-      <w:r>
-        <w:rPr>
-          <w:rFonts w:hint="eastAsia"/>
-          <w:sz w:val="28"/>
-          <w:szCs w:val="28"/>
-        </w:rPr>
-        <w:t>||周杉满脸不可置信，特意</w:t>
-      </w:r>
-      <w:r>
-        <w:rPr>
-          <w:rFonts w:hint="eastAsia"/>
-          <w:sz w:val="28"/>
-          <w:szCs w:val="28"/>
-          <w:lang w:val="en-US" w:eastAsia="zh-CN"/>
-        </w:rPr>
-        <w:t>重读了</w:t>
-      </w:r>
-      <w:r>
-        <w:rPr>
-          <w:rFonts w:hint="eastAsia"/>
-          <w:sz w:val="28"/>
-          <w:szCs w:val="28"/>
-        </w:rPr>
-        <w:t>“我们”</w:t>
-      </w:r>
-      <w:r>
-        <w:rPr>
-          <w:rFonts w:hint="eastAsia"/>
-          <w:sz w:val="28"/>
-          <w:szCs w:val="28"/>
-          <w:lang w:val="en-US" w:eastAsia="zh-CN"/>
-        </w:rPr>
-        <w:t>二</w:t>
-      </w:r>
-      <w:r>
-        <w:rPr>
-          <w:rFonts w:hint="eastAsia"/>
-          <w:sz w:val="28"/>
-          <w:szCs w:val="28"/>
-        </w:rPr>
-        <w:t>字||</w:t>
-      </w:r>
-    </w:p>
-    <w:p>
-      <w:pPr>
-        <w:rPr>
-          <w:rFonts w:hint="eastAsia"/>
-          <w:sz w:val="28"/>
-          <w:szCs w:val="28"/>
-        </w:rPr>
-      </w:pPr>
-    </w:p>
-    <w:p>
-      <w:pPr>
-        <w:rPr>
-          <w:rFonts w:hint="eastAsia"/>
-          <w:sz w:val="28"/>
-          <w:szCs w:val="28"/>
-        </w:rPr>
-      </w:pPr>
-      <w:r>
-        <w:rPr>
-          <w:rFonts w:hint="eastAsia"/>
-          <w:sz w:val="28"/>
-          <w:szCs w:val="28"/>
-        </w:rPr>
-        <w:t>何行舟||“如果你觉得为难，我可以现在就走，蛋糕你拿上去吃就行。”||0000</w:t>
-      </w:r>
-    </w:p>
-    <w:p>
-      <w:pPr>
-        <w:rPr>
-          <w:rFonts w:hint="eastAsia"/>
-          <w:sz w:val="28"/>
-          <w:szCs w:val="28"/>
-        </w:rPr>
-      </w:pPr>
-    </w:p>
-    <w:p>
-      <w:pPr>
-        <w:rPr>
-          <w:rFonts w:hint="eastAsia"/>
-          <w:sz w:val="28"/>
-          <w:szCs w:val="28"/>
-        </w:rPr>
-      </w:pPr>
-      <w:r>
-        <w:rPr>
-          <w:rFonts w:hint="eastAsia"/>
-          <w:sz w:val="28"/>
-          <w:szCs w:val="28"/>
-        </w:rPr>
-        <w:t>||何行舟垂下眼睫，作势要转身，但脚下的步子却</w:t>
-      </w:r>
-      <w:r>
-        <w:rPr>
-          <w:rFonts w:hint="eastAsia"/>
-          <w:sz w:val="28"/>
-          <w:szCs w:val="28"/>
-          <w:lang w:val="en-US" w:eastAsia="zh-CN"/>
-        </w:rPr>
-        <w:t>一点</w:t>
-      </w:r>
-      <w:r>
-        <w:rPr>
-          <w:rFonts w:hint="eastAsia"/>
-          <w:sz w:val="28"/>
-          <w:szCs w:val="28"/>
-        </w:rPr>
-        <w:t>都没挪动||</w:t>
-      </w:r>
-    </w:p>
-    <w:p>
-      <w:pPr>
-        <w:rPr>
-          <w:rFonts w:hint="eastAsia"/>
-          <w:sz w:val="28"/>
-          <w:szCs w:val="28"/>
-        </w:rPr>
-      </w:pPr>
-    </w:p>
-    <w:p>
-      <w:pPr>
-        <w:rPr>
-          <w:rFonts w:hint="eastAsia"/>
-          <w:sz w:val="28"/>
-          <w:szCs w:val="28"/>
-        </w:rPr>
-      </w:pPr>
-      <w:r>
-        <w:rPr>
-          <w:rFonts w:hint="eastAsia"/>
-          <w:sz w:val="28"/>
-          <w:szCs w:val="28"/>
-        </w:rPr>
-        <w:t>女主名||“我说，都给我上楼。</w:t>
-      </w:r>
-      <w:r>
-        <w:rPr>
-          <w:rFonts w:hint="eastAsia"/>
-          <w:sz w:val="28"/>
-          <w:szCs w:val="28"/>
-          <w:lang w:val="en-US" w:eastAsia="zh-CN"/>
-        </w:rPr>
-        <w:t>你们要是不愿意，那就离开</w:t>
-      </w:r>
-      <w:r>
-        <w:rPr>
-          <w:rFonts w:hint="eastAsia"/>
-          <w:sz w:val="28"/>
-          <w:szCs w:val="28"/>
-        </w:rPr>
-        <w:t>。”||0000</w:t>
-      </w:r>
-    </w:p>
-    <w:p>
-      <w:pPr>
-        <w:rPr>
-          <w:rFonts w:hint="eastAsia"/>
-          <w:sz w:val="28"/>
-          <w:szCs w:val="28"/>
-        </w:rPr>
-      </w:pPr>
-    </w:p>
-    <w:p>
-      <w:pPr>
-        <w:rPr>
-          <w:rFonts w:hint="eastAsia"/>
-          <w:sz w:val="28"/>
-          <w:szCs w:val="28"/>
-        </w:rPr>
-      </w:pPr>
-      <w:r>
-        <w:rPr>
-          <w:rFonts w:hint="eastAsia"/>
-          <w:sz w:val="28"/>
-          <w:szCs w:val="28"/>
-        </w:rPr>
-        <w:t>||你按了按狂跳的太阳穴，拿出不容反驳的气势，率先转身拉开了单元门||</w:t>
-      </w:r>
-    </w:p>
-    <w:p>
-      <w:pPr>
-        <w:rPr>
-          <w:rFonts w:hint="eastAsia"/>
-          <w:sz w:val="28"/>
-          <w:szCs w:val="28"/>
-        </w:rPr>
-      </w:pPr>
-    </w:p>
-    <w:p>
-      <w:pPr>
-        <w:rPr>
-          <w:rFonts w:hint="eastAsia"/>
-          <w:sz w:val="28"/>
-          <w:szCs w:val="28"/>
-        </w:rPr>
-      </w:pPr>
-      <w:r>
-        <w:rPr>
-          <w:rFonts w:hint="eastAsia"/>
-          <w:sz w:val="28"/>
-          <w:szCs w:val="28"/>
-        </w:rPr>
-        <w:t>||你没有回头，但你能清晰地听到身后传来的两声轻微的冷哼，以及两串同样紧紧跟随着你的、互不相让的脚步声||</w:t>
-      </w:r>
-    </w:p>
-    <w:p>
-      <w:pPr>
-        <w:rPr>
-          <w:rFonts w:hint="eastAsia"/>
-          <w:sz w:val="28"/>
-          <w:szCs w:val="28"/>
-        </w:rPr>
-      </w:pPr>
-    </w:p>
-    <w:p>
-      <w:pPr>
-        <w:rPr>
-          <w:rFonts w:hint="eastAsia"/>
-          <w:sz w:val="28"/>
-          <w:szCs w:val="28"/>
-        </w:rPr>
-      </w:pPr>
-      <w:r>
-        <w:rPr>
-          <w:rFonts w:hint="eastAsia"/>
-          <w:sz w:val="28"/>
-          <w:szCs w:val="28"/>
-        </w:rPr>
-        <w:t>||修罗场的大门，在这一刻，被你亲手彻底推开||</w:t>
+          <w:lang w:val="en-US" w:eastAsia="zh-CN"/>
+        </w:rPr>
+        <w:t>”||</w:t>
       </w:r>
     </w:p>
     <w:sectPr>

--- a/Assets/Document/云熹约定项目文档/13.后续剧情/修罗场剧情文本/周杉&何行舟线/周杉&何行舟线.docx
+++ b/Assets/Document/云熹约定项目文档/13.后续剧情/修罗场剧情文本/周杉&何行舟线/周杉&何行舟线.docx
@@ -10593,8 +10593,10 @@
           <w:szCs w:val="28"/>
           <w:lang w:val="en-US" w:eastAsia="zh-CN"/>
         </w:rPr>
-        <w:t>找借口糊弄一下</w:t>
-      </w:r>
+        <w:t>下楼</w:t>
+      </w:r>
+      <w:bookmarkStart w:id="0" w:name="_GoBack"/>
+      <w:bookmarkEnd w:id="0"/>
       <w:r>
         <w:rPr>
           <w:rFonts w:hint="eastAsia"/>
@@ -17348,18 +17350,7 @@
           <w:szCs w:val="28"/>
           <w:lang w:val="en-US" w:eastAsia="zh-CN"/>
         </w:rPr>
-        <w:t>||【系统提示】获得 Happy End “端水大师</w:t>
-      </w:r>
-      <w:bookmarkStart w:id="0" w:name="_GoBack"/>
-      <w:bookmarkEnd w:id="0"/>
-      <w:r>
-        <w:rPr>
-          <w:rFonts w:hint="eastAsia"/>
-          <w:sz w:val="28"/>
-          <w:szCs w:val="28"/>
-          <w:lang w:val="en-US" w:eastAsia="zh-CN"/>
-        </w:rPr>
-        <w:t>”||</w:t>
+        <w:t>||【系统提示】获得 Happy End “端水大师”||</w:t>
       </w:r>
     </w:p>
     <w:sectPr>

--- a/Assets/Document/云熹约定项目文档/13.后续剧情/修罗场剧情文本/周杉&何行舟线/周杉&何行舟线.docx
+++ b/Assets/Document/云熹约定项目文档/13.后续剧情/修罗场剧情文本/周杉&何行舟线/周杉&何行舟线.docx
@@ -6782,7 +6782,7 @@
           <w:szCs w:val="28"/>
           <w:lang w:val="en-US" w:eastAsia="zh-CN"/>
         </w:rPr>
-        <w:t>||你推开浴室的门，灯没开，排风扇也没开，空气里有一股淡淡的潮气，混合着沐浴露的香味和另一种说不清的味道||</w:t>
+        <w:t>||推开浴室的门，灯没开，排风扇也没开，空气里有一股淡淡的潮气，混合着沐浴露的香味和另一种说不清的味道||</w:t>
       </w:r>
     </w:p>
     <w:p>
@@ -6881,6 +6881,8 @@
           <w:lang w:val="en-US" w:eastAsia="zh-CN"/>
         </w:rPr>
       </w:pPr>
+      <w:bookmarkStart w:id="0" w:name="_GoBack"/>
+      <w:bookmarkEnd w:id="0"/>
     </w:p>
     <w:p>
       <w:pPr>
@@ -8145,7 +8147,7 @@
           <w:szCs w:val="28"/>
           <w:lang w:val="en-US" w:eastAsia="zh-CN"/>
         </w:rPr>
-        <w:t>||床垫扯开，露出了床板，床板上绑着一个人||</w:t>
+        <w:t>||床垫扯开，露出了床板，床板下绑着一个人||</w:t>
       </w:r>
     </w:p>
     <w:p>
@@ -10595,8 +10597,6 @@
         </w:rPr>
         <w:t>下楼</w:t>
       </w:r>
-      <w:bookmarkStart w:id="0" w:name="_GoBack"/>
-      <w:bookmarkEnd w:id="0"/>
       <w:r>
         <w:rPr>
           <w:rFonts w:hint="eastAsia"/>
